--- a/fuentes/228145_CF1_DU.docx
+++ b/fuentes/228145_CF1_DU.docx
@@ -1,6 +1,6 @@
 
 <file path=word/document.xml><?xml version="1.0" encoding="utf-8"?>
-<w:document xmlns:wpc="http://schemas.microsoft.com/office/word/2010/wordprocessingCanvas" xmlns:cx="http://schemas.microsoft.com/office/drawing/2014/chartex" xmlns:cx1="http://schemas.microsoft.com/office/drawing/2015/9/8/chartex" xmlns:cx2="http://schemas.microsoft.com/office/drawing/2015/10/21/chartex" xmlns:cx3="http://schemas.microsoft.com/office/drawing/2016/5/9/chartex" xmlns:cx4="http://schemas.microsoft.com/office/drawing/2016/5/10/chartex" xmlns:cx5="http://schemas.microsoft.com/office/drawing/2016/5/11/chartex" xmlns:cx6="http://schemas.microsoft.com/office/drawing/2016/5/12/chartex" xmlns:cx7="http://schemas.microsoft.com/office/drawing/2016/5/13/chartex" xmlns:cx8="http://schemas.microsoft.com/office/drawing/2016/5/14/chartex" xmlns:mc="http://schemas.openxmlformats.org/markup-compatibility/2006" xmlns:aink="http://schemas.microsoft.com/office/drawing/2016/ink" xmlns:am3d="http://schemas.microsoft.com/office/drawing/2017/model3d" xmlns:o="urn:schemas-microsoft-com:office:office" xmlns:r="http://schemas.openxmlformats.org/officeDocument/2006/relationships" xmlns:m="http://schemas.openxmlformats.org/officeDocument/2006/math" xmlns:v="urn:schemas-microsoft-com:vml" xmlns:wp14="http://schemas.microsoft.com/office/word/2010/wordprocessingDrawing" xmlns:wp="http://schemas.openxmlformats.org/drawingml/2006/wordprocessingDrawing" xmlns:w10="urn:schemas-microsoft-com:office:word" xmlns:w="http://schemas.openxmlformats.org/wordprocessingml/2006/main" xmlns:w14="http://schemas.microsoft.com/office/word/2010/wordml" xmlns:w15="http://schemas.microsoft.com/office/word/2012/wordml" xmlns:w16cid="http://schemas.microsoft.com/office/word/2016/wordml/cid" xmlns:w16se="http://schemas.microsoft.com/office/word/2015/wordml/symex" xmlns:wpg="http://schemas.microsoft.com/office/word/2010/wordprocessingGroup" xmlns:wpi="http://schemas.microsoft.com/office/word/2010/wordprocessingInk" xmlns:wne="http://schemas.microsoft.com/office/word/2006/wordml" xmlns:wps="http://schemas.microsoft.com/office/word/2010/wordprocessingShape" xmlns:a="http://schemas.openxmlformats.org/drawingml/2006/main" xmlns:adec="http://schemas.microsoft.com/office/drawing/2017/decorative" xmlns:pic="http://schemas.openxmlformats.org/drawingml/2006/picture" xmlns:a14="http://schemas.microsoft.com/office/drawing/2010/main" mc:Ignorable="w14 w15 w16se w16cid wp14">
+<w:document xmlns:wpc="http://schemas.microsoft.com/office/word/2010/wordprocessingCanvas" xmlns:cx="http://schemas.microsoft.com/office/drawing/2014/chartex" xmlns:cx1="http://schemas.microsoft.com/office/drawing/2015/9/8/chartex" xmlns:cx2="http://schemas.microsoft.com/office/drawing/2015/10/21/chartex" xmlns:cx3="http://schemas.microsoft.com/office/drawing/2016/5/9/chartex" xmlns:cx4="http://schemas.microsoft.com/office/drawing/2016/5/10/chartex" xmlns:cx5="http://schemas.microsoft.com/office/drawing/2016/5/11/chartex" xmlns:cx6="http://schemas.microsoft.com/office/drawing/2016/5/12/chartex" xmlns:cx7="http://schemas.microsoft.com/office/drawing/2016/5/13/chartex" xmlns:cx8="http://schemas.microsoft.com/office/drawing/2016/5/14/chartex" xmlns:mc="http://schemas.openxmlformats.org/markup-compatibility/2006" xmlns:aink="http://schemas.microsoft.com/office/drawing/2016/ink" xmlns:am3d="http://schemas.microsoft.com/office/drawing/2017/model3d" xmlns:o="urn:schemas-microsoft-com:office:office" xmlns:r="http://schemas.openxmlformats.org/officeDocument/2006/relationships" xmlns:m="http://schemas.openxmlformats.org/officeDocument/2006/math" xmlns:v="urn:schemas-microsoft-com:vml" xmlns:wp14="http://schemas.microsoft.com/office/word/2010/wordprocessingDrawing" xmlns:wp="http://schemas.openxmlformats.org/drawingml/2006/wordprocessingDrawing" xmlns:w10="urn:schemas-microsoft-com:office:word" xmlns:w="http://schemas.openxmlformats.org/wordprocessingml/2006/main" xmlns:w14="http://schemas.microsoft.com/office/word/2010/wordml" xmlns:w15="http://schemas.microsoft.com/office/word/2012/wordml" xmlns:w16cid="http://schemas.microsoft.com/office/word/2016/wordml/cid" xmlns:w16se="http://schemas.microsoft.com/office/word/2015/wordml/symex" xmlns:wpg="http://schemas.microsoft.com/office/word/2010/wordprocessingGroup" xmlns:wpi="http://schemas.microsoft.com/office/word/2010/wordprocessingInk" xmlns:wne="http://schemas.microsoft.com/office/word/2006/wordml" xmlns:wps="http://schemas.microsoft.com/office/word/2010/wordprocessingShape" mc:Ignorable="w14 w15 w16se w16cid wp14">
   <w:body>
     <w:p>
       <w:r>
@@ -215,7 +215,7 @@
           </mc:Choice>
           <mc:Fallback xmlns:w16sdtdh="http://schemas.microsoft.com/office/word/2020/wordml/sdtdatahash" xmlns:w16="http://schemas.microsoft.com/office/word/2018/wordml" xmlns:w16cex="http://schemas.microsoft.com/office/word/2018/wordml/cex">
             <w:pict>
-              <v:rect id="Rectángulo 4" style="position:absolute;margin-left:-55.7pt;margin-top:29pt;width:613.85pt;height:204pt;z-index:-251659776;visibility:visible;mso-wrap-style:square;mso-width-percent:0;mso-height-percent:0;mso-wrap-distance-left:9pt;mso-wrap-distance-top:0;mso-wrap-distance-right:9pt;mso-wrap-distance-bottom:0;mso-position-horizontal:absolute;mso-position-horizontal-relative:text;mso-position-vertical:absolute;mso-position-vertical-relative:text;mso-width-percent:0;mso-height-percent:0;mso-width-relative:page;mso-height-relative:margin;v-text-anchor:middle" o:spid="_x0000_s1026" fillcolor="#00314d" stroked="f" strokeweight="1pt" w14:anchorId="5C6229C9" o:gfxdata="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"/>
+              <v:rect w14:anchorId="5C6229C9" id="Rectángulo 4" o:spid="_x0000_s1026" style="position:absolute;margin-left:-55.7pt;margin-top:29pt;width:613.85pt;height:204pt;z-index:-251659776;visibility:visible;mso-wrap-style:square;mso-width-percent:0;mso-height-percent:0;mso-wrap-distance-left:9pt;mso-wrap-distance-top:0;mso-wrap-distance-right:9pt;mso-wrap-distance-bottom:0;mso-position-horizontal:absolute;mso-position-horizontal-relative:text;mso-position-vertical:absolute;mso-position-vertical-relative:text;mso-width-percent:0;mso-height-percent:0;mso-width-relative:page;mso-height-relative:margin;v-text-anchor:middle" o:gfxdata="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" fillcolor="#00314d" stroked="f" strokeweight="1pt"/>
             </w:pict>
           </mc:Fallback>
         </mc:AlternateContent>
@@ -324,11 +324,11 @@
           </mc:Choice>
           <mc:Fallback>
             <w:pict>
-              <v:shapetype id="_x0000_t202" coordsize="21600,21600" o:spt="202" path="m,l,21600r21600,l21600,xe" w14:anchorId="5E459EE6">
+              <v:shapetype w14:anchorId="5E459EE6" id="_x0000_t202" coordsize="21600,21600" o:spt="202" path="m,l,21600r21600,l21600,xe">
                 <v:stroke joinstyle="miter"/>
                 <v:path gradientshapeok="t" o:connecttype="rect"/>
               </v:shapetype>
-              <v:shape id="Cuadro de texto 2" style="position:absolute;left:0;text-align:left;margin-left:-20.7pt;margin-top:22pt;width:488.95pt;height:146.25pt;z-index:251657728;visibility:visible;mso-wrap-style:square;mso-width-percent:0;mso-height-percent:0;mso-wrap-distance-left:9pt;mso-wrap-distance-top:3.6pt;mso-wrap-distance-right:9pt;mso-wrap-distance-bottom:3.6pt;mso-position-horizontal:absolute;mso-position-horizontal-relative:text;mso-position-vertical:absolute;mso-position-vertical-relative:text;mso-width-percent:0;mso-height-percent:0;mso-width-relative:margin;mso-height-relative:margin;v-text-anchor:top" o:spid="_x0000_s1026" filled="f" stroked="f" type="#_x0000_t202" o:gfxdata="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">
+              <v:shape id="Cuadro de texto 2" o:spid="_x0000_s1026" type="#_x0000_t202" style="position:absolute;left:0;text-align:left;margin-left:-20.7pt;margin-top:22pt;width:488.95pt;height:146.25pt;z-index:251657728;visibility:visible;mso-wrap-style:square;mso-width-percent:0;mso-height-percent:0;mso-wrap-distance-left:9pt;mso-wrap-distance-top:3.6pt;mso-wrap-distance-right:9pt;mso-wrap-distance-bottom:3.6pt;mso-position-horizontal:absolute;mso-position-horizontal-relative:text;mso-position-vertical:absolute;mso-position-vertical-relative:text;mso-width-percent:0;mso-height-percent:0;mso-width-relative:margin;mso-height-relative:margin;v-text-anchor:top" o:gfxdata="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" filled="f" stroked="f">
                 <v:textbox>
                   <w:txbxContent>
                     <w:p>
@@ -444,7 +444,7 @@
     <w:p>
       <w:pPr>
         <w:pBdr>
-          <w:bottom w:val="single" w:color="auto" w:sz="12" w:space="1"/>
+          <w:bottom w:val="single" w:sz="12" w:space="1" w:color="auto"/>
         </w:pBdr>
         <w:rPr>
           <w:bCs/>
@@ -478,7 +478,7 @@
     <w:p>
       <w:pPr>
         <w:pBdr>
-          <w:bottom w:val="single" w:color="auto" w:sz="12" w:space="1"/>
+          <w:bottom w:val="single" w:sz="12" w:space="1" w:color="auto"/>
         </w:pBdr>
         <w:rPr>
           <w:color w:val="000000"/>
@@ -540,7 +540,7 @@
           <w:tab w:val="right" w:leader="dot" w:pos="9962"/>
         </w:tabs>
         <w:rPr>
-          <w:rFonts w:asciiTheme="minorHAnsi" w:hAnsiTheme="minorHAnsi" w:eastAsiaTheme="minorEastAsia" w:cstheme="minorBidi"/>
+          <w:rFonts w:asciiTheme="minorHAnsi" w:eastAsiaTheme="minorEastAsia" w:hAnsiTheme="minorHAnsi" w:cstheme="minorBidi"/>
           <w:noProof/>
           <w:kern w:val="0"/>
           <w:sz w:val="22"/>
@@ -565,7 +565,7 @@
         </w:rPr>
         <w:fldChar w:fldCharType="separate"/>
       </w:r>
-      <w:hyperlink w:history="1" w:anchor="_Toc229684981">
+      <w:hyperlink w:anchor="_Toc229684981" w:history="1">
         <w:r>
           <w:rPr>
             <w:rStyle w:val="Hipervnculo"/>
@@ -631,14 +631,14 @@
           <w:tab w:val="right" w:leader="dot" w:pos="9962"/>
         </w:tabs>
         <w:rPr>
-          <w:rFonts w:asciiTheme="minorHAnsi" w:hAnsiTheme="minorHAnsi" w:eastAsiaTheme="minorEastAsia" w:cstheme="minorBidi"/>
+          <w:rFonts w:asciiTheme="minorHAnsi" w:eastAsiaTheme="minorEastAsia" w:hAnsiTheme="minorHAnsi" w:cstheme="minorBidi"/>
           <w:noProof/>
           <w:kern w:val="0"/>
           <w:sz w:val="22"/>
           <w:lang w:eastAsia="es-CO"/>
         </w:rPr>
       </w:pPr>
-      <w:hyperlink w:history="1" w:anchor="_Toc229684982">
+      <w:hyperlink w:anchor="_Toc229684982" w:history="1">
         <w:r>
           <w:rPr>
             <w:rStyle w:val="Hipervnculo"/>
@@ -648,7 +648,7 @@
         </w:r>
         <w:r>
           <w:rPr>
-            <w:rFonts w:asciiTheme="minorHAnsi" w:hAnsiTheme="minorHAnsi" w:eastAsiaTheme="minorEastAsia" w:cstheme="minorBidi"/>
+            <w:rFonts w:asciiTheme="minorHAnsi" w:eastAsiaTheme="minorEastAsia" w:hAnsiTheme="minorHAnsi" w:cstheme="minorBidi"/>
             <w:noProof/>
             <w:kern w:val="0"/>
             <w:sz w:val="22"/>
@@ -730,14 +730,14 @@
           <w:tab w:val="right" w:leader="dot" w:pos="9962"/>
         </w:tabs>
         <w:rPr>
-          <w:rFonts w:asciiTheme="minorHAnsi" w:hAnsiTheme="minorHAnsi" w:eastAsiaTheme="minorEastAsia" w:cstheme="minorBidi"/>
+          <w:rFonts w:asciiTheme="minorHAnsi" w:eastAsiaTheme="minorEastAsia" w:hAnsiTheme="minorHAnsi" w:cstheme="minorBidi"/>
           <w:noProof/>
           <w:kern w:val="0"/>
           <w:sz w:val="22"/>
           <w:lang w:eastAsia="es-CO"/>
         </w:rPr>
       </w:pPr>
-      <w:hyperlink w:history="1" w:anchor="_Toc229684983">
+      <w:hyperlink w:anchor="_Toc229684983" w:history="1">
         <w:r>
           <w:rPr>
             <w:rStyle w:val="Hipervnculo"/>
@@ -747,7 +747,7 @@
         </w:r>
         <w:r>
           <w:rPr>
-            <w:rFonts w:asciiTheme="minorHAnsi" w:hAnsiTheme="minorHAnsi" w:eastAsiaTheme="minorEastAsia" w:cstheme="minorBidi"/>
+            <w:rFonts w:asciiTheme="minorHAnsi" w:eastAsiaTheme="minorEastAsia" w:hAnsiTheme="minorHAnsi" w:cstheme="minorBidi"/>
             <w:noProof/>
             <w:kern w:val="0"/>
             <w:sz w:val="22"/>
@@ -820,14 +820,14 @@
           <w:tab w:val="right" w:leader="dot" w:pos="9962"/>
         </w:tabs>
         <w:rPr>
-          <w:rFonts w:asciiTheme="minorHAnsi" w:hAnsiTheme="minorHAnsi" w:eastAsiaTheme="minorEastAsia" w:cstheme="minorBidi"/>
+          <w:rFonts w:asciiTheme="minorHAnsi" w:eastAsiaTheme="minorEastAsia" w:hAnsiTheme="minorHAnsi" w:cstheme="minorBidi"/>
           <w:noProof/>
           <w:kern w:val="0"/>
           <w:sz w:val="22"/>
           <w:lang w:eastAsia="es-CO"/>
         </w:rPr>
       </w:pPr>
-      <w:hyperlink w:history="1" w:anchor="_Toc229684984">
+      <w:hyperlink w:anchor="_Toc229684984" w:history="1">
         <w:r>
           <w:rPr>
             <w:rStyle w:val="Hipervnculo"/>
@@ -837,7 +837,7 @@
         </w:r>
         <w:r>
           <w:rPr>
-            <w:rFonts w:asciiTheme="minorHAnsi" w:hAnsiTheme="minorHAnsi" w:eastAsiaTheme="minorEastAsia" w:cstheme="minorBidi"/>
+            <w:rFonts w:asciiTheme="minorHAnsi" w:eastAsiaTheme="minorEastAsia" w:hAnsiTheme="minorHAnsi" w:cstheme="minorBidi"/>
             <w:noProof/>
             <w:kern w:val="0"/>
             <w:sz w:val="22"/>
@@ -910,14 +910,14 @@
           <w:tab w:val="right" w:leader="dot" w:pos="9962"/>
         </w:tabs>
         <w:rPr>
-          <w:rFonts w:asciiTheme="minorHAnsi" w:hAnsiTheme="minorHAnsi" w:eastAsiaTheme="minorEastAsia" w:cstheme="minorBidi"/>
+          <w:rFonts w:asciiTheme="minorHAnsi" w:eastAsiaTheme="minorEastAsia" w:hAnsiTheme="minorHAnsi" w:cstheme="minorBidi"/>
           <w:noProof/>
           <w:kern w:val="0"/>
           <w:sz w:val="22"/>
           <w:lang w:eastAsia="es-CO"/>
         </w:rPr>
       </w:pPr>
-      <w:hyperlink w:history="1" w:anchor="_Toc229684985">
+      <w:hyperlink w:anchor="_Toc229684985" w:history="1">
         <w:r>
           <w:rPr>
             <w:rStyle w:val="Hipervnculo"/>
@@ -927,7 +927,7 @@
         </w:r>
         <w:r>
           <w:rPr>
-            <w:rFonts w:asciiTheme="minorHAnsi" w:hAnsiTheme="minorHAnsi" w:eastAsiaTheme="minorEastAsia" w:cstheme="minorBidi"/>
+            <w:rFonts w:asciiTheme="minorHAnsi" w:eastAsiaTheme="minorEastAsia" w:hAnsiTheme="minorHAnsi" w:cstheme="minorBidi"/>
             <w:noProof/>
             <w:kern w:val="0"/>
             <w:sz w:val="22"/>
@@ -1009,14 +1009,14 @@
           <w:tab w:val="right" w:leader="dot" w:pos="9962"/>
         </w:tabs>
         <w:rPr>
-          <w:rFonts w:asciiTheme="minorHAnsi" w:hAnsiTheme="minorHAnsi" w:eastAsiaTheme="minorEastAsia" w:cstheme="minorBidi"/>
+          <w:rFonts w:asciiTheme="minorHAnsi" w:eastAsiaTheme="minorEastAsia" w:hAnsiTheme="minorHAnsi" w:cstheme="minorBidi"/>
           <w:noProof/>
           <w:kern w:val="0"/>
           <w:sz w:val="22"/>
           <w:lang w:eastAsia="es-CO"/>
         </w:rPr>
       </w:pPr>
-      <w:hyperlink w:history="1" w:anchor="_Toc229684987">
+      <w:hyperlink w:anchor="_Toc229684987" w:history="1">
         <w:r>
           <w:rPr>
             <w:rStyle w:val="Hipervnculo"/>
@@ -1026,7 +1026,7 @@
         </w:r>
         <w:r>
           <w:rPr>
-            <w:rFonts w:asciiTheme="minorHAnsi" w:hAnsiTheme="minorHAnsi" w:eastAsiaTheme="minorEastAsia" w:cstheme="minorBidi"/>
+            <w:rFonts w:asciiTheme="minorHAnsi" w:eastAsiaTheme="minorEastAsia" w:hAnsiTheme="minorHAnsi" w:cstheme="minorBidi"/>
             <w:noProof/>
             <w:kern w:val="0"/>
             <w:sz w:val="22"/>
@@ -1108,14 +1108,14 @@
           <w:tab w:val="right" w:leader="dot" w:pos="9962"/>
         </w:tabs>
         <w:rPr>
-          <w:rFonts w:asciiTheme="minorHAnsi" w:hAnsiTheme="minorHAnsi" w:eastAsiaTheme="minorEastAsia" w:cstheme="minorBidi"/>
+          <w:rFonts w:asciiTheme="minorHAnsi" w:eastAsiaTheme="minorEastAsia" w:hAnsiTheme="minorHAnsi" w:cstheme="minorBidi"/>
           <w:noProof/>
           <w:kern w:val="0"/>
           <w:sz w:val="22"/>
           <w:lang w:eastAsia="es-CO"/>
         </w:rPr>
       </w:pPr>
-      <w:hyperlink w:history="1" w:anchor="_Toc229684988">
+      <w:hyperlink w:anchor="_Toc229684988" w:history="1">
         <w:r>
           <w:rPr>
             <w:rStyle w:val="Hipervnculo"/>
@@ -1125,7 +1125,7 @@
         </w:r>
         <w:r>
           <w:rPr>
-            <w:rFonts w:asciiTheme="minorHAnsi" w:hAnsiTheme="minorHAnsi" w:eastAsiaTheme="minorEastAsia" w:cstheme="minorBidi"/>
+            <w:rFonts w:asciiTheme="minorHAnsi" w:eastAsiaTheme="minorEastAsia" w:hAnsiTheme="minorHAnsi" w:cstheme="minorBidi"/>
             <w:noProof/>
             <w:kern w:val="0"/>
             <w:sz w:val="22"/>
@@ -1198,14 +1198,14 @@
           <w:tab w:val="right" w:leader="dot" w:pos="9962"/>
         </w:tabs>
         <w:rPr>
-          <w:rFonts w:asciiTheme="minorHAnsi" w:hAnsiTheme="minorHAnsi" w:eastAsiaTheme="minorEastAsia" w:cstheme="minorBidi"/>
+          <w:rFonts w:asciiTheme="minorHAnsi" w:eastAsiaTheme="minorEastAsia" w:hAnsiTheme="minorHAnsi" w:cstheme="minorBidi"/>
           <w:noProof/>
           <w:kern w:val="0"/>
           <w:sz w:val="22"/>
           <w:lang w:eastAsia="es-CO"/>
         </w:rPr>
       </w:pPr>
-      <w:hyperlink w:history="1" w:anchor="_Toc229684989">
+      <w:hyperlink w:anchor="_Toc229684989" w:history="1">
         <w:r>
           <w:rPr>
             <w:rStyle w:val="Hipervnculo"/>
@@ -1215,7 +1215,7 @@
         </w:r>
         <w:r>
           <w:rPr>
-            <w:rFonts w:asciiTheme="minorHAnsi" w:hAnsiTheme="minorHAnsi" w:eastAsiaTheme="minorEastAsia" w:cstheme="minorBidi"/>
+            <w:rFonts w:asciiTheme="minorHAnsi" w:eastAsiaTheme="minorEastAsia" w:hAnsiTheme="minorHAnsi" w:cstheme="minorBidi"/>
             <w:noProof/>
             <w:kern w:val="0"/>
             <w:sz w:val="22"/>
@@ -1297,14 +1297,14 @@
           <w:tab w:val="right" w:leader="dot" w:pos="9962"/>
         </w:tabs>
         <w:rPr>
-          <w:rFonts w:asciiTheme="minorHAnsi" w:hAnsiTheme="minorHAnsi" w:eastAsiaTheme="minorEastAsia" w:cstheme="minorBidi"/>
+          <w:rFonts w:asciiTheme="minorHAnsi" w:eastAsiaTheme="minorEastAsia" w:hAnsiTheme="minorHAnsi" w:cstheme="minorBidi"/>
           <w:noProof/>
           <w:kern w:val="0"/>
           <w:sz w:val="22"/>
           <w:lang w:eastAsia="es-CO"/>
         </w:rPr>
       </w:pPr>
-      <w:hyperlink w:history="1" w:anchor="_Toc229684991">
+      <w:hyperlink w:anchor="_Toc229684991" w:history="1">
         <w:r>
           <w:rPr>
             <w:rStyle w:val="Hipervnculo"/>
@@ -1314,7 +1314,7 @@
         </w:r>
         <w:r>
           <w:rPr>
-            <w:rFonts w:asciiTheme="minorHAnsi" w:hAnsiTheme="minorHAnsi" w:eastAsiaTheme="minorEastAsia" w:cstheme="minorBidi"/>
+            <w:rFonts w:asciiTheme="minorHAnsi" w:eastAsiaTheme="minorEastAsia" w:hAnsiTheme="minorHAnsi" w:cstheme="minorBidi"/>
             <w:noProof/>
             <w:kern w:val="0"/>
             <w:sz w:val="22"/>
@@ -1387,14 +1387,14 @@
           <w:tab w:val="right" w:leader="dot" w:pos="9962"/>
         </w:tabs>
         <w:rPr>
-          <w:rFonts w:asciiTheme="minorHAnsi" w:hAnsiTheme="minorHAnsi" w:eastAsiaTheme="minorEastAsia" w:cstheme="minorBidi"/>
+          <w:rFonts w:asciiTheme="minorHAnsi" w:eastAsiaTheme="minorEastAsia" w:hAnsiTheme="minorHAnsi" w:cstheme="minorBidi"/>
           <w:noProof/>
           <w:kern w:val="0"/>
           <w:sz w:val="22"/>
           <w:lang w:eastAsia="es-CO"/>
         </w:rPr>
       </w:pPr>
-      <w:hyperlink w:history="1" w:anchor="_Toc229684992">
+      <w:hyperlink w:anchor="_Toc229684992" w:history="1">
         <w:r>
           <w:rPr>
             <w:rStyle w:val="Hipervnculo"/>
@@ -1404,7 +1404,7 @@
         </w:r>
         <w:r>
           <w:rPr>
-            <w:rFonts w:asciiTheme="minorHAnsi" w:hAnsiTheme="minorHAnsi" w:eastAsiaTheme="minorEastAsia" w:cstheme="minorBidi"/>
+            <w:rFonts w:asciiTheme="minorHAnsi" w:eastAsiaTheme="minorEastAsia" w:hAnsiTheme="minorHAnsi" w:cstheme="minorBidi"/>
             <w:noProof/>
             <w:kern w:val="0"/>
             <w:sz w:val="22"/>
@@ -1478,14 +1478,14 @@
         </w:tabs>
         <w:ind w:left="709" w:firstLine="280"/>
         <w:rPr>
-          <w:rFonts w:asciiTheme="minorHAnsi" w:hAnsiTheme="minorHAnsi" w:eastAsiaTheme="minorEastAsia" w:cstheme="minorBidi"/>
+          <w:rFonts w:asciiTheme="minorHAnsi" w:eastAsiaTheme="minorEastAsia" w:hAnsiTheme="minorHAnsi" w:cstheme="minorBidi"/>
           <w:noProof/>
           <w:kern w:val="0"/>
           <w:sz w:val="22"/>
           <w:lang w:eastAsia="es-CO"/>
         </w:rPr>
       </w:pPr>
-      <w:hyperlink w:history="1" w:anchor="_Toc229684994">
+      <w:hyperlink w:anchor="_Toc229684994" w:history="1">
         <w:r>
           <w:rPr>
             <w:rStyle w:val="Hipervnculo"/>
@@ -1495,7 +1495,7 @@
         </w:r>
         <w:r>
           <w:rPr>
-            <w:rFonts w:asciiTheme="minorHAnsi" w:hAnsiTheme="minorHAnsi" w:eastAsiaTheme="minorEastAsia" w:cstheme="minorBidi"/>
+            <w:rFonts w:asciiTheme="minorHAnsi" w:eastAsiaTheme="minorEastAsia" w:hAnsiTheme="minorHAnsi" w:cstheme="minorBidi"/>
             <w:noProof/>
             <w:kern w:val="0"/>
             <w:sz w:val="22"/>
@@ -1568,14 +1568,14 @@
           <w:tab w:val="right" w:leader="dot" w:pos="9962"/>
         </w:tabs>
         <w:rPr>
-          <w:rFonts w:asciiTheme="minorHAnsi" w:hAnsiTheme="minorHAnsi" w:eastAsiaTheme="minorEastAsia" w:cstheme="minorBidi"/>
+          <w:rFonts w:asciiTheme="minorHAnsi" w:eastAsiaTheme="minorEastAsia" w:hAnsiTheme="minorHAnsi" w:cstheme="minorBidi"/>
           <w:noProof/>
           <w:kern w:val="0"/>
           <w:sz w:val="22"/>
           <w:lang w:eastAsia="es-CO"/>
         </w:rPr>
       </w:pPr>
-      <w:hyperlink w:history="1" w:anchor="_Toc229684995">
+      <w:hyperlink w:anchor="_Toc229684995" w:history="1">
         <w:r>
           <w:rPr>
             <w:rStyle w:val="Hipervnculo"/>
@@ -1585,7 +1585,7 @@
         </w:r>
         <w:r>
           <w:rPr>
-            <w:rFonts w:asciiTheme="minorHAnsi" w:hAnsiTheme="minorHAnsi" w:eastAsiaTheme="minorEastAsia" w:cstheme="minorBidi"/>
+            <w:rFonts w:asciiTheme="minorHAnsi" w:eastAsiaTheme="minorEastAsia" w:hAnsiTheme="minorHAnsi" w:cstheme="minorBidi"/>
             <w:noProof/>
             <w:kern w:val="0"/>
             <w:sz w:val="22"/>
@@ -1667,14 +1667,14 @@
           <w:tab w:val="right" w:leader="dot" w:pos="9962"/>
         </w:tabs>
         <w:rPr>
-          <w:rFonts w:asciiTheme="minorHAnsi" w:hAnsiTheme="minorHAnsi" w:eastAsiaTheme="minorEastAsia" w:cstheme="minorBidi"/>
+          <w:rFonts w:asciiTheme="minorHAnsi" w:eastAsiaTheme="minorEastAsia" w:hAnsiTheme="minorHAnsi" w:cstheme="minorBidi"/>
           <w:noProof/>
           <w:kern w:val="0"/>
           <w:sz w:val="22"/>
           <w:lang w:eastAsia="es-CO"/>
         </w:rPr>
       </w:pPr>
-      <w:hyperlink w:history="1" w:anchor="_Toc229684996">
+      <w:hyperlink w:anchor="_Toc229684996" w:history="1">
         <w:r>
           <w:rPr>
             <w:rStyle w:val="Hipervnculo"/>
@@ -1684,7 +1684,7 @@
         </w:r>
         <w:r>
           <w:rPr>
-            <w:rFonts w:asciiTheme="minorHAnsi" w:hAnsiTheme="minorHAnsi" w:eastAsiaTheme="minorEastAsia" w:cstheme="minorBidi"/>
+            <w:rFonts w:asciiTheme="minorHAnsi" w:eastAsiaTheme="minorEastAsia" w:hAnsiTheme="minorHAnsi" w:cstheme="minorBidi"/>
             <w:noProof/>
             <w:kern w:val="0"/>
             <w:sz w:val="22"/>
@@ -1757,14 +1757,14 @@
           <w:tab w:val="right" w:leader="dot" w:pos="9962"/>
         </w:tabs>
         <w:rPr>
-          <w:rFonts w:asciiTheme="minorHAnsi" w:hAnsiTheme="minorHAnsi" w:eastAsiaTheme="minorEastAsia" w:cstheme="minorBidi"/>
+          <w:rFonts w:asciiTheme="minorHAnsi" w:eastAsiaTheme="minorEastAsia" w:hAnsiTheme="minorHAnsi" w:cstheme="minorBidi"/>
           <w:noProof/>
           <w:kern w:val="0"/>
           <w:sz w:val="22"/>
           <w:lang w:eastAsia="es-CO"/>
         </w:rPr>
       </w:pPr>
-      <w:hyperlink w:history="1" w:anchor="_Toc229684997">
+      <w:hyperlink w:anchor="_Toc229684997" w:history="1">
         <w:r>
           <w:rPr>
             <w:rStyle w:val="Hipervnculo"/>
@@ -1774,7 +1774,7 @@
         </w:r>
         <w:r>
           <w:rPr>
-            <w:rFonts w:asciiTheme="minorHAnsi" w:hAnsiTheme="minorHAnsi" w:eastAsiaTheme="minorEastAsia" w:cstheme="minorBidi"/>
+            <w:rFonts w:asciiTheme="minorHAnsi" w:eastAsiaTheme="minorEastAsia" w:hAnsiTheme="minorHAnsi" w:cstheme="minorBidi"/>
             <w:noProof/>
             <w:kern w:val="0"/>
             <w:sz w:val="22"/>
@@ -1847,14 +1847,14 @@
           <w:tab w:val="right" w:leader="dot" w:pos="9962"/>
         </w:tabs>
         <w:rPr>
-          <w:rFonts w:asciiTheme="minorHAnsi" w:hAnsiTheme="minorHAnsi" w:eastAsiaTheme="minorEastAsia" w:cstheme="minorBidi"/>
+          <w:rFonts w:asciiTheme="minorHAnsi" w:eastAsiaTheme="minorEastAsia" w:hAnsiTheme="minorHAnsi" w:cstheme="minorBidi"/>
           <w:noProof/>
           <w:kern w:val="0"/>
           <w:sz w:val="22"/>
           <w:lang w:eastAsia="es-CO"/>
         </w:rPr>
       </w:pPr>
-      <w:hyperlink w:history="1" w:anchor="_Toc229684999">
+      <w:hyperlink w:anchor="_Toc229684999" w:history="1">
         <w:r>
           <w:rPr>
             <w:rStyle w:val="Hipervnculo"/>
@@ -1864,7 +1864,7 @@
         </w:r>
         <w:r>
           <w:rPr>
-            <w:rFonts w:asciiTheme="minorHAnsi" w:hAnsiTheme="minorHAnsi" w:eastAsiaTheme="minorEastAsia" w:cstheme="minorBidi"/>
+            <w:rFonts w:asciiTheme="minorHAnsi" w:eastAsiaTheme="minorEastAsia" w:hAnsiTheme="minorHAnsi" w:cstheme="minorBidi"/>
             <w:noProof/>
             <w:kern w:val="0"/>
             <w:sz w:val="22"/>
@@ -1946,14 +1946,14 @@
           <w:tab w:val="right" w:leader="dot" w:pos="9962"/>
         </w:tabs>
         <w:rPr>
-          <w:rFonts w:asciiTheme="minorHAnsi" w:hAnsiTheme="minorHAnsi" w:eastAsiaTheme="minorEastAsia" w:cstheme="minorBidi"/>
+          <w:rFonts w:asciiTheme="minorHAnsi" w:eastAsiaTheme="minorEastAsia" w:hAnsiTheme="minorHAnsi" w:cstheme="minorBidi"/>
           <w:noProof/>
           <w:kern w:val="0"/>
           <w:sz w:val="22"/>
           <w:lang w:eastAsia="es-CO"/>
         </w:rPr>
       </w:pPr>
-      <w:hyperlink w:history="1" w:anchor="_Toc229685000">
+      <w:hyperlink w:anchor="_Toc229685000" w:history="1">
         <w:r>
           <w:rPr>
             <w:rStyle w:val="Hipervnculo"/>
@@ -1963,7 +1963,7 @@
         </w:r>
         <w:r>
           <w:rPr>
-            <w:rFonts w:asciiTheme="minorHAnsi" w:hAnsiTheme="minorHAnsi" w:eastAsiaTheme="minorEastAsia" w:cstheme="minorBidi"/>
+            <w:rFonts w:asciiTheme="minorHAnsi" w:eastAsiaTheme="minorEastAsia" w:hAnsiTheme="minorHAnsi" w:cstheme="minorBidi"/>
             <w:noProof/>
             <w:kern w:val="0"/>
             <w:sz w:val="22"/>
@@ -2035,14 +2035,14 @@
           <w:tab w:val="right" w:leader="dot" w:pos="9962"/>
         </w:tabs>
         <w:rPr>
-          <w:rFonts w:asciiTheme="minorHAnsi" w:hAnsiTheme="minorHAnsi" w:eastAsiaTheme="minorEastAsia" w:cstheme="minorBidi"/>
+          <w:rFonts w:asciiTheme="minorHAnsi" w:eastAsiaTheme="minorEastAsia" w:hAnsiTheme="minorHAnsi" w:cstheme="minorBidi"/>
           <w:noProof/>
           <w:kern w:val="0"/>
           <w:sz w:val="22"/>
           <w:lang w:eastAsia="es-CO"/>
         </w:rPr>
       </w:pPr>
-      <w:hyperlink w:history="1" w:anchor="_Toc229685001">
+      <w:hyperlink w:anchor="_Toc229685001" w:history="1">
         <w:r>
           <w:rPr>
             <w:rStyle w:val="Hipervnculo"/>
@@ -2107,14 +2107,14 @@
           <w:tab w:val="right" w:leader="dot" w:pos="9962"/>
         </w:tabs>
         <w:rPr>
-          <w:rFonts w:asciiTheme="minorHAnsi" w:hAnsiTheme="minorHAnsi" w:eastAsiaTheme="minorEastAsia" w:cstheme="minorBidi"/>
+          <w:rFonts w:asciiTheme="minorHAnsi" w:eastAsiaTheme="minorEastAsia" w:hAnsiTheme="minorHAnsi" w:cstheme="minorBidi"/>
           <w:noProof/>
           <w:kern w:val="0"/>
           <w:sz w:val="22"/>
           <w:lang w:eastAsia="es-CO"/>
         </w:rPr>
       </w:pPr>
-      <w:hyperlink w:history="1" w:anchor="_Toc229685002">
+      <w:hyperlink w:anchor="_Toc229685002" w:history="1">
         <w:r>
           <w:rPr>
             <w:rStyle w:val="Hipervnculo"/>
@@ -2179,14 +2179,14 @@
           <w:tab w:val="right" w:leader="dot" w:pos="9962"/>
         </w:tabs>
         <w:rPr>
-          <w:rFonts w:asciiTheme="minorHAnsi" w:hAnsiTheme="minorHAnsi" w:eastAsiaTheme="minorEastAsia" w:cstheme="minorBidi"/>
+          <w:rFonts w:asciiTheme="minorHAnsi" w:eastAsiaTheme="minorEastAsia" w:hAnsiTheme="minorHAnsi" w:cstheme="minorBidi"/>
           <w:noProof/>
           <w:kern w:val="0"/>
           <w:sz w:val="22"/>
           <w:lang w:eastAsia="es-CO"/>
         </w:rPr>
       </w:pPr>
-      <w:hyperlink w:history="1" w:anchor="_Toc229685003">
+      <w:hyperlink w:anchor="_Toc229685003" w:history="1">
         <w:r>
           <w:rPr>
             <w:rStyle w:val="Hipervnculo"/>
@@ -2252,14 +2252,14 @@
           <w:tab w:val="right" w:leader="dot" w:pos="9962"/>
         </w:tabs>
         <w:rPr>
-          <w:rFonts w:asciiTheme="minorHAnsi" w:hAnsiTheme="minorHAnsi" w:eastAsiaTheme="minorEastAsia" w:cstheme="minorBidi"/>
+          <w:rFonts w:asciiTheme="minorHAnsi" w:eastAsiaTheme="minorEastAsia" w:hAnsiTheme="minorHAnsi" w:cstheme="minorBidi"/>
           <w:noProof/>
           <w:kern w:val="0"/>
           <w:sz w:val="22"/>
           <w:lang w:eastAsia="es-CO"/>
         </w:rPr>
       </w:pPr>
-      <w:hyperlink w:history="1" w:anchor="_Toc229685004">
+      <w:hyperlink w:anchor="_Toc229685004" w:history="1">
         <w:r>
           <w:rPr>
             <w:rStyle w:val="Hipervnculo"/>
@@ -2328,8 +2328,8 @@
         <w:lastRenderedPageBreak/>
         <w:fldChar w:fldCharType="end"/>
       </w:r>
-      <w:bookmarkStart w:name="_Toc176443691" w:id="0"/>
-      <w:bookmarkStart w:name="_Toc229684981" w:id="1"/>
+      <w:bookmarkStart w:id="0" w:name="_Toc176443691"/>
+      <w:bookmarkStart w:id="1" w:name="_Toc229684981"/>
       <w:r>
         <w:t>Introducción</w:t>
       </w:r>
@@ -2677,7 +2677,7 @@
       <w:pPr>
         <w:pStyle w:val="Ttulo1"/>
       </w:pPr>
-      <w:bookmarkStart w:name="_Toc229684982" w:id="2"/>
+      <w:bookmarkStart w:id="2" w:name="_Toc229684982"/>
       <w:r>
         <w:lastRenderedPageBreak/>
         <w:t xml:space="preserve">Metodologías de desarrollo de </w:t>
@@ -3076,7 +3076,7 @@
       <w:pPr>
         <w:pStyle w:val="Ttulo2"/>
       </w:pPr>
-      <w:bookmarkStart w:name="_Toc229684983" w:id="3"/>
+      <w:bookmarkStart w:id="3" w:name="_Toc229684983"/>
       <w:r>
         <w:lastRenderedPageBreak/>
         <w:t>Metodologías ágiles y tradicionales</w:t>
@@ -4353,7 +4353,7 @@
       <w:pPr>
         <w:pStyle w:val="Ttulo2"/>
       </w:pPr>
-      <w:bookmarkStart w:name="_Toc229684984" w:id="4"/>
+      <w:bookmarkStart w:id="4" w:name="_Toc229684984"/>
       <w:r>
         <w:lastRenderedPageBreak/>
         <w:t>Características, ventajas y desventajas de las metodologías</w:t>
@@ -4852,8 +4852,6 @@
           <w:lang w:eastAsia="es-CO"/>
         </w:rPr>
       </w:pPr>
-      <w:bookmarkStart w:name="_GoBack" w:id="5"/>
-      <w:bookmarkEnd w:id="5"/>
     </w:p>
     <w:p>
       <w:pPr>
@@ -5940,7 +5938,7 @@
       <w:pPr>
         <w:pStyle w:val="Ttulo1"/>
       </w:pPr>
-      <w:bookmarkStart w:name="_Toc229684985" w:id="6"/>
+      <w:bookmarkStart w:id="5" w:name="_Toc229684985"/>
       <w:r>
         <w:lastRenderedPageBreak/>
         <w:t xml:space="preserve">Fundamentos de los requisitos de </w:t>
@@ -5951,7 +5949,7 @@
         </w:rPr>
         <w:t>software</w:t>
       </w:r>
-      <w:bookmarkEnd w:id="6"/>
+      <w:bookmarkEnd w:id="5"/>
     </w:p>
     <w:p>
       <w:pPr>
@@ -6258,24 +6256,24 @@
           <w:lang w:eastAsia="es-CO"/>
         </w:rPr>
       </w:pPr>
-      <w:bookmarkStart w:name="_Toc229684986" w:id="7"/>
+      <w:bookmarkStart w:id="6" w:name="_Toc229684986"/>
+      <w:bookmarkEnd w:id="6"/>
+    </w:p>
+    <w:p>
+      <w:pPr>
+        <w:pStyle w:val="Ttulo2"/>
+      </w:pPr>
+      <w:bookmarkStart w:id="7" w:name="_Toc229684987"/>
+      <w:r>
+        <w:t xml:space="preserve">Concepto de requisitos de </w:t>
+      </w:r>
+      <w:r>
+        <w:rPr>
+          <w:rStyle w:val="Extranjerismo"/>
+        </w:rPr>
+        <w:t>software</w:t>
+      </w:r>
       <w:bookmarkEnd w:id="7"/>
-    </w:p>
-    <w:p>
-      <w:pPr>
-        <w:pStyle w:val="Ttulo2"/>
-      </w:pPr>
-      <w:bookmarkStart w:name="_Toc229684987" w:id="8"/>
-      <w:r>
-        <w:t xml:space="preserve">Concepto de requisitos de </w:t>
-      </w:r>
-      <w:r>
-        <w:rPr>
-          <w:rStyle w:val="Extranjerismo"/>
-        </w:rPr>
-        <w:t>software</w:t>
-      </w:r>
-      <w:bookmarkEnd w:id="8"/>
     </w:p>
     <w:p>
       <w:pPr>
@@ -6872,11 +6870,11 @@
       <w:pPr>
         <w:pStyle w:val="Ttulo2"/>
       </w:pPr>
-      <w:bookmarkStart w:name="_Toc229684988" w:id="9"/>
+      <w:bookmarkStart w:id="8" w:name="_Toc229684988"/>
       <w:r>
         <w:t>Tipos y características de los requisitos</w:t>
       </w:r>
-      <w:bookmarkEnd w:id="9"/>
+      <w:bookmarkEnd w:id="8"/>
     </w:p>
     <w:p>
       <w:pPr>
@@ -7826,13 +7824,11 @@
               <w:t xml:space="preserve"> de</w:t>
             </w:r>
             <w:r>
-              <w:t xml:space="preserve"> respuesta &lt; 2 </w:t>
-            </w:r>
-            <w:proofErr w:type="spellStart"/>
-            <w:r>
-              <w:t>seg</w:t>
-            </w:r>
-            <w:proofErr w:type="spellEnd"/>
+              <w:t xml:space="preserve"> respuesta &lt; 2 seg</w:t>
+            </w:r>
+            <w:r>
+              <w:t>undos</w:t>
+            </w:r>
             <w:r>
               <w:t>. / 500 usuarios.</w:t>
             </w:r>
@@ -8584,7 +8580,7 @@
       <w:pPr>
         <w:pStyle w:val="Ttulo1"/>
       </w:pPr>
-      <w:bookmarkStart w:name="_Toc229684989" w:id="10"/>
+      <w:bookmarkStart w:id="9" w:name="_Toc229684989"/>
       <w:r>
         <w:lastRenderedPageBreak/>
         <w:t xml:space="preserve">Elicitación de requisitos de </w:t>
@@ -8595,7 +8591,7 @@
         </w:rPr>
         <w:t>software</w:t>
       </w:r>
-      <w:bookmarkEnd w:id="10"/>
+      <w:bookmarkEnd w:id="9"/>
     </w:p>
     <w:p>
       <w:pPr>
@@ -8723,18 +8719,18 @@
           <w:lang w:eastAsia="es-CO"/>
         </w:rPr>
       </w:pPr>
-      <w:bookmarkStart w:name="_Toc229684990" w:id="11"/>
+      <w:bookmarkStart w:id="10" w:name="_Toc229684990"/>
+      <w:bookmarkEnd w:id="10"/>
+    </w:p>
+    <w:p>
+      <w:pPr>
+        <w:pStyle w:val="Ttulo2"/>
+      </w:pPr>
+      <w:bookmarkStart w:id="11" w:name="_Toc229684991"/>
+      <w:r>
+        <w:t>Concepto y análisis de documentos</w:t>
+      </w:r>
       <w:bookmarkEnd w:id="11"/>
-    </w:p>
-    <w:p>
-      <w:pPr>
-        <w:pStyle w:val="Ttulo2"/>
-      </w:pPr>
-      <w:bookmarkStart w:name="_Toc229684991" w:id="12"/>
-      <w:r>
-        <w:t>Concepto y análisis de documentos</w:t>
-      </w:r>
-      <w:bookmarkEnd w:id="12"/>
     </w:p>
     <w:p>
       <w:pPr>
@@ -9188,12 +9184,12 @@
       <w:pPr>
         <w:pStyle w:val="Ttulo1"/>
       </w:pPr>
-      <w:bookmarkStart w:name="_Toc229684992" w:id="13"/>
+      <w:bookmarkStart w:id="12" w:name="_Toc229684992"/>
       <w:r>
         <w:lastRenderedPageBreak/>
         <w:t>Técnicas para la recolección de información</w:t>
       </w:r>
-      <w:bookmarkEnd w:id="13"/>
+      <w:bookmarkEnd w:id="12"/>
     </w:p>
     <w:p>
       <w:pPr>
@@ -9369,18 +9365,18 @@
           <w:lang w:eastAsia="es-CO"/>
         </w:rPr>
       </w:pPr>
-      <w:bookmarkStart w:name="_Toc229684993" w:id="14"/>
+      <w:bookmarkStart w:id="13" w:name="_Toc229684993"/>
+      <w:bookmarkEnd w:id="13"/>
+    </w:p>
+    <w:p>
+      <w:pPr>
+        <w:pStyle w:val="Ttulo2"/>
+      </w:pPr>
+      <w:bookmarkStart w:id="14" w:name="_Toc229684994"/>
+      <w:r>
+        <w:t>Técnicas de recolección de información basadas en interacción y observación</w:t>
+      </w:r>
       <w:bookmarkEnd w:id="14"/>
-    </w:p>
-    <w:p>
-      <w:pPr>
-        <w:pStyle w:val="Ttulo2"/>
-      </w:pPr>
-      <w:bookmarkStart w:name="_Toc229684994" w:id="15"/>
-      <w:r>
-        <w:t>Técnicas de recolección de información basadas en interacción y observación</w:t>
-      </w:r>
-      <w:bookmarkEnd w:id="15"/>
     </w:p>
     <w:p>
       <w:pPr>
@@ -9950,7 +9946,7 @@
       <w:pPr>
         <w:pStyle w:val="Ttulo2"/>
       </w:pPr>
-      <w:bookmarkStart w:name="_Toc229684995" w:id="16"/>
+      <w:bookmarkStart w:id="15" w:name="_Toc229684995"/>
       <w:r>
         <w:rPr>
           <w:rStyle w:val="Extranjerismo"/>
@@ -9960,7 +9956,7 @@
       <w:r>
         <w:t xml:space="preserve"> como técnica de recopilación de información</w:t>
       </w:r>
-      <w:bookmarkEnd w:id="16"/>
+      <w:bookmarkEnd w:id="15"/>
     </w:p>
     <w:p>
       <w:pPr>
@@ -10172,7 +10168,7 @@
         </w:drawing>
       </w:r>
     </w:p>
-    <w:bookmarkStart w:name="_Hlk161159634" w:id="17"/>
+    <w:bookmarkStart w:id="16" w:name="_Hlk161159634"/>
     <w:p>
       <w:pPr>
         <w:ind w:firstLine="0"/>
@@ -10354,7 +10350,7 @@
           </w:p>
         </w:tc>
       </w:tr>
-      <w:bookmarkEnd w:id="17"/>
+      <w:bookmarkEnd w:id="16"/>
     </w:tbl>
     <w:p/>
     <w:p>
@@ -11281,7 +11277,7 @@
       <w:pPr>
         <w:pStyle w:val="Ttulo2"/>
       </w:pPr>
-      <w:bookmarkStart w:name="_Toc229684996" w:id="18"/>
+      <w:bookmarkStart w:id="17" w:name="_Toc229684996"/>
       <w:r>
         <w:t xml:space="preserve">Talleres de Requisitos (JAD - </w:t>
       </w:r>
@@ -11309,7 +11305,7 @@
       <w:r>
         <w:t>)</w:t>
       </w:r>
-      <w:bookmarkEnd w:id="18"/>
+      <w:bookmarkEnd w:id="17"/>
     </w:p>
     <w:p>
       <w:r>
@@ -13456,12 +13452,12 @@
       <w:pPr>
         <w:pStyle w:val="Ttulo1"/>
       </w:pPr>
-      <w:bookmarkStart w:name="_Toc229684997" w:id="19"/>
+      <w:bookmarkStart w:id="18" w:name="_Toc229684997"/>
       <w:r>
         <w:lastRenderedPageBreak/>
         <w:t>Roles en el desarrollo y levantamiento de requisitos</w:t>
       </w:r>
-      <w:bookmarkEnd w:id="19"/>
+      <w:bookmarkEnd w:id="18"/>
     </w:p>
     <w:p>
       <w:r>
@@ -13515,24 +13511,24 @@
           <w:lang w:eastAsia="es-CO"/>
         </w:rPr>
       </w:pPr>
-      <w:bookmarkStart w:name="_Toc229684998" w:id="20"/>
+      <w:bookmarkStart w:id="19" w:name="_Toc229684998"/>
+      <w:bookmarkEnd w:id="19"/>
+    </w:p>
+    <w:p>
+      <w:pPr>
+        <w:pStyle w:val="Ttulo2"/>
+      </w:pPr>
+      <w:bookmarkStart w:id="20" w:name="_Toc229684999"/>
+      <w:r>
+        <w:t xml:space="preserve">Usuarios, actores y </w:t>
+      </w:r>
+      <w:r>
+        <w:rPr>
+          <w:rStyle w:val="Extranjerismo"/>
+        </w:rPr>
+        <w:t>stakeholders</w:t>
+      </w:r>
       <w:bookmarkEnd w:id="20"/>
-    </w:p>
-    <w:p>
-      <w:pPr>
-        <w:pStyle w:val="Ttulo2"/>
-      </w:pPr>
-      <w:bookmarkStart w:name="_Toc229684999" w:id="21"/>
-      <w:r>
-        <w:t xml:space="preserve">Usuarios, actores y </w:t>
-      </w:r>
-      <w:r>
-        <w:rPr>
-          <w:rStyle w:val="Extranjerismo"/>
-        </w:rPr>
-        <w:t>stakeholders</w:t>
-      </w:r>
-      <w:bookmarkEnd w:id="21"/>
     </w:p>
     <w:p>
       <w:r>
@@ -14093,11 +14089,11 @@
       <w:pPr>
         <w:pStyle w:val="Ttulo2"/>
       </w:pPr>
-      <w:bookmarkStart w:name="_Toc229685000" w:id="22"/>
+      <w:bookmarkStart w:id="21" w:name="_Toc229685000"/>
       <w:r>
         <w:t>Cliente líder, dueño del producto, equipo de desarrollo y analista</w:t>
       </w:r>
-      <w:bookmarkEnd w:id="22"/>
+      <w:bookmarkEnd w:id="21"/>
     </w:p>
     <w:p>
       <w:r>
@@ -15223,104 +15219,118 @@
       <w:pPr>
         <w:pStyle w:val="Titulosgenerales"/>
       </w:pPr>
-      <w:bookmarkStart w:name="_Toc229685001" w:id="23"/>
+      <w:bookmarkStart w:id="22" w:name="_Toc229685001"/>
       <w:r>
         <w:lastRenderedPageBreak/>
         <w:t>Síntesis</w:t>
       </w:r>
+      <w:bookmarkEnd w:id="22"/>
+    </w:p>
+    <w:p>
+      <w:pPr>
+        <w:ind w:firstLine="0"/>
+        <w:rPr>
+          <w:lang w:eastAsia="es-CO"/>
+        </w:rPr>
+      </w:pPr>
+      <w:r>
+        <w:rPr>
+          <w:lang w:eastAsia="es-CO"/>
+        </w:rPr>
+        <w:t xml:space="preserve">La formación en metodologías de desarrollo de software y levantamiento de requisitos permite construir una comprensión integral del proceso de creación de sistemas informáticos, articulando fundamentos teóricos y aplicación práctica. A lo largo del componente se analizan metodologías tradicionales y ágiles, sus características, ventajas y limitaciones, entendidas como medios estratégicos para responder a distintos contextos de proyecto. Asimismo, se profundiza en los fundamentos de los requisitos de software, sus tipos y su importancia crítica en el éxito del desarrollo, junto con el dominio de técnicas de elicitación y recolección de información como entrevistas, observación, </w:t>
+      </w:r>
+      <w:proofErr w:type="spellStart"/>
+      <w:r>
+        <w:rPr>
+          <w:lang w:eastAsia="es-CO"/>
+        </w:rPr>
+        <w:t>focus</w:t>
+      </w:r>
+      <w:proofErr w:type="spellEnd"/>
+      <w:r>
+        <w:rPr>
+          <w:lang w:eastAsia="es-CO"/>
+        </w:rPr>
+        <w:t xml:space="preserve"> </w:t>
+      </w:r>
+      <w:proofErr w:type="spellStart"/>
+      <w:r>
+        <w:rPr>
+          <w:lang w:eastAsia="es-CO"/>
+        </w:rPr>
+        <w:t>group</w:t>
+      </w:r>
+      <w:proofErr w:type="spellEnd"/>
+      <w:r>
+        <w:rPr>
+          <w:lang w:eastAsia="es-CO"/>
+        </w:rPr>
+        <w:t xml:space="preserve"> y talleres de requisitos. Finalmente, se abordan los roles involucrados —usuarios, actores, </w:t>
+      </w:r>
+      <w:proofErr w:type="spellStart"/>
+      <w:r>
+        <w:rPr>
+          <w:lang w:eastAsia="es-CO"/>
+        </w:rPr>
+        <w:t>stakeholders</w:t>
+      </w:r>
+      <w:proofErr w:type="spellEnd"/>
+      <w:r>
+        <w:rPr>
+          <w:lang w:eastAsia="es-CO"/>
+        </w:rPr>
+        <w:t xml:space="preserve">, cliente líder, </w:t>
+      </w:r>
+      <w:proofErr w:type="spellStart"/>
+      <w:r>
+        <w:rPr>
+          <w:lang w:eastAsia="es-CO"/>
+        </w:rPr>
+        <w:t>Product</w:t>
+      </w:r>
+      <w:proofErr w:type="spellEnd"/>
+      <w:r>
+        <w:rPr>
+          <w:lang w:eastAsia="es-CO"/>
+        </w:rPr>
+        <w:t xml:space="preserve"> </w:t>
+      </w:r>
+      <w:proofErr w:type="spellStart"/>
+      <w:r>
+        <w:rPr>
+          <w:lang w:eastAsia="es-CO"/>
+        </w:rPr>
+        <w:t>Owner</w:t>
+      </w:r>
+      <w:proofErr w:type="spellEnd"/>
+      <w:r>
+        <w:rPr>
+          <w:lang w:eastAsia="es-CO"/>
+        </w:rPr>
+        <w:t xml:space="preserve">, equipo de desarrollo y analista— destacando la relevancia de la comunicación, la coordinación y las habilidades humanas, así como la necesidad de un aprendizaje continuo para enfrentar la evolución constante de la ingeniería de software y mantener </w:t>
+      </w:r>
+      <w:r>
+        <w:rPr>
+          <w:lang w:eastAsia="es-CO"/>
+        </w:rPr>
+        <w:t>u</w:t>
+      </w:r>
+      <w:r>
+        <w:rPr>
+          <w:lang w:eastAsia="es-CO"/>
+        </w:rPr>
+        <w:t>suario como eje central de las decisiones técnicas.</w:t>
+      </w:r>
+    </w:p>
+    <w:p>
+      <w:pPr>
+        <w:ind w:firstLine="0"/>
+        <w:rPr>
+          <w:lang w:eastAsia="es-CO"/>
+        </w:rPr>
+      </w:pPr>
+      <w:bookmarkStart w:id="23" w:name="_GoBack"/>
       <w:bookmarkEnd w:id="23"/>
-    </w:p>
-    <w:p>
-      <w:pPr>
-        <w:ind w:firstLine="0"/>
-        <w:rPr>
-          <w:lang w:eastAsia="es-CO"/>
-        </w:rPr>
-      </w:pPr>
-      <w:r>
-        <w:rPr>
-          <w:lang w:eastAsia="es-CO"/>
-        </w:rPr>
-        <w:t xml:space="preserve">La formación en metodologías de desarrollo de software y levantamiento de requisitos permite construir una comprensión integral del proceso de creación de sistemas informáticos, articulando fundamentos teóricos y aplicación práctica. A lo largo del componente se analizan metodologías tradicionales y ágiles, sus características, ventajas y limitaciones, entendidas como medios estratégicos para responder a distintos contextos de proyecto. Asimismo, se profundiza en los fundamentos de los requisitos de software, sus tipos y su importancia crítica en el éxito del desarrollo, junto con el dominio de técnicas de elicitación y recolección de información como entrevistas, observación, </w:t>
-      </w:r>
-      <w:proofErr w:type="spellStart"/>
-      <w:r>
-        <w:rPr>
-          <w:lang w:eastAsia="es-CO"/>
-        </w:rPr>
-        <w:t>focus</w:t>
-      </w:r>
-      <w:proofErr w:type="spellEnd"/>
-      <w:r>
-        <w:rPr>
-          <w:lang w:eastAsia="es-CO"/>
-        </w:rPr>
-        <w:t xml:space="preserve"> </w:t>
-      </w:r>
-      <w:proofErr w:type="spellStart"/>
-      <w:r>
-        <w:rPr>
-          <w:lang w:eastAsia="es-CO"/>
-        </w:rPr>
-        <w:t>group</w:t>
-      </w:r>
-      <w:proofErr w:type="spellEnd"/>
-      <w:r>
-        <w:rPr>
-          <w:lang w:eastAsia="es-CO"/>
-        </w:rPr>
-        <w:t xml:space="preserve"> y talleres de requisitos. Finalmente, se abordan los roles involucrados —usuarios, actores, </w:t>
-      </w:r>
-      <w:proofErr w:type="spellStart"/>
-      <w:r>
-        <w:rPr>
-          <w:lang w:eastAsia="es-CO"/>
-        </w:rPr>
-        <w:t>stakeholders</w:t>
-      </w:r>
-      <w:proofErr w:type="spellEnd"/>
-      <w:r>
-        <w:rPr>
-          <w:lang w:eastAsia="es-CO"/>
-        </w:rPr>
-        <w:t xml:space="preserve">, cliente líder, </w:t>
-      </w:r>
-      <w:proofErr w:type="spellStart"/>
-      <w:r>
-        <w:rPr>
-          <w:lang w:eastAsia="es-CO"/>
-        </w:rPr>
-        <w:t>Product</w:t>
-      </w:r>
-      <w:proofErr w:type="spellEnd"/>
-      <w:r>
-        <w:rPr>
-          <w:lang w:eastAsia="es-CO"/>
-        </w:rPr>
-        <w:t xml:space="preserve"> </w:t>
-      </w:r>
-      <w:proofErr w:type="spellStart"/>
-      <w:r>
-        <w:rPr>
-          <w:lang w:eastAsia="es-CO"/>
-        </w:rPr>
-        <w:t>Owner</w:t>
-      </w:r>
-      <w:proofErr w:type="spellEnd"/>
-      <w:r>
-        <w:rPr>
-          <w:lang w:eastAsia="es-CO"/>
-        </w:rPr>
-        <w:t>, equipo de desarrollo y analista— destacando la relevancia de la comunicación, la coordinación y las habilidades humanas, así como la necesidad de un aprendizaje continuo para enfrentar la evolución constante de la ingeniería de software y mantener suario como eje central de las decisiones técnicas.</w:t>
-      </w:r>
-    </w:p>
-    <w:p>
-      <w:pPr>
-        <w:ind w:firstLine="0"/>
-        <w:rPr>
-          <w:lang w:eastAsia="es-CO"/>
-        </w:rPr>
-      </w:pPr>
     </w:p>
     <w:p>
       <w:pPr>
@@ -15386,8 +15396,8 @@
       <w:pPr>
         <w:pStyle w:val="Titulosgenerales"/>
       </w:pPr>
-      <w:bookmarkStart w:name="_Toc176443725" w:id="24"/>
-      <w:bookmarkStart w:name="_Toc229685002" w:id="25"/>
+      <w:bookmarkStart w:id="24" w:name="_Toc176443725"/>
+      <w:bookmarkStart w:id="25" w:name="_Toc229685002"/>
       <w:r>
         <w:lastRenderedPageBreak/>
         <w:t>Glosario</w:t>
@@ -15615,8 +15625,8 @@
           <w:lang w:val="es-MX"/>
         </w:rPr>
       </w:pPr>
-      <w:bookmarkStart w:name="_Toc176443726" w:id="26"/>
-      <w:bookmarkStart w:name="_Toc229685003" w:id="27"/>
+      <w:bookmarkStart w:id="26" w:name="_Toc176443726"/>
+      <w:bookmarkStart w:id="27" w:name="_Toc229685003"/>
       <w:r>
         <w:rPr>
           <w:lang w:val="es-MX"/>
@@ -16720,8 +16730,8 @@
       <w:pPr>
         <w:pStyle w:val="Titulosgenerales"/>
       </w:pPr>
-      <w:bookmarkStart w:name="_Toc176443727" w:id="28"/>
-      <w:bookmarkStart w:name="_Toc229685004" w:id="29"/>
+      <w:bookmarkStart w:id="28" w:name="_Toc176443727"/>
+      <w:bookmarkStart w:id="29" w:name="_Toc229685004"/>
       <w:r>
         <w:lastRenderedPageBreak/>
         <w:t>Créditos</w:t>
@@ -16733,12 +16743,12 @@
       <w:tblPr>
         <w:tblW w:w="10060" w:type="dxa"/>
         <w:tblBorders>
-          <w:top w:val="single" w:color="D9D9D9" w:sz="4" w:space="0"/>
-          <w:left w:val="single" w:color="D9D9D9" w:sz="4" w:space="0"/>
-          <w:bottom w:val="single" w:color="D9D9D9" w:sz="4" w:space="0"/>
-          <w:right w:val="single" w:color="D9D9D9" w:sz="4" w:space="0"/>
-          <w:insideH w:val="single" w:color="D9D9D9" w:sz="4" w:space="0"/>
-          <w:insideV w:val="single" w:color="D9D9D9" w:sz="4" w:space="0"/>
+          <w:top w:val="single" w:sz="4" w:space="0" w:color="D9D9D9"/>
+          <w:left w:val="single" w:sz="4" w:space="0" w:color="D9D9D9"/>
+          <w:bottom w:val="single" w:sz="4" w:space="0" w:color="D9D9D9"/>
+          <w:right w:val="single" w:sz="4" w:space="0" w:color="D9D9D9"/>
+          <w:insideH w:val="single" w:sz="4" w:space="0" w:color="D9D9D9"/>
+          <w:insideV w:val="single" w:sz="4" w:space="0" w:color="D9D9D9"/>
         </w:tblBorders>
         <w:tblLayout w:type="fixed"/>
         <w:tblLook w:val="04A0" w:firstRow="1" w:lastRow="0" w:firstColumn="1" w:lastColumn="0" w:noHBand="0" w:noVBand="1"/>
@@ -17553,7 +17563,7 @@
     <w:sectPr>
       <w:headerReference w:type="default" r:id="rId20"/>
       <w:footerReference w:type="default" r:id="rId21"/>
-      <w:pgSz w:w="12240" w:h="15840" w:orient="portrait"/>
+      <w:pgSz w:w="12240" w:h="15840"/>
       <w:pgMar w:top="1701" w:right="1134" w:bottom="1134" w:left="1134" w:header="709" w:footer="737" w:gutter="0"/>
       <w:pgNumType w:start="1"/>
       <w:cols w:space="708"/>
@@ -17589,7 +17599,7 @@
 </file>
 
 <file path=word/footer1.xml><?xml version="1.0" encoding="utf-8"?>
-<w:ftr xmlns:wpc="http://schemas.microsoft.com/office/word/2010/wordprocessingCanvas" xmlns:cx="http://schemas.microsoft.com/office/drawing/2014/chartex" xmlns:cx1="http://schemas.microsoft.com/office/drawing/2015/9/8/chartex" xmlns:cx2="http://schemas.microsoft.com/office/drawing/2015/10/21/chartex" xmlns:cx3="http://schemas.microsoft.com/office/drawing/2016/5/9/chartex" xmlns:cx4="http://schemas.microsoft.com/office/drawing/2016/5/10/chartex" xmlns:cx5="http://schemas.microsoft.com/office/drawing/2016/5/11/chartex" xmlns:cx6="http://schemas.microsoft.com/office/drawing/2016/5/12/chartex" xmlns:cx7="http://schemas.microsoft.com/office/drawing/2016/5/13/chartex" xmlns:cx8="http://schemas.microsoft.com/office/drawing/2016/5/14/chartex" xmlns:mc="http://schemas.openxmlformats.org/markup-compatibility/2006" xmlns:aink="http://schemas.microsoft.com/office/drawing/2016/ink" xmlns:am3d="http://schemas.microsoft.com/office/drawing/2017/model3d" xmlns:o="urn:schemas-microsoft-com:office:office" xmlns:r="http://schemas.openxmlformats.org/officeDocument/2006/relationships" xmlns:m="http://schemas.openxmlformats.org/officeDocument/2006/math" xmlns:v="urn:schemas-microsoft-com:vml" xmlns:wp14="http://schemas.microsoft.com/office/word/2010/wordprocessingDrawing" xmlns:wp="http://schemas.openxmlformats.org/drawingml/2006/wordprocessingDrawing" xmlns:w10="urn:schemas-microsoft-com:office:word" xmlns:w="http://schemas.openxmlformats.org/wordprocessingml/2006/main" xmlns:w14="http://schemas.microsoft.com/office/word/2010/wordml" xmlns:w15="http://schemas.microsoft.com/office/word/2012/wordml" xmlns:w16cid="http://schemas.microsoft.com/office/word/2016/wordml/cid" xmlns:w16se="http://schemas.microsoft.com/office/word/2015/wordml/symex" xmlns:wpg="http://schemas.microsoft.com/office/word/2010/wordprocessingGroup" xmlns:wpi="http://schemas.microsoft.com/office/word/2010/wordprocessingInk" xmlns:wne="http://schemas.microsoft.com/office/word/2006/wordml" xmlns:wps="http://schemas.microsoft.com/office/word/2010/wordprocessingShape" xmlns:a="http://schemas.openxmlformats.org/drawingml/2006/main" mc:Ignorable="w14 w15 w16se w16cid wp14">
+<w:ftr xmlns:wpc="http://schemas.microsoft.com/office/word/2010/wordprocessingCanvas" xmlns:cx="http://schemas.microsoft.com/office/drawing/2014/chartex" xmlns:cx1="http://schemas.microsoft.com/office/drawing/2015/9/8/chartex" xmlns:cx2="http://schemas.microsoft.com/office/drawing/2015/10/21/chartex" xmlns:cx3="http://schemas.microsoft.com/office/drawing/2016/5/9/chartex" xmlns:cx4="http://schemas.microsoft.com/office/drawing/2016/5/10/chartex" xmlns:cx5="http://schemas.microsoft.com/office/drawing/2016/5/11/chartex" xmlns:cx6="http://schemas.microsoft.com/office/drawing/2016/5/12/chartex" xmlns:cx7="http://schemas.microsoft.com/office/drawing/2016/5/13/chartex" xmlns:cx8="http://schemas.microsoft.com/office/drawing/2016/5/14/chartex" xmlns:mc="http://schemas.openxmlformats.org/markup-compatibility/2006" xmlns:aink="http://schemas.microsoft.com/office/drawing/2016/ink" xmlns:am3d="http://schemas.microsoft.com/office/drawing/2017/model3d" xmlns:o="urn:schemas-microsoft-com:office:office" xmlns:r="http://schemas.openxmlformats.org/officeDocument/2006/relationships" xmlns:m="http://schemas.openxmlformats.org/officeDocument/2006/math" xmlns:v="urn:schemas-microsoft-com:vml" xmlns:wp14="http://schemas.microsoft.com/office/word/2010/wordprocessingDrawing" xmlns:wp="http://schemas.openxmlformats.org/drawingml/2006/wordprocessingDrawing" xmlns:w10="urn:schemas-microsoft-com:office:word" xmlns:w="http://schemas.openxmlformats.org/wordprocessingml/2006/main" xmlns:w14="http://schemas.microsoft.com/office/word/2010/wordml" xmlns:w15="http://schemas.microsoft.com/office/word/2012/wordml" xmlns:w16cid="http://schemas.microsoft.com/office/word/2016/wordml/cid" xmlns:w16se="http://schemas.microsoft.com/office/word/2015/wordml/symex" xmlns:wpg="http://schemas.microsoft.com/office/word/2010/wordprocessingGroup" xmlns:wpi="http://schemas.microsoft.com/office/word/2010/wordprocessingInk" xmlns:wne="http://schemas.microsoft.com/office/word/2006/wordml" xmlns:wps="http://schemas.microsoft.com/office/word/2010/wordprocessingShape" mc:Ignorable="w14 w15 w16se w16cid wp14">
   <w:p>
     <w:pPr>
       <w:pStyle w:val="Piedepgina"/>
@@ -17673,11 +17683,11 @@
         </mc:Choice>
         <mc:Fallback>
           <w:pict>
-            <v:shapetype id="_x0000_t202" coordsize="21600,21600" o:spt="202" path="m,l,21600r21600,l21600,xe" w14:anchorId="30EDB3B0">
+            <v:shapetype w14:anchorId="30EDB3B0" id="_x0000_t202" coordsize="21600,21600" o:spt="202" path="m,l,21600r21600,l21600,xe">
               <v:stroke joinstyle="miter"/>
               <v:path gradientshapeok="t" o:connecttype="rect"/>
             </v:shapetype>
-            <v:shape id="Cuadro de texto 1" style="position:absolute;left:0;text-align:left;margin-left:16.1pt;margin-top:.65pt;width:455.15pt;height:41.4pt;z-index:251658240;visibility:visible;mso-wrap-style:square;mso-width-percent:0;mso-height-percent:0;mso-wrap-distance-left:9pt;mso-wrap-distance-top:3.6pt;mso-wrap-distance-right:9pt;mso-wrap-distance-bottom:3.6pt;mso-position-horizontal:absolute;mso-position-horizontal-relative:text;mso-position-vertical:absolute;mso-position-vertical-relative:text;mso-width-percent:0;mso-height-percent:0;mso-width-relative:margin;mso-height-relative:margin;v-text-anchor:top" o:spid="_x0000_s1027" stroked="f" type="#_x0000_t202" o:gfxdata="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">
+            <v:shape id="Cuadro de texto 1" o:spid="_x0000_s1027" type="#_x0000_t202" style="position:absolute;left:0;text-align:left;margin-left:16.1pt;margin-top:.65pt;width:455.15pt;height:41.4pt;z-index:251658240;visibility:visible;mso-wrap-style:square;mso-width-percent:0;mso-height-percent:0;mso-wrap-distance-left:9pt;mso-wrap-distance-top:3.6pt;mso-wrap-distance-right:9pt;mso-wrap-distance-bottom:3.6pt;mso-position-horizontal:absolute;mso-position-horizontal-relative:text;mso-position-vertical:absolute;mso-position-vertical-relative:text;mso-width-percent:0;mso-height-percent:0;mso-width-relative:margin;mso-height-relative:margin;v-text-anchor:top" o:gfxdata="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" stroked="f">
               <v:textbox>
                 <w:txbxContent>
                   <w:p>
@@ -17751,7 +17761,7 @@
 </file>
 
 <file path=word/header1.xml><?xml version="1.0" encoding="utf-8"?>
-<w:hdr xmlns:wpc="http://schemas.microsoft.com/office/word/2010/wordprocessingCanvas" xmlns:cx="http://schemas.microsoft.com/office/drawing/2014/chartex" xmlns:cx1="http://schemas.microsoft.com/office/drawing/2015/9/8/chartex" xmlns:cx2="http://schemas.microsoft.com/office/drawing/2015/10/21/chartex" xmlns:cx3="http://schemas.microsoft.com/office/drawing/2016/5/9/chartex" xmlns:cx4="http://schemas.microsoft.com/office/drawing/2016/5/10/chartex" xmlns:cx5="http://schemas.microsoft.com/office/drawing/2016/5/11/chartex" xmlns:cx6="http://schemas.microsoft.com/office/drawing/2016/5/12/chartex" xmlns:cx7="http://schemas.microsoft.com/office/drawing/2016/5/13/chartex" xmlns:cx8="http://schemas.microsoft.com/office/drawing/2016/5/14/chartex" xmlns:mc="http://schemas.openxmlformats.org/markup-compatibility/2006" xmlns:aink="http://schemas.microsoft.com/office/drawing/2016/ink" xmlns:am3d="http://schemas.microsoft.com/office/drawing/2017/model3d" xmlns:o="urn:schemas-microsoft-com:office:office" xmlns:r="http://schemas.openxmlformats.org/officeDocument/2006/relationships" xmlns:m="http://schemas.openxmlformats.org/officeDocument/2006/math" xmlns:v="urn:schemas-microsoft-com:vml" xmlns:wp14="http://schemas.microsoft.com/office/word/2010/wordprocessingDrawing" xmlns:wp="http://schemas.openxmlformats.org/drawingml/2006/wordprocessingDrawing" xmlns:w10="urn:schemas-microsoft-com:office:word" xmlns:w="http://schemas.openxmlformats.org/wordprocessingml/2006/main" xmlns:w14="http://schemas.microsoft.com/office/word/2010/wordml" xmlns:w15="http://schemas.microsoft.com/office/word/2012/wordml" xmlns:w16cid="http://schemas.microsoft.com/office/word/2016/wordml/cid" xmlns:w16se="http://schemas.microsoft.com/office/word/2015/wordml/symex" xmlns:wpg="http://schemas.microsoft.com/office/word/2010/wordprocessingGroup" xmlns:wpi="http://schemas.microsoft.com/office/word/2010/wordprocessingInk" xmlns:wne="http://schemas.microsoft.com/office/word/2006/wordml" xmlns:wps="http://schemas.microsoft.com/office/word/2010/wordprocessingShape" xmlns:a="http://schemas.openxmlformats.org/drawingml/2006/main" xmlns:pic="http://schemas.openxmlformats.org/drawingml/2006/picture" xmlns:a14="http://schemas.microsoft.com/office/drawing/2010/main" mc:Ignorable="w14 w15 w16se w16cid wp14">
+<w:hdr xmlns:wpc="http://schemas.microsoft.com/office/word/2010/wordprocessingCanvas" xmlns:cx="http://schemas.microsoft.com/office/drawing/2014/chartex" xmlns:cx1="http://schemas.microsoft.com/office/drawing/2015/9/8/chartex" xmlns:cx2="http://schemas.microsoft.com/office/drawing/2015/10/21/chartex" xmlns:cx3="http://schemas.microsoft.com/office/drawing/2016/5/9/chartex" xmlns:cx4="http://schemas.microsoft.com/office/drawing/2016/5/10/chartex" xmlns:cx5="http://schemas.microsoft.com/office/drawing/2016/5/11/chartex" xmlns:cx6="http://schemas.microsoft.com/office/drawing/2016/5/12/chartex" xmlns:cx7="http://schemas.microsoft.com/office/drawing/2016/5/13/chartex" xmlns:cx8="http://schemas.microsoft.com/office/drawing/2016/5/14/chartex" xmlns:mc="http://schemas.openxmlformats.org/markup-compatibility/2006" xmlns:aink="http://schemas.microsoft.com/office/drawing/2016/ink" xmlns:am3d="http://schemas.microsoft.com/office/drawing/2017/model3d" xmlns:o="urn:schemas-microsoft-com:office:office" xmlns:r="http://schemas.openxmlformats.org/officeDocument/2006/relationships" xmlns:m="http://schemas.openxmlformats.org/officeDocument/2006/math" xmlns:v="urn:schemas-microsoft-com:vml" xmlns:wp14="http://schemas.microsoft.com/office/word/2010/wordprocessingDrawing" xmlns:wp="http://schemas.openxmlformats.org/drawingml/2006/wordprocessingDrawing" xmlns:w10="urn:schemas-microsoft-com:office:word" xmlns:w="http://schemas.openxmlformats.org/wordprocessingml/2006/main" xmlns:w14="http://schemas.microsoft.com/office/word/2010/wordml" xmlns:w15="http://schemas.microsoft.com/office/word/2012/wordml" xmlns:w16cid="http://schemas.microsoft.com/office/word/2016/wordml/cid" xmlns:w16se="http://schemas.microsoft.com/office/word/2015/wordml/symex" xmlns:wpg="http://schemas.microsoft.com/office/word/2010/wordprocessingGroup" xmlns:wpi="http://schemas.microsoft.com/office/word/2010/wordprocessingInk" xmlns:wne="http://schemas.microsoft.com/office/word/2006/wordml" xmlns:wps="http://schemas.microsoft.com/office/word/2010/wordprocessingShape" mc:Ignorable="w14 w15 w16se w16cid wp14">
   <w:p>
     <w:pPr>
       <w:pStyle w:val="Encabezado"/>
@@ -17841,7 +17851,7 @@
         <w:ind w:left="1276" w:hanging="360"/>
       </w:pPr>
       <w:rPr>
-        <w:rFonts w:hint="default" w:ascii="Symbol" w:hAnsi="Symbol"/>
+        <w:rFonts w:ascii="Symbol" w:hAnsi="Symbol" w:hint="default"/>
       </w:rPr>
     </w:lvl>
   </w:abstractNum>
@@ -17858,7 +17868,7 @@
         <w:ind w:left="1429" w:hanging="360"/>
       </w:pPr>
       <w:rPr>
-        <w:rFonts w:hint="default" w:ascii="Symbol" w:hAnsi="Symbol"/>
+        <w:rFonts w:ascii="Symbol" w:hAnsi="Symbol" w:hint="default"/>
       </w:rPr>
     </w:lvl>
     <w:lvl w:ilvl="1" w:tplc="240A0003" w:tentative="1">
@@ -17870,7 +17880,7 @@
         <w:ind w:left="2149" w:hanging="360"/>
       </w:pPr>
       <w:rPr>
-        <w:rFonts w:hint="default" w:ascii="Courier New" w:hAnsi="Courier New" w:cs="Courier New"/>
+        <w:rFonts w:ascii="Courier New" w:hAnsi="Courier New" w:cs="Courier New" w:hint="default"/>
       </w:rPr>
     </w:lvl>
     <w:lvl w:ilvl="2" w:tplc="240A0005" w:tentative="1">
@@ -17882,7 +17892,7 @@
         <w:ind w:left="2869" w:hanging="360"/>
       </w:pPr>
       <w:rPr>
-        <w:rFonts w:hint="default" w:ascii="Wingdings" w:hAnsi="Wingdings"/>
+        <w:rFonts w:ascii="Wingdings" w:hAnsi="Wingdings" w:hint="default"/>
       </w:rPr>
     </w:lvl>
     <w:lvl w:ilvl="3" w:tplc="240A0001" w:tentative="1">
@@ -17894,7 +17904,7 @@
         <w:ind w:left="3589" w:hanging="360"/>
       </w:pPr>
       <w:rPr>
-        <w:rFonts w:hint="default" w:ascii="Symbol" w:hAnsi="Symbol"/>
+        <w:rFonts w:ascii="Symbol" w:hAnsi="Symbol" w:hint="default"/>
       </w:rPr>
     </w:lvl>
     <w:lvl w:ilvl="4" w:tplc="240A0003" w:tentative="1">
@@ -17906,7 +17916,7 @@
         <w:ind w:left="4309" w:hanging="360"/>
       </w:pPr>
       <w:rPr>
-        <w:rFonts w:hint="default" w:ascii="Courier New" w:hAnsi="Courier New" w:cs="Courier New"/>
+        <w:rFonts w:ascii="Courier New" w:hAnsi="Courier New" w:cs="Courier New" w:hint="default"/>
       </w:rPr>
     </w:lvl>
     <w:lvl w:ilvl="5" w:tplc="240A0005" w:tentative="1">
@@ -17918,7 +17928,7 @@
         <w:ind w:left="5029" w:hanging="360"/>
       </w:pPr>
       <w:rPr>
-        <w:rFonts w:hint="default" w:ascii="Wingdings" w:hAnsi="Wingdings"/>
+        <w:rFonts w:ascii="Wingdings" w:hAnsi="Wingdings" w:hint="default"/>
       </w:rPr>
     </w:lvl>
     <w:lvl w:ilvl="6" w:tplc="240A0001" w:tentative="1">
@@ -17930,7 +17940,7 @@
         <w:ind w:left="5749" w:hanging="360"/>
       </w:pPr>
       <w:rPr>
-        <w:rFonts w:hint="default" w:ascii="Symbol" w:hAnsi="Symbol"/>
+        <w:rFonts w:ascii="Symbol" w:hAnsi="Symbol" w:hint="default"/>
       </w:rPr>
     </w:lvl>
     <w:lvl w:ilvl="7" w:tplc="240A0003" w:tentative="1">
@@ -17942,7 +17952,7 @@
         <w:ind w:left="6469" w:hanging="360"/>
       </w:pPr>
       <w:rPr>
-        <w:rFonts w:hint="default" w:ascii="Courier New" w:hAnsi="Courier New" w:cs="Courier New"/>
+        <w:rFonts w:ascii="Courier New" w:hAnsi="Courier New" w:cs="Courier New" w:hint="default"/>
       </w:rPr>
     </w:lvl>
     <w:lvl w:ilvl="8" w:tplc="240A0005" w:tentative="1">
@@ -17954,7 +17964,7 @@
         <w:ind w:left="7189" w:hanging="360"/>
       </w:pPr>
       <w:rPr>
-        <w:rFonts w:hint="default" w:ascii="Wingdings" w:hAnsi="Wingdings"/>
+        <w:rFonts w:ascii="Wingdings" w:hAnsi="Wingdings" w:hint="default"/>
       </w:rPr>
     </w:lvl>
   </w:abstractNum>
@@ -17971,7 +17981,7 @@
         <w:ind w:left="1429" w:hanging="360"/>
       </w:pPr>
       <w:rPr>
-        <w:rFonts w:hint="default" w:ascii="Symbol" w:hAnsi="Symbol"/>
+        <w:rFonts w:ascii="Symbol" w:hAnsi="Symbol" w:hint="default"/>
       </w:rPr>
     </w:lvl>
     <w:lvl w:ilvl="1" w:tplc="240A0003" w:tentative="1">
@@ -17983,7 +17993,7 @@
         <w:ind w:left="2149" w:hanging="360"/>
       </w:pPr>
       <w:rPr>
-        <w:rFonts w:hint="default" w:ascii="Courier New" w:hAnsi="Courier New" w:cs="Courier New"/>
+        <w:rFonts w:ascii="Courier New" w:hAnsi="Courier New" w:cs="Courier New" w:hint="default"/>
       </w:rPr>
     </w:lvl>
     <w:lvl w:ilvl="2" w:tplc="240A0005" w:tentative="1">
@@ -17995,7 +18005,7 @@
         <w:ind w:left="2869" w:hanging="360"/>
       </w:pPr>
       <w:rPr>
-        <w:rFonts w:hint="default" w:ascii="Wingdings" w:hAnsi="Wingdings"/>
+        <w:rFonts w:ascii="Wingdings" w:hAnsi="Wingdings" w:hint="default"/>
       </w:rPr>
     </w:lvl>
     <w:lvl w:ilvl="3" w:tplc="240A0001" w:tentative="1">
@@ -18007,7 +18017,7 @@
         <w:ind w:left="3589" w:hanging="360"/>
       </w:pPr>
       <w:rPr>
-        <w:rFonts w:hint="default" w:ascii="Symbol" w:hAnsi="Symbol"/>
+        <w:rFonts w:ascii="Symbol" w:hAnsi="Symbol" w:hint="default"/>
       </w:rPr>
     </w:lvl>
     <w:lvl w:ilvl="4" w:tplc="240A0003" w:tentative="1">
@@ -18019,7 +18029,7 @@
         <w:ind w:left="4309" w:hanging="360"/>
       </w:pPr>
       <w:rPr>
-        <w:rFonts w:hint="default" w:ascii="Courier New" w:hAnsi="Courier New" w:cs="Courier New"/>
+        <w:rFonts w:ascii="Courier New" w:hAnsi="Courier New" w:cs="Courier New" w:hint="default"/>
       </w:rPr>
     </w:lvl>
     <w:lvl w:ilvl="5" w:tplc="240A0005" w:tentative="1">
@@ -18031,7 +18041,7 @@
         <w:ind w:left="5029" w:hanging="360"/>
       </w:pPr>
       <w:rPr>
-        <w:rFonts w:hint="default" w:ascii="Wingdings" w:hAnsi="Wingdings"/>
+        <w:rFonts w:ascii="Wingdings" w:hAnsi="Wingdings" w:hint="default"/>
       </w:rPr>
     </w:lvl>
     <w:lvl w:ilvl="6" w:tplc="240A0001" w:tentative="1">
@@ -18043,7 +18053,7 @@
         <w:ind w:left="5749" w:hanging="360"/>
       </w:pPr>
       <w:rPr>
-        <w:rFonts w:hint="default" w:ascii="Symbol" w:hAnsi="Symbol"/>
+        <w:rFonts w:ascii="Symbol" w:hAnsi="Symbol" w:hint="default"/>
       </w:rPr>
     </w:lvl>
     <w:lvl w:ilvl="7" w:tplc="240A0003" w:tentative="1">
@@ -18055,7 +18065,7 @@
         <w:ind w:left="6469" w:hanging="360"/>
       </w:pPr>
       <w:rPr>
-        <w:rFonts w:hint="default" w:ascii="Courier New" w:hAnsi="Courier New" w:cs="Courier New"/>
+        <w:rFonts w:ascii="Courier New" w:hAnsi="Courier New" w:cs="Courier New" w:hint="default"/>
       </w:rPr>
     </w:lvl>
     <w:lvl w:ilvl="8" w:tplc="240A0005" w:tentative="1">
@@ -18067,7 +18077,7 @@
         <w:ind w:left="7189" w:hanging="360"/>
       </w:pPr>
       <w:rPr>
-        <w:rFonts w:hint="default" w:ascii="Wingdings" w:hAnsi="Wingdings"/>
+        <w:rFonts w:ascii="Wingdings" w:hAnsi="Wingdings" w:hint="default"/>
       </w:rPr>
     </w:lvl>
   </w:abstractNum>
@@ -18084,7 +18094,7 @@
         <w:ind w:left="1429" w:hanging="360"/>
       </w:pPr>
       <w:rPr>
-        <w:rFonts w:hint="default" w:ascii="Symbol" w:hAnsi="Symbol"/>
+        <w:rFonts w:ascii="Symbol" w:hAnsi="Symbol" w:hint="default"/>
       </w:rPr>
     </w:lvl>
     <w:lvl w:ilvl="1" w:tplc="240A0003" w:tentative="1">
@@ -18096,7 +18106,7 @@
         <w:ind w:left="2149" w:hanging="360"/>
       </w:pPr>
       <w:rPr>
-        <w:rFonts w:hint="default" w:ascii="Courier New" w:hAnsi="Courier New" w:cs="Courier New"/>
+        <w:rFonts w:ascii="Courier New" w:hAnsi="Courier New" w:cs="Courier New" w:hint="default"/>
       </w:rPr>
     </w:lvl>
     <w:lvl w:ilvl="2" w:tplc="240A0005" w:tentative="1">
@@ -18108,7 +18118,7 @@
         <w:ind w:left="2869" w:hanging="360"/>
       </w:pPr>
       <w:rPr>
-        <w:rFonts w:hint="default" w:ascii="Wingdings" w:hAnsi="Wingdings"/>
+        <w:rFonts w:ascii="Wingdings" w:hAnsi="Wingdings" w:hint="default"/>
       </w:rPr>
     </w:lvl>
     <w:lvl w:ilvl="3" w:tplc="240A0001" w:tentative="1">
@@ -18120,7 +18130,7 @@
         <w:ind w:left="3589" w:hanging="360"/>
       </w:pPr>
       <w:rPr>
-        <w:rFonts w:hint="default" w:ascii="Symbol" w:hAnsi="Symbol"/>
+        <w:rFonts w:ascii="Symbol" w:hAnsi="Symbol" w:hint="default"/>
       </w:rPr>
     </w:lvl>
     <w:lvl w:ilvl="4" w:tplc="240A0003" w:tentative="1">
@@ -18132,7 +18142,7 @@
         <w:ind w:left="4309" w:hanging="360"/>
       </w:pPr>
       <w:rPr>
-        <w:rFonts w:hint="default" w:ascii="Courier New" w:hAnsi="Courier New" w:cs="Courier New"/>
+        <w:rFonts w:ascii="Courier New" w:hAnsi="Courier New" w:cs="Courier New" w:hint="default"/>
       </w:rPr>
     </w:lvl>
     <w:lvl w:ilvl="5" w:tplc="240A0005" w:tentative="1">
@@ -18144,7 +18154,7 @@
         <w:ind w:left="5029" w:hanging="360"/>
       </w:pPr>
       <w:rPr>
-        <w:rFonts w:hint="default" w:ascii="Wingdings" w:hAnsi="Wingdings"/>
+        <w:rFonts w:ascii="Wingdings" w:hAnsi="Wingdings" w:hint="default"/>
       </w:rPr>
     </w:lvl>
     <w:lvl w:ilvl="6" w:tplc="240A0001" w:tentative="1">
@@ -18156,7 +18166,7 @@
         <w:ind w:left="5749" w:hanging="360"/>
       </w:pPr>
       <w:rPr>
-        <w:rFonts w:hint="default" w:ascii="Symbol" w:hAnsi="Symbol"/>
+        <w:rFonts w:ascii="Symbol" w:hAnsi="Symbol" w:hint="default"/>
       </w:rPr>
     </w:lvl>
     <w:lvl w:ilvl="7" w:tplc="240A0003" w:tentative="1">
@@ -18168,7 +18178,7 @@
         <w:ind w:left="6469" w:hanging="360"/>
       </w:pPr>
       <w:rPr>
-        <w:rFonts w:hint="default" w:ascii="Courier New" w:hAnsi="Courier New" w:cs="Courier New"/>
+        <w:rFonts w:ascii="Courier New" w:hAnsi="Courier New" w:cs="Courier New" w:hint="default"/>
       </w:rPr>
     </w:lvl>
     <w:lvl w:ilvl="8" w:tplc="240A0005" w:tentative="1">
@@ -18180,7 +18190,7 @@
         <w:ind w:left="7189" w:hanging="360"/>
       </w:pPr>
       <w:rPr>
-        <w:rFonts w:hint="default" w:ascii="Wingdings" w:hAnsi="Wingdings"/>
+        <w:rFonts w:ascii="Wingdings" w:hAnsi="Wingdings" w:hint="default"/>
       </w:rPr>
     </w:lvl>
   </w:abstractNum>
@@ -18197,7 +18207,7 @@
         <w:ind w:left="1429" w:hanging="360"/>
       </w:pPr>
       <w:rPr>
-        <w:rFonts w:hint="default" w:ascii="Symbol" w:hAnsi="Symbol"/>
+        <w:rFonts w:ascii="Symbol" w:hAnsi="Symbol" w:hint="default"/>
       </w:rPr>
     </w:lvl>
     <w:lvl w:ilvl="1" w:tplc="240A0003" w:tentative="1">
@@ -18209,7 +18219,7 @@
         <w:ind w:left="2149" w:hanging="360"/>
       </w:pPr>
       <w:rPr>
-        <w:rFonts w:hint="default" w:ascii="Courier New" w:hAnsi="Courier New" w:cs="Courier New"/>
+        <w:rFonts w:ascii="Courier New" w:hAnsi="Courier New" w:cs="Courier New" w:hint="default"/>
       </w:rPr>
     </w:lvl>
     <w:lvl w:ilvl="2" w:tplc="240A0005" w:tentative="1">
@@ -18221,7 +18231,7 @@
         <w:ind w:left="2869" w:hanging="360"/>
       </w:pPr>
       <w:rPr>
-        <w:rFonts w:hint="default" w:ascii="Wingdings" w:hAnsi="Wingdings"/>
+        <w:rFonts w:ascii="Wingdings" w:hAnsi="Wingdings" w:hint="default"/>
       </w:rPr>
     </w:lvl>
     <w:lvl w:ilvl="3" w:tplc="240A0001" w:tentative="1">
@@ -18233,7 +18243,7 @@
         <w:ind w:left="3589" w:hanging="360"/>
       </w:pPr>
       <w:rPr>
-        <w:rFonts w:hint="default" w:ascii="Symbol" w:hAnsi="Symbol"/>
+        <w:rFonts w:ascii="Symbol" w:hAnsi="Symbol" w:hint="default"/>
       </w:rPr>
     </w:lvl>
     <w:lvl w:ilvl="4" w:tplc="240A0003" w:tentative="1">
@@ -18245,7 +18255,7 @@
         <w:ind w:left="4309" w:hanging="360"/>
       </w:pPr>
       <w:rPr>
-        <w:rFonts w:hint="default" w:ascii="Courier New" w:hAnsi="Courier New" w:cs="Courier New"/>
+        <w:rFonts w:ascii="Courier New" w:hAnsi="Courier New" w:cs="Courier New" w:hint="default"/>
       </w:rPr>
     </w:lvl>
     <w:lvl w:ilvl="5" w:tplc="240A0005" w:tentative="1">
@@ -18257,7 +18267,7 @@
         <w:ind w:left="5029" w:hanging="360"/>
       </w:pPr>
       <w:rPr>
-        <w:rFonts w:hint="default" w:ascii="Wingdings" w:hAnsi="Wingdings"/>
+        <w:rFonts w:ascii="Wingdings" w:hAnsi="Wingdings" w:hint="default"/>
       </w:rPr>
     </w:lvl>
     <w:lvl w:ilvl="6" w:tplc="240A0001" w:tentative="1">
@@ -18269,7 +18279,7 @@
         <w:ind w:left="5749" w:hanging="360"/>
       </w:pPr>
       <w:rPr>
-        <w:rFonts w:hint="default" w:ascii="Symbol" w:hAnsi="Symbol"/>
+        <w:rFonts w:ascii="Symbol" w:hAnsi="Symbol" w:hint="default"/>
       </w:rPr>
     </w:lvl>
     <w:lvl w:ilvl="7" w:tplc="240A0003" w:tentative="1">
@@ -18281,7 +18291,7 @@
         <w:ind w:left="6469" w:hanging="360"/>
       </w:pPr>
       <w:rPr>
-        <w:rFonts w:hint="default" w:ascii="Courier New" w:hAnsi="Courier New" w:cs="Courier New"/>
+        <w:rFonts w:ascii="Courier New" w:hAnsi="Courier New" w:cs="Courier New" w:hint="default"/>
       </w:rPr>
     </w:lvl>
     <w:lvl w:ilvl="8" w:tplc="240A0005" w:tentative="1">
@@ -18293,7 +18303,7 @@
         <w:ind w:left="7189" w:hanging="360"/>
       </w:pPr>
       <w:rPr>
-        <w:rFonts w:hint="default" w:ascii="Wingdings" w:hAnsi="Wingdings"/>
+        <w:rFonts w:ascii="Wingdings" w:hAnsi="Wingdings" w:hint="default"/>
       </w:rPr>
     </w:lvl>
   </w:abstractNum>
@@ -18322,7 +18332,7 @@
         <w:ind w:left="2149" w:hanging="360"/>
       </w:pPr>
       <w:rPr>
-        <w:rFonts w:hint="default" w:ascii="Courier New" w:hAnsi="Courier New" w:cs="Courier New"/>
+        <w:rFonts w:ascii="Courier New" w:hAnsi="Courier New" w:cs="Courier New" w:hint="default"/>
       </w:rPr>
     </w:lvl>
     <w:lvl w:ilvl="2" w:tplc="240A0005" w:tentative="1">
@@ -18334,7 +18344,7 @@
         <w:ind w:left="2869" w:hanging="360"/>
       </w:pPr>
       <w:rPr>
-        <w:rFonts w:hint="default" w:ascii="Wingdings" w:hAnsi="Wingdings"/>
+        <w:rFonts w:ascii="Wingdings" w:hAnsi="Wingdings" w:hint="default"/>
       </w:rPr>
     </w:lvl>
     <w:lvl w:ilvl="3" w:tplc="240A0001" w:tentative="1">
@@ -18346,7 +18356,7 @@
         <w:ind w:left="3589" w:hanging="360"/>
       </w:pPr>
       <w:rPr>
-        <w:rFonts w:hint="default" w:ascii="Symbol" w:hAnsi="Symbol"/>
+        <w:rFonts w:ascii="Symbol" w:hAnsi="Symbol" w:hint="default"/>
       </w:rPr>
     </w:lvl>
     <w:lvl w:ilvl="4" w:tplc="240A0003" w:tentative="1">
@@ -18358,7 +18368,7 @@
         <w:ind w:left="4309" w:hanging="360"/>
       </w:pPr>
       <w:rPr>
-        <w:rFonts w:hint="default" w:ascii="Courier New" w:hAnsi="Courier New" w:cs="Courier New"/>
+        <w:rFonts w:ascii="Courier New" w:hAnsi="Courier New" w:cs="Courier New" w:hint="default"/>
       </w:rPr>
     </w:lvl>
     <w:lvl w:ilvl="5" w:tplc="240A0005" w:tentative="1">
@@ -18370,7 +18380,7 @@
         <w:ind w:left="5029" w:hanging="360"/>
       </w:pPr>
       <w:rPr>
-        <w:rFonts w:hint="default" w:ascii="Wingdings" w:hAnsi="Wingdings"/>
+        <w:rFonts w:ascii="Wingdings" w:hAnsi="Wingdings" w:hint="default"/>
       </w:rPr>
     </w:lvl>
     <w:lvl w:ilvl="6" w:tplc="240A0001" w:tentative="1">
@@ -18382,7 +18392,7 @@
         <w:ind w:left="5749" w:hanging="360"/>
       </w:pPr>
       <w:rPr>
-        <w:rFonts w:hint="default" w:ascii="Symbol" w:hAnsi="Symbol"/>
+        <w:rFonts w:ascii="Symbol" w:hAnsi="Symbol" w:hint="default"/>
       </w:rPr>
     </w:lvl>
     <w:lvl w:ilvl="7" w:tplc="240A0003" w:tentative="1">
@@ -18394,7 +18404,7 @@
         <w:ind w:left="6469" w:hanging="360"/>
       </w:pPr>
       <w:rPr>
-        <w:rFonts w:hint="default" w:ascii="Courier New" w:hAnsi="Courier New" w:cs="Courier New"/>
+        <w:rFonts w:ascii="Courier New" w:hAnsi="Courier New" w:cs="Courier New" w:hint="default"/>
       </w:rPr>
     </w:lvl>
     <w:lvl w:ilvl="8" w:tplc="240A0005" w:tentative="1">
@@ -18406,7 +18416,7 @@
         <w:ind w:left="7189" w:hanging="360"/>
       </w:pPr>
       <w:rPr>
-        <w:rFonts w:hint="default" w:ascii="Wingdings" w:hAnsi="Wingdings"/>
+        <w:rFonts w:ascii="Wingdings" w:hAnsi="Wingdings" w:hint="default"/>
       </w:rPr>
     </w:lvl>
   </w:abstractNum>
@@ -18435,7 +18445,7 @@
         <w:ind w:left="2149" w:hanging="360"/>
       </w:pPr>
       <w:rPr>
-        <w:rFonts w:hint="default" w:ascii="Courier New" w:hAnsi="Courier New" w:cs="Courier New"/>
+        <w:rFonts w:ascii="Courier New" w:hAnsi="Courier New" w:cs="Courier New" w:hint="default"/>
       </w:rPr>
     </w:lvl>
     <w:lvl w:ilvl="2" w:tplc="240A0005" w:tentative="1">
@@ -18447,7 +18457,7 @@
         <w:ind w:left="2869" w:hanging="360"/>
       </w:pPr>
       <w:rPr>
-        <w:rFonts w:hint="default" w:ascii="Wingdings" w:hAnsi="Wingdings"/>
+        <w:rFonts w:ascii="Wingdings" w:hAnsi="Wingdings" w:hint="default"/>
       </w:rPr>
     </w:lvl>
     <w:lvl w:ilvl="3" w:tplc="240A0001" w:tentative="1">
@@ -18459,7 +18469,7 @@
         <w:ind w:left="3589" w:hanging="360"/>
       </w:pPr>
       <w:rPr>
-        <w:rFonts w:hint="default" w:ascii="Symbol" w:hAnsi="Symbol"/>
+        <w:rFonts w:ascii="Symbol" w:hAnsi="Symbol" w:hint="default"/>
       </w:rPr>
     </w:lvl>
     <w:lvl w:ilvl="4" w:tplc="240A0003" w:tentative="1">
@@ -18471,7 +18481,7 @@
         <w:ind w:left="4309" w:hanging="360"/>
       </w:pPr>
       <w:rPr>
-        <w:rFonts w:hint="default" w:ascii="Courier New" w:hAnsi="Courier New" w:cs="Courier New"/>
+        <w:rFonts w:ascii="Courier New" w:hAnsi="Courier New" w:cs="Courier New" w:hint="default"/>
       </w:rPr>
     </w:lvl>
     <w:lvl w:ilvl="5" w:tplc="240A0005" w:tentative="1">
@@ -18483,7 +18493,7 @@
         <w:ind w:left="5029" w:hanging="360"/>
       </w:pPr>
       <w:rPr>
-        <w:rFonts w:hint="default" w:ascii="Wingdings" w:hAnsi="Wingdings"/>
+        <w:rFonts w:ascii="Wingdings" w:hAnsi="Wingdings" w:hint="default"/>
       </w:rPr>
     </w:lvl>
     <w:lvl w:ilvl="6" w:tplc="240A0001" w:tentative="1">
@@ -18495,7 +18505,7 @@
         <w:ind w:left="5749" w:hanging="360"/>
       </w:pPr>
       <w:rPr>
-        <w:rFonts w:hint="default" w:ascii="Symbol" w:hAnsi="Symbol"/>
+        <w:rFonts w:ascii="Symbol" w:hAnsi="Symbol" w:hint="default"/>
       </w:rPr>
     </w:lvl>
     <w:lvl w:ilvl="7" w:tplc="240A0003" w:tentative="1">
@@ -18507,7 +18517,7 @@
         <w:ind w:left="6469" w:hanging="360"/>
       </w:pPr>
       <w:rPr>
-        <w:rFonts w:hint="default" w:ascii="Courier New" w:hAnsi="Courier New" w:cs="Courier New"/>
+        <w:rFonts w:ascii="Courier New" w:hAnsi="Courier New" w:cs="Courier New" w:hint="default"/>
       </w:rPr>
     </w:lvl>
     <w:lvl w:ilvl="8" w:tplc="240A0005" w:tentative="1">
@@ -18519,7 +18529,7 @@
         <w:ind w:left="7189" w:hanging="360"/>
       </w:pPr>
       <w:rPr>
-        <w:rFonts w:hint="default" w:ascii="Wingdings" w:hAnsi="Wingdings"/>
+        <w:rFonts w:ascii="Wingdings" w:hAnsi="Wingdings" w:hint="default"/>
       </w:rPr>
     </w:lvl>
   </w:abstractNum>
@@ -18708,7 +18718,7 @@
         <w:ind w:left="1429" w:hanging="360"/>
       </w:pPr>
       <w:rPr>
-        <w:rFonts w:hint="default" w:ascii="Symbol" w:hAnsi="Symbol"/>
+        <w:rFonts w:ascii="Symbol" w:hAnsi="Symbol" w:hint="default"/>
       </w:rPr>
     </w:lvl>
     <w:lvl w:ilvl="1" w:tplc="240A0003" w:tentative="1">
@@ -18720,7 +18730,7 @@
         <w:ind w:left="2149" w:hanging="360"/>
       </w:pPr>
       <w:rPr>
-        <w:rFonts w:hint="default" w:ascii="Courier New" w:hAnsi="Courier New" w:cs="Courier New"/>
+        <w:rFonts w:ascii="Courier New" w:hAnsi="Courier New" w:cs="Courier New" w:hint="default"/>
       </w:rPr>
     </w:lvl>
     <w:lvl w:ilvl="2" w:tplc="240A0005" w:tentative="1">
@@ -18732,7 +18742,7 @@
         <w:ind w:left="2869" w:hanging="360"/>
       </w:pPr>
       <w:rPr>
-        <w:rFonts w:hint="default" w:ascii="Wingdings" w:hAnsi="Wingdings"/>
+        <w:rFonts w:ascii="Wingdings" w:hAnsi="Wingdings" w:hint="default"/>
       </w:rPr>
     </w:lvl>
     <w:lvl w:ilvl="3" w:tplc="240A0001" w:tentative="1">
@@ -18744,7 +18754,7 @@
         <w:ind w:left="3589" w:hanging="360"/>
       </w:pPr>
       <w:rPr>
-        <w:rFonts w:hint="default" w:ascii="Symbol" w:hAnsi="Symbol"/>
+        <w:rFonts w:ascii="Symbol" w:hAnsi="Symbol" w:hint="default"/>
       </w:rPr>
     </w:lvl>
     <w:lvl w:ilvl="4" w:tplc="240A0003" w:tentative="1">
@@ -18756,7 +18766,7 @@
         <w:ind w:left="4309" w:hanging="360"/>
       </w:pPr>
       <w:rPr>
-        <w:rFonts w:hint="default" w:ascii="Courier New" w:hAnsi="Courier New" w:cs="Courier New"/>
+        <w:rFonts w:ascii="Courier New" w:hAnsi="Courier New" w:cs="Courier New" w:hint="default"/>
       </w:rPr>
     </w:lvl>
     <w:lvl w:ilvl="5" w:tplc="240A0005" w:tentative="1">
@@ -18768,7 +18778,7 @@
         <w:ind w:left="5029" w:hanging="360"/>
       </w:pPr>
       <w:rPr>
-        <w:rFonts w:hint="default" w:ascii="Wingdings" w:hAnsi="Wingdings"/>
+        <w:rFonts w:ascii="Wingdings" w:hAnsi="Wingdings" w:hint="default"/>
       </w:rPr>
     </w:lvl>
     <w:lvl w:ilvl="6" w:tplc="240A0001" w:tentative="1">
@@ -18780,7 +18790,7 @@
         <w:ind w:left="5749" w:hanging="360"/>
       </w:pPr>
       <w:rPr>
-        <w:rFonts w:hint="default" w:ascii="Symbol" w:hAnsi="Symbol"/>
+        <w:rFonts w:ascii="Symbol" w:hAnsi="Symbol" w:hint="default"/>
       </w:rPr>
     </w:lvl>
     <w:lvl w:ilvl="7" w:tplc="240A0003" w:tentative="1">
@@ -18792,7 +18802,7 @@
         <w:ind w:left="6469" w:hanging="360"/>
       </w:pPr>
       <w:rPr>
-        <w:rFonts w:hint="default" w:ascii="Courier New" w:hAnsi="Courier New" w:cs="Courier New"/>
+        <w:rFonts w:ascii="Courier New" w:hAnsi="Courier New" w:cs="Courier New" w:hint="default"/>
       </w:rPr>
     </w:lvl>
     <w:lvl w:ilvl="8" w:tplc="240A0005" w:tentative="1">
@@ -18804,7 +18814,7 @@
         <w:ind w:left="7189" w:hanging="360"/>
       </w:pPr>
       <w:rPr>
-        <w:rFonts w:hint="default" w:ascii="Wingdings" w:hAnsi="Wingdings"/>
+        <w:rFonts w:ascii="Wingdings" w:hAnsi="Wingdings" w:hint="default"/>
       </w:rPr>
     </w:lvl>
   </w:abstractNum>
@@ -18907,7 +18917,7 @@
         <w:ind w:left="1429" w:hanging="360"/>
       </w:pPr>
       <w:rPr>
-        <w:rFonts w:hint="default" w:ascii="Symbol" w:hAnsi="Symbol"/>
+        <w:rFonts w:ascii="Symbol" w:hAnsi="Symbol" w:hint="default"/>
       </w:rPr>
     </w:lvl>
     <w:lvl w:ilvl="1" w:tplc="240A0003" w:tentative="1">
@@ -18919,7 +18929,7 @@
         <w:ind w:left="2149" w:hanging="360"/>
       </w:pPr>
       <w:rPr>
-        <w:rFonts w:hint="default" w:ascii="Courier New" w:hAnsi="Courier New" w:cs="Courier New"/>
+        <w:rFonts w:ascii="Courier New" w:hAnsi="Courier New" w:cs="Courier New" w:hint="default"/>
       </w:rPr>
     </w:lvl>
     <w:lvl w:ilvl="2" w:tplc="240A0005" w:tentative="1">
@@ -18931,7 +18941,7 @@
         <w:ind w:left="2869" w:hanging="360"/>
       </w:pPr>
       <w:rPr>
-        <w:rFonts w:hint="default" w:ascii="Wingdings" w:hAnsi="Wingdings"/>
+        <w:rFonts w:ascii="Wingdings" w:hAnsi="Wingdings" w:hint="default"/>
       </w:rPr>
     </w:lvl>
     <w:lvl w:ilvl="3" w:tplc="240A0001" w:tentative="1">
@@ -18943,7 +18953,7 @@
         <w:ind w:left="3589" w:hanging="360"/>
       </w:pPr>
       <w:rPr>
-        <w:rFonts w:hint="default" w:ascii="Symbol" w:hAnsi="Symbol"/>
+        <w:rFonts w:ascii="Symbol" w:hAnsi="Symbol" w:hint="default"/>
       </w:rPr>
     </w:lvl>
     <w:lvl w:ilvl="4" w:tplc="240A0003" w:tentative="1">
@@ -18955,7 +18965,7 @@
         <w:ind w:left="4309" w:hanging="360"/>
       </w:pPr>
       <w:rPr>
-        <w:rFonts w:hint="default" w:ascii="Courier New" w:hAnsi="Courier New" w:cs="Courier New"/>
+        <w:rFonts w:ascii="Courier New" w:hAnsi="Courier New" w:cs="Courier New" w:hint="default"/>
       </w:rPr>
     </w:lvl>
     <w:lvl w:ilvl="5" w:tplc="240A0005" w:tentative="1">
@@ -18967,7 +18977,7 @@
         <w:ind w:left="5029" w:hanging="360"/>
       </w:pPr>
       <w:rPr>
-        <w:rFonts w:hint="default" w:ascii="Wingdings" w:hAnsi="Wingdings"/>
+        <w:rFonts w:ascii="Wingdings" w:hAnsi="Wingdings" w:hint="default"/>
       </w:rPr>
     </w:lvl>
     <w:lvl w:ilvl="6" w:tplc="240A0001" w:tentative="1">
@@ -18979,7 +18989,7 @@
         <w:ind w:left="5749" w:hanging="360"/>
       </w:pPr>
       <w:rPr>
-        <w:rFonts w:hint="default" w:ascii="Symbol" w:hAnsi="Symbol"/>
+        <w:rFonts w:ascii="Symbol" w:hAnsi="Symbol" w:hint="default"/>
       </w:rPr>
     </w:lvl>
     <w:lvl w:ilvl="7" w:tplc="240A0003" w:tentative="1">
@@ -18991,7 +19001,7 @@
         <w:ind w:left="6469" w:hanging="360"/>
       </w:pPr>
       <w:rPr>
-        <w:rFonts w:hint="default" w:ascii="Courier New" w:hAnsi="Courier New" w:cs="Courier New"/>
+        <w:rFonts w:ascii="Courier New" w:hAnsi="Courier New" w:cs="Courier New" w:hint="default"/>
       </w:rPr>
     </w:lvl>
     <w:lvl w:ilvl="8" w:tplc="240A0005" w:tentative="1">
@@ -19003,7 +19013,7 @@
         <w:ind w:left="7189" w:hanging="360"/>
       </w:pPr>
       <w:rPr>
-        <w:rFonts w:hint="default" w:ascii="Wingdings" w:hAnsi="Wingdings"/>
+        <w:rFonts w:ascii="Wingdings" w:hAnsi="Wingdings" w:hint="default"/>
       </w:rPr>
     </w:lvl>
   </w:abstractNum>
@@ -19021,7 +19031,7 @@
         <w:ind w:left="1429" w:hanging="360"/>
       </w:pPr>
       <w:rPr>
-        <w:rFonts w:hint="default" w:ascii="Arial" w:hAnsi="Arial"/>
+        <w:rFonts w:ascii="Arial" w:hAnsi="Arial" w:hint="default"/>
         <w:b/>
         <w:i w:val="0"/>
         <w:caps w:val="0"/>
@@ -19126,7 +19136,7 @@
         <w:ind w:left="2149" w:hanging="360"/>
       </w:pPr>
       <w:rPr>
-        <w:rFonts w:hint="default" w:ascii="Courier New" w:hAnsi="Courier New" w:cs="Courier New"/>
+        <w:rFonts w:ascii="Courier New" w:hAnsi="Courier New" w:cs="Courier New" w:hint="default"/>
       </w:rPr>
     </w:lvl>
     <w:lvl w:ilvl="2" w:tplc="240A0005" w:tentative="1">
@@ -19138,7 +19148,7 @@
         <w:ind w:left="2869" w:hanging="360"/>
       </w:pPr>
       <w:rPr>
-        <w:rFonts w:hint="default" w:ascii="Wingdings" w:hAnsi="Wingdings"/>
+        <w:rFonts w:ascii="Wingdings" w:hAnsi="Wingdings" w:hint="default"/>
       </w:rPr>
     </w:lvl>
     <w:lvl w:ilvl="3" w:tplc="240A0001" w:tentative="1">
@@ -19150,7 +19160,7 @@
         <w:ind w:left="3589" w:hanging="360"/>
       </w:pPr>
       <w:rPr>
-        <w:rFonts w:hint="default" w:ascii="Symbol" w:hAnsi="Symbol"/>
+        <w:rFonts w:ascii="Symbol" w:hAnsi="Symbol" w:hint="default"/>
       </w:rPr>
     </w:lvl>
     <w:lvl w:ilvl="4" w:tplc="240A0003" w:tentative="1">
@@ -19162,7 +19172,7 @@
         <w:ind w:left="4309" w:hanging="360"/>
       </w:pPr>
       <w:rPr>
-        <w:rFonts w:hint="default" w:ascii="Courier New" w:hAnsi="Courier New" w:cs="Courier New"/>
+        <w:rFonts w:ascii="Courier New" w:hAnsi="Courier New" w:cs="Courier New" w:hint="default"/>
       </w:rPr>
     </w:lvl>
     <w:lvl w:ilvl="5" w:tplc="240A0005" w:tentative="1">
@@ -19174,7 +19184,7 @@
         <w:ind w:left="5029" w:hanging="360"/>
       </w:pPr>
       <w:rPr>
-        <w:rFonts w:hint="default" w:ascii="Wingdings" w:hAnsi="Wingdings"/>
+        <w:rFonts w:ascii="Wingdings" w:hAnsi="Wingdings" w:hint="default"/>
       </w:rPr>
     </w:lvl>
     <w:lvl w:ilvl="6" w:tplc="240A0001" w:tentative="1">
@@ -19186,7 +19196,7 @@
         <w:ind w:left="5749" w:hanging="360"/>
       </w:pPr>
       <w:rPr>
-        <w:rFonts w:hint="default" w:ascii="Symbol" w:hAnsi="Symbol"/>
+        <w:rFonts w:ascii="Symbol" w:hAnsi="Symbol" w:hint="default"/>
       </w:rPr>
     </w:lvl>
     <w:lvl w:ilvl="7" w:tplc="240A0003" w:tentative="1">
@@ -19198,7 +19208,7 @@
         <w:ind w:left="6469" w:hanging="360"/>
       </w:pPr>
       <w:rPr>
-        <w:rFonts w:hint="default" w:ascii="Courier New" w:hAnsi="Courier New" w:cs="Courier New"/>
+        <w:rFonts w:ascii="Courier New" w:hAnsi="Courier New" w:cs="Courier New" w:hint="default"/>
       </w:rPr>
     </w:lvl>
     <w:lvl w:ilvl="8" w:tplc="240A0005" w:tentative="1">
@@ -19210,7 +19220,7 @@
         <w:ind w:left="7189" w:hanging="360"/>
       </w:pPr>
       <w:rPr>
-        <w:rFonts w:hint="default" w:ascii="Wingdings" w:hAnsi="Wingdings"/>
+        <w:rFonts w:ascii="Wingdings" w:hAnsi="Wingdings" w:hint="default"/>
       </w:rPr>
     </w:lvl>
   </w:abstractNum>
@@ -19228,7 +19238,7 @@
         <w:ind w:left="360" w:hanging="360"/>
       </w:pPr>
       <w:rPr>
-        <w:rFonts w:hint="default" w:ascii="Arial" w:hAnsi="Arial"/>
+        <w:rFonts w:ascii="Arial" w:hAnsi="Arial" w:hint="default"/>
         <w:b/>
         <w:i w:val="0"/>
         <w:sz w:val="24"/>
@@ -19320,7 +19330,7 @@
         <w:ind w:left="1429" w:hanging="360"/>
       </w:pPr>
       <w:rPr>
-        <w:rFonts w:hint="default" w:ascii="Symbol" w:hAnsi="Symbol"/>
+        <w:rFonts w:ascii="Symbol" w:hAnsi="Symbol" w:hint="default"/>
       </w:rPr>
     </w:lvl>
     <w:lvl w:ilvl="1" w:tplc="240A0003" w:tentative="1">
@@ -19332,7 +19342,7 @@
         <w:ind w:left="2149" w:hanging="360"/>
       </w:pPr>
       <w:rPr>
-        <w:rFonts w:hint="default" w:ascii="Courier New" w:hAnsi="Courier New" w:cs="Courier New"/>
+        <w:rFonts w:ascii="Courier New" w:hAnsi="Courier New" w:cs="Courier New" w:hint="default"/>
       </w:rPr>
     </w:lvl>
     <w:lvl w:ilvl="2" w:tplc="240A0005" w:tentative="1">
@@ -19344,7 +19354,7 @@
         <w:ind w:left="2869" w:hanging="360"/>
       </w:pPr>
       <w:rPr>
-        <w:rFonts w:hint="default" w:ascii="Wingdings" w:hAnsi="Wingdings"/>
+        <w:rFonts w:ascii="Wingdings" w:hAnsi="Wingdings" w:hint="default"/>
       </w:rPr>
     </w:lvl>
     <w:lvl w:ilvl="3" w:tplc="240A0001" w:tentative="1">
@@ -19356,7 +19366,7 @@
         <w:ind w:left="3589" w:hanging="360"/>
       </w:pPr>
       <w:rPr>
-        <w:rFonts w:hint="default" w:ascii="Symbol" w:hAnsi="Symbol"/>
+        <w:rFonts w:ascii="Symbol" w:hAnsi="Symbol" w:hint="default"/>
       </w:rPr>
     </w:lvl>
     <w:lvl w:ilvl="4" w:tplc="240A0003" w:tentative="1">
@@ -19368,7 +19378,7 @@
         <w:ind w:left="4309" w:hanging="360"/>
       </w:pPr>
       <w:rPr>
-        <w:rFonts w:hint="default" w:ascii="Courier New" w:hAnsi="Courier New" w:cs="Courier New"/>
+        <w:rFonts w:ascii="Courier New" w:hAnsi="Courier New" w:cs="Courier New" w:hint="default"/>
       </w:rPr>
     </w:lvl>
     <w:lvl w:ilvl="5" w:tplc="240A0005" w:tentative="1">
@@ -19380,7 +19390,7 @@
         <w:ind w:left="5029" w:hanging="360"/>
       </w:pPr>
       <w:rPr>
-        <w:rFonts w:hint="default" w:ascii="Wingdings" w:hAnsi="Wingdings"/>
+        <w:rFonts w:ascii="Wingdings" w:hAnsi="Wingdings" w:hint="default"/>
       </w:rPr>
     </w:lvl>
     <w:lvl w:ilvl="6" w:tplc="240A0001" w:tentative="1">
@@ -19392,7 +19402,7 @@
         <w:ind w:left="5749" w:hanging="360"/>
       </w:pPr>
       <w:rPr>
-        <w:rFonts w:hint="default" w:ascii="Symbol" w:hAnsi="Symbol"/>
+        <w:rFonts w:ascii="Symbol" w:hAnsi="Symbol" w:hint="default"/>
       </w:rPr>
     </w:lvl>
     <w:lvl w:ilvl="7" w:tplc="240A0003" w:tentative="1">
@@ -19404,7 +19414,7 @@
         <w:ind w:left="6469" w:hanging="360"/>
       </w:pPr>
       <w:rPr>
-        <w:rFonts w:hint="default" w:ascii="Courier New" w:hAnsi="Courier New" w:cs="Courier New"/>
+        <w:rFonts w:ascii="Courier New" w:hAnsi="Courier New" w:cs="Courier New" w:hint="default"/>
       </w:rPr>
     </w:lvl>
     <w:lvl w:ilvl="8" w:tplc="240A0005" w:tentative="1">
@@ -19416,7 +19426,7 @@
         <w:ind w:left="7189" w:hanging="360"/>
       </w:pPr>
       <w:rPr>
-        <w:rFonts w:hint="default" w:ascii="Wingdings" w:hAnsi="Wingdings"/>
+        <w:rFonts w:ascii="Wingdings" w:hAnsi="Wingdings" w:hint="default"/>
       </w:rPr>
     </w:lvl>
   </w:abstractNum>
@@ -19445,7 +19455,7 @@
         <w:ind w:left="2149" w:hanging="360"/>
       </w:pPr>
       <w:rPr>
-        <w:rFonts w:hint="default" w:ascii="Courier New" w:hAnsi="Courier New" w:cs="Courier New"/>
+        <w:rFonts w:ascii="Courier New" w:hAnsi="Courier New" w:cs="Courier New" w:hint="default"/>
       </w:rPr>
     </w:lvl>
     <w:lvl w:ilvl="2" w:tplc="240A0005" w:tentative="1">
@@ -19457,7 +19467,7 @@
         <w:ind w:left="2869" w:hanging="360"/>
       </w:pPr>
       <w:rPr>
-        <w:rFonts w:hint="default" w:ascii="Wingdings" w:hAnsi="Wingdings"/>
+        <w:rFonts w:ascii="Wingdings" w:hAnsi="Wingdings" w:hint="default"/>
       </w:rPr>
     </w:lvl>
     <w:lvl w:ilvl="3" w:tplc="240A0001" w:tentative="1">
@@ -19469,7 +19479,7 @@
         <w:ind w:left="3589" w:hanging="360"/>
       </w:pPr>
       <w:rPr>
-        <w:rFonts w:hint="default" w:ascii="Symbol" w:hAnsi="Symbol"/>
+        <w:rFonts w:ascii="Symbol" w:hAnsi="Symbol" w:hint="default"/>
       </w:rPr>
     </w:lvl>
     <w:lvl w:ilvl="4" w:tplc="240A0003" w:tentative="1">
@@ -19481,7 +19491,7 @@
         <w:ind w:left="4309" w:hanging="360"/>
       </w:pPr>
       <w:rPr>
-        <w:rFonts w:hint="default" w:ascii="Courier New" w:hAnsi="Courier New" w:cs="Courier New"/>
+        <w:rFonts w:ascii="Courier New" w:hAnsi="Courier New" w:cs="Courier New" w:hint="default"/>
       </w:rPr>
     </w:lvl>
     <w:lvl w:ilvl="5" w:tplc="240A0005" w:tentative="1">
@@ -19493,7 +19503,7 @@
         <w:ind w:left="5029" w:hanging="360"/>
       </w:pPr>
       <w:rPr>
-        <w:rFonts w:hint="default" w:ascii="Wingdings" w:hAnsi="Wingdings"/>
+        <w:rFonts w:ascii="Wingdings" w:hAnsi="Wingdings" w:hint="default"/>
       </w:rPr>
     </w:lvl>
     <w:lvl w:ilvl="6" w:tplc="240A0001" w:tentative="1">
@@ -19505,7 +19515,7 @@
         <w:ind w:left="5749" w:hanging="360"/>
       </w:pPr>
       <w:rPr>
-        <w:rFonts w:hint="default" w:ascii="Symbol" w:hAnsi="Symbol"/>
+        <w:rFonts w:ascii="Symbol" w:hAnsi="Symbol" w:hint="default"/>
       </w:rPr>
     </w:lvl>
     <w:lvl w:ilvl="7" w:tplc="240A0003" w:tentative="1">
@@ -19517,7 +19527,7 @@
         <w:ind w:left="6469" w:hanging="360"/>
       </w:pPr>
       <w:rPr>
-        <w:rFonts w:hint="default" w:ascii="Courier New" w:hAnsi="Courier New" w:cs="Courier New"/>
+        <w:rFonts w:ascii="Courier New" w:hAnsi="Courier New" w:cs="Courier New" w:hint="default"/>
       </w:rPr>
     </w:lvl>
     <w:lvl w:ilvl="8" w:tplc="240A0005" w:tentative="1">
@@ -19529,7 +19539,7 @@
         <w:ind w:left="7189" w:hanging="360"/>
       </w:pPr>
       <w:rPr>
-        <w:rFonts w:hint="default" w:ascii="Wingdings" w:hAnsi="Wingdings"/>
+        <w:rFonts w:ascii="Wingdings" w:hAnsi="Wingdings" w:hint="default"/>
       </w:rPr>
     </w:lvl>
   </w:abstractNum>
@@ -19546,7 +19556,7 @@
         <w:ind w:left="1429" w:hanging="360"/>
       </w:pPr>
       <w:rPr>
-        <w:rFonts w:hint="default" w:ascii="Symbol" w:hAnsi="Symbol"/>
+        <w:rFonts w:ascii="Symbol" w:hAnsi="Symbol" w:hint="default"/>
       </w:rPr>
     </w:lvl>
     <w:lvl w:ilvl="1" w:tplc="240A0003">
@@ -19558,7 +19568,7 @@
         <w:ind w:left="2149" w:hanging="360"/>
       </w:pPr>
       <w:rPr>
-        <w:rFonts w:hint="default" w:ascii="Courier New" w:hAnsi="Courier New" w:cs="Courier New"/>
+        <w:rFonts w:ascii="Courier New" w:hAnsi="Courier New" w:cs="Courier New" w:hint="default"/>
       </w:rPr>
     </w:lvl>
     <w:lvl w:ilvl="2" w:tplc="240A0005" w:tentative="1">
@@ -19570,7 +19580,7 @@
         <w:ind w:left="2869" w:hanging="360"/>
       </w:pPr>
       <w:rPr>
-        <w:rFonts w:hint="default" w:ascii="Wingdings" w:hAnsi="Wingdings"/>
+        <w:rFonts w:ascii="Wingdings" w:hAnsi="Wingdings" w:hint="default"/>
       </w:rPr>
     </w:lvl>
     <w:lvl w:ilvl="3" w:tplc="240A0001" w:tentative="1">
@@ -19582,7 +19592,7 @@
         <w:ind w:left="3589" w:hanging="360"/>
       </w:pPr>
       <w:rPr>
-        <w:rFonts w:hint="default" w:ascii="Symbol" w:hAnsi="Symbol"/>
+        <w:rFonts w:ascii="Symbol" w:hAnsi="Symbol" w:hint="default"/>
       </w:rPr>
     </w:lvl>
     <w:lvl w:ilvl="4" w:tplc="240A0003" w:tentative="1">
@@ -19594,7 +19604,7 @@
         <w:ind w:left="4309" w:hanging="360"/>
       </w:pPr>
       <w:rPr>
-        <w:rFonts w:hint="default" w:ascii="Courier New" w:hAnsi="Courier New" w:cs="Courier New"/>
+        <w:rFonts w:ascii="Courier New" w:hAnsi="Courier New" w:cs="Courier New" w:hint="default"/>
       </w:rPr>
     </w:lvl>
     <w:lvl w:ilvl="5" w:tplc="240A0005" w:tentative="1">
@@ -19606,7 +19616,7 @@
         <w:ind w:left="5029" w:hanging="360"/>
       </w:pPr>
       <w:rPr>
-        <w:rFonts w:hint="default" w:ascii="Wingdings" w:hAnsi="Wingdings"/>
+        <w:rFonts w:ascii="Wingdings" w:hAnsi="Wingdings" w:hint="default"/>
       </w:rPr>
     </w:lvl>
     <w:lvl w:ilvl="6" w:tplc="240A0001" w:tentative="1">
@@ -19618,7 +19628,7 @@
         <w:ind w:left="5749" w:hanging="360"/>
       </w:pPr>
       <w:rPr>
-        <w:rFonts w:hint="default" w:ascii="Symbol" w:hAnsi="Symbol"/>
+        <w:rFonts w:ascii="Symbol" w:hAnsi="Symbol" w:hint="default"/>
       </w:rPr>
     </w:lvl>
     <w:lvl w:ilvl="7" w:tplc="240A0003" w:tentative="1">
@@ -19630,7 +19640,7 @@
         <w:ind w:left="6469" w:hanging="360"/>
       </w:pPr>
       <w:rPr>
-        <w:rFonts w:hint="default" w:ascii="Courier New" w:hAnsi="Courier New" w:cs="Courier New"/>
+        <w:rFonts w:ascii="Courier New" w:hAnsi="Courier New" w:cs="Courier New" w:hint="default"/>
       </w:rPr>
     </w:lvl>
     <w:lvl w:ilvl="8" w:tplc="240A0005" w:tentative="1">
@@ -19642,7 +19652,7 @@
         <w:ind w:left="7189" w:hanging="360"/>
       </w:pPr>
       <w:rPr>
-        <w:rFonts w:hint="default" w:ascii="Wingdings" w:hAnsi="Wingdings"/>
+        <w:rFonts w:ascii="Wingdings" w:hAnsi="Wingdings" w:hint="default"/>
       </w:rPr>
     </w:lvl>
   </w:abstractNum>
@@ -19671,7 +19681,7 @@
         <w:ind w:left="2149" w:hanging="360"/>
       </w:pPr>
       <w:rPr>
-        <w:rFonts w:hint="default" w:ascii="Courier New" w:hAnsi="Courier New" w:cs="Courier New"/>
+        <w:rFonts w:ascii="Courier New" w:hAnsi="Courier New" w:cs="Courier New" w:hint="default"/>
       </w:rPr>
     </w:lvl>
     <w:lvl w:ilvl="2" w:tplc="240A0005" w:tentative="1">
@@ -19683,7 +19693,7 @@
         <w:ind w:left="2869" w:hanging="360"/>
       </w:pPr>
       <w:rPr>
-        <w:rFonts w:hint="default" w:ascii="Wingdings" w:hAnsi="Wingdings"/>
+        <w:rFonts w:ascii="Wingdings" w:hAnsi="Wingdings" w:hint="default"/>
       </w:rPr>
     </w:lvl>
     <w:lvl w:ilvl="3" w:tplc="240A0001" w:tentative="1">
@@ -19695,7 +19705,7 @@
         <w:ind w:left="3589" w:hanging="360"/>
       </w:pPr>
       <w:rPr>
-        <w:rFonts w:hint="default" w:ascii="Symbol" w:hAnsi="Symbol"/>
+        <w:rFonts w:ascii="Symbol" w:hAnsi="Symbol" w:hint="default"/>
       </w:rPr>
     </w:lvl>
     <w:lvl w:ilvl="4" w:tplc="240A0003" w:tentative="1">
@@ -19707,7 +19717,7 @@
         <w:ind w:left="4309" w:hanging="360"/>
       </w:pPr>
       <w:rPr>
-        <w:rFonts w:hint="default" w:ascii="Courier New" w:hAnsi="Courier New" w:cs="Courier New"/>
+        <w:rFonts w:ascii="Courier New" w:hAnsi="Courier New" w:cs="Courier New" w:hint="default"/>
       </w:rPr>
     </w:lvl>
     <w:lvl w:ilvl="5" w:tplc="240A0005" w:tentative="1">
@@ -19719,7 +19729,7 @@
         <w:ind w:left="5029" w:hanging="360"/>
       </w:pPr>
       <w:rPr>
-        <w:rFonts w:hint="default" w:ascii="Wingdings" w:hAnsi="Wingdings"/>
+        <w:rFonts w:ascii="Wingdings" w:hAnsi="Wingdings" w:hint="default"/>
       </w:rPr>
     </w:lvl>
     <w:lvl w:ilvl="6" w:tplc="240A0001" w:tentative="1">
@@ -19731,7 +19741,7 @@
         <w:ind w:left="5749" w:hanging="360"/>
       </w:pPr>
       <w:rPr>
-        <w:rFonts w:hint="default" w:ascii="Symbol" w:hAnsi="Symbol"/>
+        <w:rFonts w:ascii="Symbol" w:hAnsi="Symbol" w:hint="default"/>
       </w:rPr>
     </w:lvl>
     <w:lvl w:ilvl="7" w:tplc="240A0003" w:tentative="1">
@@ -19743,7 +19753,7 @@
         <w:ind w:left="6469" w:hanging="360"/>
       </w:pPr>
       <w:rPr>
-        <w:rFonts w:hint="default" w:ascii="Courier New" w:hAnsi="Courier New" w:cs="Courier New"/>
+        <w:rFonts w:ascii="Courier New" w:hAnsi="Courier New" w:cs="Courier New" w:hint="default"/>
       </w:rPr>
     </w:lvl>
     <w:lvl w:ilvl="8" w:tplc="240A0005" w:tentative="1">
@@ -19755,7 +19765,7 @@
         <w:ind w:left="7189" w:hanging="360"/>
       </w:pPr>
       <w:rPr>
-        <w:rFonts w:hint="default" w:ascii="Wingdings" w:hAnsi="Wingdings"/>
+        <w:rFonts w:ascii="Wingdings" w:hAnsi="Wingdings" w:hint="default"/>
       </w:rPr>
     </w:lvl>
   </w:abstractNum>
@@ -19784,7 +19794,7 @@
         <w:ind w:left="2149" w:hanging="360"/>
       </w:pPr>
       <w:rPr>
-        <w:rFonts w:hint="default" w:ascii="Courier New" w:hAnsi="Courier New" w:cs="Courier New"/>
+        <w:rFonts w:ascii="Courier New" w:hAnsi="Courier New" w:cs="Courier New" w:hint="default"/>
       </w:rPr>
     </w:lvl>
     <w:lvl w:ilvl="2" w:tplc="240A0005" w:tentative="1">
@@ -19796,7 +19806,7 @@
         <w:ind w:left="2869" w:hanging="360"/>
       </w:pPr>
       <w:rPr>
-        <w:rFonts w:hint="default" w:ascii="Wingdings" w:hAnsi="Wingdings"/>
+        <w:rFonts w:ascii="Wingdings" w:hAnsi="Wingdings" w:hint="default"/>
       </w:rPr>
     </w:lvl>
     <w:lvl w:ilvl="3" w:tplc="240A0001" w:tentative="1">
@@ -19808,7 +19818,7 @@
         <w:ind w:left="3589" w:hanging="360"/>
       </w:pPr>
       <w:rPr>
-        <w:rFonts w:hint="default" w:ascii="Symbol" w:hAnsi="Symbol"/>
+        <w:rFonts w:ascii="Symbol" w:hAnsi="Symbol" w:hint="default"/>
       </w:rPr>
     </w:lvl>
     <w:lvl w:ilvl="4" w:tplc="240A0003" w:tentative="1">
@@ -19820,7 +19830,7 @@
         <w:ind w:left="4309" w:hanging="360"/>
       </w:pPr>
       <w:rPr>
-        <w:rFonts w:hint="default" w:ascii="Courier New" w:hAnsi="Courier New" w:cs="Courier New"/>
+        <w:rFonts w:ascii="Courier New" w:hAnsi="Courier New" w:cs="Courier New" w:hint="default"/>
       </w:rPr>
     </w:lvl>
     <w:lvl w:ilvl="5" w:tplc="240A0005" w:tentative="1">
@@ -19832,7 +19842,7 @@
         <w:ind w:left="5029" w:hanging="360"/>
       </w:pPr>
       <w:rPr>
-        <w:rFonts w:hint="default" w:ascii="Wingdings" w:hAnsi="Wingdings"/>
+        <w:rFonts w:ascii="Wingdings" w:hAnsi="Wingdings" w:hint="default"/>
       </w:rPr>
     </w:lvl>
     <w:lvl w:ilvl="6" w:tplc="240A0001" w:tentative="1">
@@ -19844,7 +19854,7 @@
         <w:ind w:left="5749" w:hanging="360"/>
       </w:pPr>
       <w:rPr>
-        <w:rFonts w:hint="default" w:ascii="Symbol" w:hAnsi="Symbol"/>
+        <w:rFonts w:ascii="Symbol" w:hAnsi="Symbol" w:hint="default"/>
       </w:rPr>
     </w:lvl>
     <w:lvl w:ilvl="7" w:tplc="240A0003" w:tentative="1">
@@ -19856,7 +19866,7 @@
         <w:ind w:left="6469" w:hanging="360"/>
       </w:pPr>
       <w:rPr>
-        <w:rFonts w:hint="default" w:ascii="Courier New" w:hAnsi="Courier New" w:cs="Courier New"/>
+        <w:rFonts w:ascii="Courier New" w:hAnsi="Courier New" w:cs="Courier New" w:hint="default"/>
       </w:rPr>
     </w:lvl>
     <w:lvl w:ilvl="8" w:tplc="240A0005" w:tentative="1">
@@ -19868,7 +19878,7 @@
         <w:ind w:left="7189" w:hanging="360"/>
       </w:pPr>
       <w:rPr>
-        <w:rFonts w:hint="default" w:ascii="Wingdings" w:hAnsi="Wingdings"/>
+        <w:rFonts w:ascii="Wingdings" w:hAnsi="Wingdings" w:hint="default"/>
       </w:rPr>
     </w:lvl>
   </w:abstractNum>
@@ -19897,7 +19907,7 @@
         <w:ind w:left="2149" w:hanging="360"/>
       </w:pPr>
       <w:rPr>
-        <w:rFonts w:hint="default" w:ascii="Courier New" w:hAnsi="Courier New" w:cs="Courier New"/>
+        <w:rFonts w:ascii="Courier New" w:hAnsi="Courier New" w:cs="Courier New" w:hint="default"/>
       </w:rPr>
     </w:lvl>
     <w:lvl w:ilvl="2" w:tplc="240A0005" w:tentative="1">
@@ -19909,7 +19919,7 @@
         <w:ind w:left="2869" w:hanging="360"/>
       </w:pPr>
       <w:rPr>
-        <w:rFonts w:hint="default" w:ascii="Wingdings" w:hAnsi="Wingdings"/>
+        <w:rFonts w:ascii="Wingdings" w:hAnsi="Wingdings" w:hint="default"/>
       </w:rPr>
     </w:lvl>
     <w:lvl w:ilvl="3" w:tplc="240A0001" w:tentative="1">
@@ -19921,7 +19931,7 @@
         <w:ind w:left="3589" w:hanging="360"/>
       </w:pPr>
       <w:rPr>
-        <w:rFonts w:hint="default" w:ascii="Symbol" w:hAnsi="Symbol"/>
+        <w:rFonts w:ascii="Symbol" w:hAnsi="Symbol" w:hint="default"/>
       </w:rPr>
     </w:lvl>
     <w:lvl w:ilvl="4" w:tplc="240A0003" w:tentative="1">
@@ -19933,7 +19943,7 @@
         <w:ind w:left="4309" w:hanging="360"/>
       </w:pPr>
       <w:rPr>
-        <w:rFonts w:hint="default" w:ascii="Courier New" w:hAnsi="Courier New" w:cs="Courier New"/>
+        <w:rFonts w:ascii="Courier New" w:hAnsi="Courier New" w:cs="Courier New" w:hint="default"/>
       </w:rPr>
     </w:lvl>
     <w:lvl w:ilvl="5" w:tplc="240A0005" w:tentative="1">
@@ -19945,7 +19955,7 @@
         <w:ind w:left="5029" w:hanging="360"/>
       </w:pPr>
       <w:rPr>
-        <w:rFonts w:hint="default" w:ascii="Wingdings" w:hAnsi="Wingdings"/>
+        <w:rFonts w:ascii="Wingdings" w:hAnsi="Wingdings" w:hint="default"/>
       </w:rPr>
     </w:lvl>
     <w:lvl w:ilvl="6" w:tplc="240A0001" w:tentative="1">
@@ -19957,7 +19967,7 @@
         <w:ind w:left="5749" w:hanging="360"/>
       </w:pPr>
       <w:rPr>
-        <w:rFonts w:hint="default" w:ascii="Symbol" w:hAnsi="Symbol"/>
+        <w:rFonts w:ascii="Symbol" w:hAnsi="Symbol" w:hint="default"/>
       </w:rPr>
     </w:lvl>
     <w:lvl w:ilvl="7" w:tplc="240A0003" w:tentative="1">
@@ -19969,7 +19979,7 @@
         <w:ind w:left="6469" w:hanging="360"/>
       </w:pPr>
       <w:rPr>
-        <w:rFonts w:hint="default" w:ascii="Courier New" w:hAnsi="Courier New" w:cs="Courier New"/>
+        <w:rFonts w:ascii="Courier New" w:hAnsi="Courier New" w:cs="Courier New" w:hint="default"/>
       </w:rPr>
     </w:lvl>
     <w:lvl w:ilvl="8" w:tplc="240A0005" w:tentative="1">
@@ -19981,7 +19991,7 @@
         <w:ind w:left="7189" w:hanging="360"/>
       </w:pPr>
       <w:rPr>
-        <w:rFonts w:hint="default" w:ascii="Wingdings" w:hAnsi="Wingdings"/>
+        <w:rFonts w:ascii="Wingdings" w:hAnsi="Wingdings" w:hint="default"/>
       </w:rPr>
     </w:lvl>
   </w:abstractNum>
@@ -20349,7 +20359,7 @@
         <w:ind w:left="1429" w:hanging="360"/>
       </w:pPr>
       <w:rPr>
-        <w:rFonts w:hint="default" w:ascii="Symbol" w:hAnsi="Symbol"/>
+        <w:rFonts w:ascii="Symbol" w:hAnsi="Symbol" w:hint="default"/>
       </w:rPr>
     </w:lvl>
     <w:lvl w:ilvl="1" w:tplc="240A0003">
@@ -20361,7 +20371,7 @@
         <w:ind w:left="2149" w:hanging="360"/>
       </w:pPr>
       <w:rPr>
-        <w:rFonts w:hint="default" w:ascii="Courier New" w:hAnsi="Courier New" w:cs="Courier New"/>
+        <w:rFonts w:ascii="Courier New" w:hAnsi="Courier New" w:cs="Courier New" w:hint="default"/>
       </w:rPr>
     </w:lvl>
     <w:lvl w:ilvl="2" w:tplc="240A0005" w:tentative="1">
@@ -20373,7 +20383,7 @@
         <w:ind w:left="2869" w:hanging="360"/>
       </w:pPr>
       <w:rPr>
-        <w:rFonts w:hint="default" w:ascii="Wingdings" w:hAnsi="Wingdings"/>
+        <w:rFonts w:ascii="Wingdings" w:hAnsi="Wingdings" w:hint="default"/>
       </w:rPr>
     </w:lvl>
     <w:lvl w:ilvl="3" w:tplc="240A0001" w:tentative="1">
@@ -20385,7 +20395,7 @@
         <w:ind w:left="3589" w:hanging="360"/>
       </w:pPr>
       <w:rPr>
-        <w:rFonts w:hint="default" w:ascii="Symbol" w:hAnsi="Symbol"/>
+        <w:rFonts w:ascii="Symbol" w:hAnsi="Symbol" w:hint="default"/>
       </w:rPr>
     </w:lvl>
     <w:lvl w:ilvl="4" w:tplc="240A0003" w:tentative="1">
@@ -20397,7 +20407,7 @@
         <w:ind w:left="4309" w:hanging="360"/>
       </w:pPr>
       <w:rPr>
-        <w:rFonts w:hint="default" w:ascii="Courier New" w:hAnsi="Courier New" w:cs="Courier New"/>
+        <w:rFonts w:ascii="Courier New" w:hAnsi="Courier New" w:cs="Courier New" w:hint="default"/>
       </w:rPr>
     </w:lvl>
     <w:lvl w:ilvl="5" w:tplc="240A0005" w:tentative="1">
@@ -20409,7 +20419,7 @@
         <w:ind w:left="5029" w:hanging="360"/>
       </w:pPr>
       <w:rPr>
-        <w:rFonts w:hint="default" w:ascii="Wingdings" w:hAnsi="Wingdings"/>
+        <w:rFonts w:ascii="Wingdings" w:hAnsi="Wingdings" w:hint="default"/>
       </w:rPr>
     </w:lvl>
     <w:lvl w:ilvl="6" w:tplc="240A0001" w:tentative="1">
@@ -20421,7 +20431,7 @@
         <w:ind w:left="5749" w:hanging="360"/>
       </w:pPr>
       <w:rPr>
-        <w:rFonts w:hint="default" w:ascii="Symbol" w:hAnsi="Symbol"/>
+        <w:rFonts w:ascii="Symbol" w:hAnsi="Symbol" w:hint="default"/>
       </w:rPr>
     </w:lvl>
     <w:lvl w:ilvl="7" w:tplc="240A0003" w:tentative="1">
@@ -20433,7 +20443,7 @@
         <w:ind w:left="6469" w:hanging="360"/>
       </w:pPr>
       <w:rPr>
-        <w:rFonts w:hint="default" w:ascii="Courier New" w:hAnsi="Courier New" w:cs="Courier New"/>
+        <w:rFonts w:ascii="Courier New" w:hAnsi="Courier New" w:cs="Courier New" w:hint="default"/>
       </w:rPr>
     </w:lvl>
     <w:lvl w:ilvl="8" w:tplc="240A0005" w:tentative="1">
@@ -20445,7 +20455,7 @@
         <w:ind w:left="7189" w:hanging="360"/>
       </w:pPr>
       <w:rPr>
-        <w:rFonts w:hint="default" w:ascii="Wingdings" w:hAnsi="Wingdings"/>
+        <w:rFonts w:ascii="Wingdings" w:hAnsi="Wingdings" w:hint="default"/>
       </w:rPr>
     </w:lvl>
   </w:abstractNum>
@@ -20462,7 +20472,7 @@
         <w:ind w:left="1429" w:hanging="360"/>
       </w:pPr>
       <w:rPr>
-        <w:rFonts w:hint="default" w:ascii="Symbol" w:hAnsi="Symbol"/>
+        <w:rFonts w:ascii="Symbol" w:hAnsi="Symbol" w:hint="default"/>
       </w:rPr>
     </w:lvl>
     <w:lvl w:ilvl="1" w:tplc="240A0003" w:tentative="1">
@@ -20474,7 +20484,7 @@
         <w:ind w:left="2149" w:hanging="360"/>
       </w:pPr>
       <w:rPr>
-        <w:rFonts w:hint="default" w:ascii="Courier New" w:hAnsi="Courier New" w:cs="Courier New"/>
+        <w:rFonts w:ascii="Courier New" w:hAnsi="Courier New" w:cs="Courier New" w:hint="default"/>
       </w:rPr>
     </w:lvl>
     <w:lvl w:ilvl="2" w:tplc="240A0005" w:tentative="1">
@@ -20486,7 +20496,7 @@
         <w:ind w:left="2869" w:hanging="360"/>
       </w:pPr>
       <w:rPr>
-        <w:rFonts w:hint="default" w:ascii="Wingdings" w:hAnsi="Wingdings"/>
+        <w:rFonts w:ascii="Wingdings" w:hAnsi="Wingdings" w:hint="default"/>
       </w:rPr>
     </w:lvl>
     <w:lvl w:ilvl="3" w:tplc="240A0001" w:tentative="1">
@@ -20498,7 +20508,7 @@
         <w:ind w:left="3589" w:hanging="360"/>
       </w:pPr>
       <w:rPr>
-        <w:rFonts w:hint="default" w:ascii="Symbol" w:hAnsi="Symbol"/>
+        <w:rFonts w:ascii="Symbol" w:hAnsi="Symbol" w:hint="default"/>
       </w:rPr>
     </w:lvl>
     <w:lvl w:ilvl="4" w:tplc="240A0003" w:tentative="1">
@@ -20510,7 +20520,7 @@
         <w:ind w:left="4309" w:hanging="360"/>
       </w:pPr>
       <w:rPr>
-        <w:rFonts w:hint="default" w:ascii="Courier New" w:hAnsi="Courier New" w:cs="Courier New"/>
+        <w:rFonts w:ascii="Courier New" w:hAnsi="Courier New" w:cs="Courier New" w:hint="default"/>
       </w:rPr>
     </w:lvl>
     <w:lvl w:ilvl="5" w:tplc="240A0005" w:tentative="1">
@@ -20522,7 +20532,7 @@
         <w:ind w:left="5029" w:hanging="360"/>
       </w:pPr>
       <w:rPr>
-        <w:rFonts w:hint="default" w:ascii="Wingdings" w:hAnsi="Wingdings"/>
+        <w:rFonts w:ascii="Wingdings" w:hAnsi="Wingdings" w:hint="default"/>
       </w:rPr>
     </w:lvl>
     <w:lvl w:ilvl="6" w:tplc="240A0001" w:tentative="1">
@@ -20534,7 +20544,7 @@
         <w:ind w:left="5749" w:hanging="360"/>
       </w:pPr>
       <w:rPr>
-        <w:rFonts w:hint="default" w:ascii="Symbol" w:hAnsi="Symbol"/>
+        <w:rFonts w:ascii="Symbol" w:hAnsi="Symbol" w:hint="default"/>
       </w:rPr>
     </w:lvl>
     <w:lvl w:ilvl="7" w:tplc="240A0003" w:tentative="1">
@@ -20546,7 +20556,7 @@
         <w:ind w:left="6469" w:hanging="360"/>
       </w:pPr>
       <w:rPr>
-        <w:rFonts w:hint="default" w:ascii="Courier New" w:hAnsi="Courier New" w:cs="Courier New"/>
+        <w:rFonts w:ascii="Courier New" w:hAnsi="Courier New" w:cs="Courier New" w:hint="default"/>
       </w:rPr>
     </w:lvl>
     <w:lvl w:ilvl="8" w:tplc="240A0005" w:tentative="1">
@@ -20558,7 +20568,7 @@
         <w:ind w:left="7189" w:hanging="360"/>
       </w:pPr>
       <w:rPr>
-        <w:rFonts w:hint="default" w:ascii="Wingdings" w:hAnsi="Wingdings"/>
+        <w:rFonts w:ascii="Wingdings" w:hAnsi="Wingdings" w:hint="default"/>
       </w:rPr>
     </w:lvl>
   </w:abstractNum>
@@ -20674,7 +20684,7 @@
         <w:ind w:left="2149" w:hanging="360"/>
       </w:pPr>
       <w:rPr>
-        <w:rFonts w:hint="default" w:ascii="Courier New" w:hAnsi="Courier New" w:cs="Courier New"/>
+        <w:rFonts w:ascii="Courier New" w:hAnsi="Courier New" w:cs="Courier New" w:hint="default"/>
       </w:rPr>
     </w:lvl>
     <w:lvl w:ilvl="2" w:tplc="240A0005" w:tentative="1">
@@ -20686,7 +20696,7 @@
         <w:ind w:left="2869" w:hanging="360"/>
       </w:pPr>
       <w:rPr>
-        <w:rFonts w:hint="default" w:ascii="Wingdings" w:hAnsi="Wingdings"/>
+        <w:rFonts w:ascii="Wingdings" w:hAnsi="Wingdings" w:hint="default"/>
       </w:rPr>
     </w:lvl>
     <w:lvl w:ilvl="3" w:tplc="240A0001" w:tentative="1">
@@ -20698,7 +20708,7 @@
         <w:ind w:left="3589" w:hanging="360"/>
       </w:pPr>
       <w:rPr>
-        <w:rFonts w:hint="default" w:ascii="Symbol" w:hAnsi="Symbol"/>
+        <w:rFonts w:ascii="Symbol" w:hAnsi="Symbol" w:hint="default"/>
       </w:rPr>
     </w:lvl>
     <w:lvl w:ilvl="4" w:tplc="240A0003" w:tentative="1">
@@ -20710,7 +20720,7 @@
         <w:ind w:left="4309" w:hanging="360"/>
       </w:pPr>
       <w:rPr>
-        <w:rFonts w:hint="default" w:ascii="Courier New" w:hAnsi="Courier New" w:cs="Courier New"/>
+        <w:rFonts w:ascii="Courier New" w:hAnsi="Courier New" w:cs="Courier New" w:hint="default"/>
       </w:rPr>
     </w:lvl>
     <w:lvl w:ilvl="5" w:tplc="240A0005" w:tentative="1">
@@ -20722,7 +20732,7 @@
         <w:ind w:left="5029" w:hanging="360"/>
       </w:pPr>
       <w:rPr>
-        <w:rFonts w:hint="default" w:ascii="Wingdings" w:hAnsi="Wingdings"/>
+        <w:rFonts w:ascii="Wingdings" w:hAnsi="Wingdings" w:hint="default"/>
       </w:rPr>
     </w:lvl>
     <w:lvl w:ilvl="6" w:tplc="240A0001" w:tentative="1">
@@ -20734,7 +20744,7 @@
         <w:ind w:left="5749" w:hanging="360"/>
       </w:pPr>
       <w:rPr>
-        <w:rFonts w:hint="default" w:ascii="Symbol" w:hAnsi="Symbol"/>
+        <w:rFonts w:ascii="Symbol" w:hAnsi="Symbol" w:hint="default"/>
       </w:rPr>
     </w:lvl>
     <w:lvl w:ilvl="7" w:tplc="240A0003" w:tentative="1">
@@ -20746,7 +20756,7 @@
         <w:ind w:left="6469" w:hanging="360"/>
       </w:pPr>
       <w:rPr>
-        <w:rFonts w:hint="default" w:ascii="Courier New" w:hAnsi="Courier New" w:cs="Courier New"/>
+        <w:rFonts w:ascii="Courier New" w:hAnsi="Courier New" w:cs="Courier New" w:hint="default"/>
       </w:rPr>
     </w:lvl>
     <w:lvl w:ilvl="8" w:tplc="240A0005" w:tentative="1">
@@ -20758,7 +20768,7 @@
         <w:ind w:left="7189" w:hanging="360"/>
       </w:pPr>
       <w:rPr>
-        <w:rFonts w:hint="default" w:ascii="Wingdings" w:hAnsi="Wingdings"/>
+        <w:rFonts w:ascii="Wingdings" w:hAnsi="Wingdings" w:hint="default"/>
       </w:rPr>
     </w:lvl>
   </w:abstractNum>
@@ -20775,7 +20785,7 @@
         <w:ind w:left="1429" w:hanging="360"/>
       </w:pPr>
       <w:rPr>
-        <w:rFonts w:hint="default" w:ascii="Symbol" w:hAnsi="Symbol"/>
+        <w:rFonts w:ascii="Symbol" w:hAnsi="Symbol" w:hint="default"/>
       </w:rPr>
     </w:lvl>
     <w:lvl w:ilvl="1" w:tplc="240A0003" w:tentative="1">
@@ -20787,7 +20797,7 @@
         <w:ind w:left="2149" w:hanging="360"/>
       </w:pPr>
       <w:rPr>
-        <w:rFonts w:hint="default" w:ascii="Courier New" w:hAnsi="Courier New" w:cs="Courier New"/>
+        <w:rFonts w:ascii="Courier New" w:hAnsi="Courier New" w:cs="Courier New" w:hint="default"/>
       </w:rPr>
     </w:lvl>
     <w:lvl w:ilvl="2" w:tplc="240A0005" w:tentative="1">
@@ -20799,7 +20809,7 @@
         <w:ind w:left="2869" w:hanging="360"/>
       </w:pPr>
       <w:rPr>
-        <w:rFonts w:hint="default" w:ascii="Wingdings" w:hAnsi="Wingdings"/>
+        <w:rFonts w:ascii="Wingdings" w:hAnsi="Wingdings" w:hint="default"/>
       </w:rPr>
     </w:lvl>
     <w:lvl w:ilvl="3" w:tplc="240A0001" w:tentative="1">
@@ -20811,7 +20821,7 @@
         <w:ind w:left="3589" w:hanging="360"/>
       </w:pPr>
       <w:rPr>
-        <w:rFonts w:hint="default" w:ascii="Symbol" w:hAnsi="Symbol"/>
+        <w:rFonts w:ascii="Symbol" w:hAnsi="Symbol" w:hint="default"/>
       </w:rPr>
     </w:lvl>
     <w:lvl w:ilvl="4" w:tplc="240A0003" w:tentative="1">
@@ -20823,7 +20833,7 @@
         <w:ind w:left="4309" w:hanging="360"/>
       </w:pPr>
       <w:rPr>
-        <w:rFonts w:hint="default" w:ascii="Courier New" w:hAnsi="Courier New" w:cs="Courier New"/>
+        <w:rFonts w:ascii="Courier New" w:hAnsi="Courier New" w:cs="Courier New" w:hint="default"/>
       </w:rPr>
     </w:lvl>
     <w:lvl w:ilvl="5" w:tplc="240A0005" w:tentative="1">
@@ -20835,7 +20845,7 @@
         <w:ind w:left="5029" w:hanging="360"/>
       </w:pPr>
       <w:rPr>
-        <w:rFonts w:hint="default" w:ascii="Wingdings" w:hAnsi="Wingdings"/>
+        <w:rFonts w:ascii="Wingdings" w:hAnsi="Wingdings" w:hint="default"/>
       </w:rPr>
     </w:lvl>
     <w:lvl w:ilvl="6" w:tplc="240A0001" w:tentative="1">
@@ -20847,7 +20857,7 @@
         <w:ind w:left="5749" w:hanging="360"/>
       </w:pPr>
       <w:rPr>
-        <w:rFonts w:hint="default" w:ascii="Symbol" w:hAnsi="Symbol"/>
+        <w:rFonts w:ascii="Symbol" w:hAnsi="Symbol" w:hint="default"/>
       </w:rPr>
     </w:lvl>
     <w:lvl w:ilvl="7" w:tplc="240A0003" w:tentative="1">
@@ -20859,7 +20869,7 @@
         <w:ind w:left="6469" w:hanging="360"/>
       </w:pPr>
       <w:rPr>
-        <w:rFonts w:hint="default" w:ascii="Courier New" w:hAnsi="Courier New" w:cs="Courier New"/>
+        <w:rFonts w:ascii="Courier New" w:hAnsi="Courier New" w:cs="Courier New" w:hint="default"/>
       </w:rPr>
     </w:lvl>
     <w:lvl w:ilvl="8" w:tplc="240A0005" w:tentative="1">
@@ -20871,7 +20881,7 @@
         <w:ind w:left="7189" w:hanging="360"/>
       </w:pPr>
       <w:rPr>
-        <w:rFonts w:hint="default" w:ascii="Wingdings" w:hAnsi="Wingdings"/>
+        <w:rFonts w:ascii="Wingdings" w:hAnsi="Wingdings" w:hint="default"/>
       </w:rPr>
     </w:lvl>
   </w:abstractNum>
@@ -20974,7 +20984,7 @@
   <w:docDefaults>
     <w:rPrDefault>
       <w:rPr>
-        <w:rFonts w:ascii="Calibri" w:hAnsi="Calibri" w:eastAsia="Calibri" w:cs="Times New Roman"/>
+        <w:rFonts w:ascii="Calibri" w:eastAsia="Calibri" w:hAnsi="Calibri" w:cs="Times New Roman"/>
         <w:lang w:val="es-CO" w:eastAsia="es-CO" w:bidi="ar-SA"/>
       </w:rPr>
     </w:rPrDefault>
@@ -20983,14 +20993,14 @@
   <w:latentStyles w:defLockedState="0" w:defUIPriority="99" w:defSemiHidden="0" w:defUnhideWhenUsed="0" w:defQFormat="0" w:count="375">
     <w:lsdException w:name="Normal" w:uiPriority="0" w:qFormat="1"/>
     <w:lsdException w:name="heading 1" w:uiPriority="9" w:qFormat="1"/>
-    <w:lsdException w:name="heading 2" w:uiPriority="9" w:semiHidden="1" w:unhideWhenUsed="1" w:qFormat="1"/>
-    <w:lsdException w:name="heading 3" w:uiPriority="9" w:semiHidden="1" w:unhideWhenUsed="1" w:qFormat="1"/>
-    <w:lsdException w:name="heading 4" w:uiPriority="9" w:semiHidden="1" w:unhideWhenUsed="1" w:qFormat="1"/>
-    <w:lsdException w:name="heading 5" w:uiPriority="9" w:semiHidden="1" w:unhideWhenUsed="1" w:qFormat="1"/>
-    <w:lsdException w:name="heading 6" w:uiPriority="9" w:semiHidden="1" w:unhideWhenUsed="1"/>
-    <w:lsdException w:name="heading 7" w:uiPriority="9" w:semiHidden="1" w:unhideWhenUsed="1" w:qFormat="1"/>
-    <w:lsdException w:name="heading 8" w:uiPriority="9" w:semiHidden="1" w:unhideWhenUsed="1" w:qFormat="1"/>
-    <w:lsdException w:name="heading 9" w:uiPriority="9" w:semiHidden="1" w:unhideWhenUsed="1" w:qFormat="1"/>
+    <w:lsdException w:name="heading 2" w:semiHidden="1" w:uiPriority="9" w:unhideWhenUsed="1" w:qFormat="1"/>
+    <w:lsdException w:name="heading 3" w:semiHidden="1" w:uiPriority="9" w:unhideWhenUsed="1" w:qFormat="1"/>
+    <w:lsdException w:name="heading 4" w:semiHidden="1" w:uiPriority="9" w:unhideWhenUsed="1" w:qFormat="1"/>
+    <w:lsdException w:name="heading 5" w:semiHidden="1" w:uiPriority="9" w:unhideWhenUsed="1" w:qFormat="1"/>
+    <w:lsdException w:name="heading 6" w:semiHidden="1" w:uiPriority="9" w:unhideWhenUsed="1"/>
+    <w:lsdException w:name="heading 7" w:semiHidden="1" w:uiPriority="9" w:unhideWhenUsed="1" w:qFormat="1"/>
+    <w:lsdException w:name="heading 8" w:semiHidden="1" w:uiPriority="9" w:unhideWhenUsed="1" w:qFormat="1"/>
+    <w:lsdException w:name="heading 9" w:semiHidden="1" w:uiPriority="9" w:unhideWhenUsed="1" w:qFormat="1"/>
     <w:lsdException w:name="index 1" w:semiHidden="1" w:unhideWhenUsed="1"/>
     <w:lsdException w:name="index 2" w:semiHidden="1" w:unhideWhenUsed="1"/>
     <w:lsdException w:name="index 3" w:semiHidden="1" w:unhideWhenUsed="1"/>
@@ -21000,22 +21010,22 @@
     <w:lsdException w:name="index 7" w:semiHidden="1" w:unhideWhenUsed="1"/>
     <w:lsdException w:name="index 8" w:semiHidden="1" w:unhideWhenUsed="1"/>
     <w:lsdException w:name="index 9" w:semiHidden="1" w:unhideWhenUsed="1"/>
-    <w:lsdException w:name="toc 1" w:uiPriority="39" w:semiHidden="1" w:unhideWhenUsed="1"/>
-    <w:lsdException w:name="toc 2" w:uiPriority="39" w:semiHidden="1" w:unhideWhenUsed="1"/>
-    <w:lsdException w:name="toc 3" w:uiPriority="39" w:semiHidden="1" w:unhideWhenUsed="1"/>
-    <w:lsdException w:name="toc 4" w:uiPriority="39" w:semiHidden="1" w:unhideWhenUsed="1"/>
-    <w:lsdException w:name="toc 5" w:uiPriority="39" w:semiHidden="1" w:unhideWhenUsed="1"/>
-    <w:lsdException w:name="toc 6" w:uiPriority="39" w:semiHidden="1" w:unhideWhenUsed="1"/>
-    <w:lsdException w:name="toc 7" w:uiPriority="39" w:semiHidden="1" w:unhideWhenUsed="1"/>
-    <w:lsdException w:name="toc 8" w:uiPriority="39" w:semiHidden="1" w:unhideWhenUsed="1"/>
-    <w:lsdException w:name="toc 9" w:uiPriority="39" w:semiHidden="1" w:unhideWhenUsed="1"/>
+    <w:lsdException w:name="toc 1" w:semiHidden="1" w:uiPriority="39" w:unhideWhenUsed="1"/>
+    <w:lsdException w:name="toc 2" w:semiHidden="1" w:uiPriority="39" w:unhideWhenUsed="1"/>
+    <w:lsdException w:name="toc 3" w:semiHidden="1" w:uiPriority="39" w:unhideWhenUsed="1"/>
+    <w:lsdException w:name="toc 4" w:semiHidden="1" w:uiPriority="39" w:unhideWhenUsed="1"/>
+    <w:lsdException w:name="toc 5" w:semiHidden="1" w:uiPriority="39" w:unhideWhenUsed="1"/>
+    <w:lsdException w:name="toc 6" w:semiHidden="1" w:uiPriority="39" w:unhideWhenUsed="1"/>
+    <w:lsdException w:name="toc 7" w:semiHidden="1" w:uiPriority="39" w:unhideWhenUsed="1"/>
+    <w:lsdException w:name="toc 8" w:semiHidden="1" w:uiPriority="39" w:unhideWhenUsed="1"/>
+    <w:lsdException w:name="toc 9" w:semiHidden="1" w:uiPriority="39" w:unhideWhenUsed="1"/>
     <w:lsdException w:name="Normal Indent" w:semiHidden="1" w:unhideWhenUsed="1"/>
     <w:lsdException w:name="footnote text" w:semiHidden="1" w:unhideWhenUsed="1"/>
     <w:lsdException w:name="annotation text" w:semiHidden="1" w:unhideWhenUsed="1"/>
     <w:lsdException w:name="header" w:semiHidden="1" w:unhideWhenUsed="1"/>
     <w:lsdException w:name="footer" w:semiHidden="1" w:unhideWhenUsed="1"/>
     <w:lsdException w:name="index heading" w:semiHidden="1" w:unhideWhenUsed="1"/>
-    <w:lsdException w:name="caption" w:uiPriority="35" w:semiHidden="1" w:unhideWhenUsed="1" w:qFormat="1"/>
+    <w:lsdException w:name="caption" w:semiHidden="1" w:uiPriority="35" w:unhideWhenUsed="1" w:qFormat="1"/>
     <w:lsdException w:name="table of figures" w:semiHidden="1" w:unhideWhenUsed="1"/>
     <w:lsdException w:name="envelope address" w:semiHidden="1" w:unhideWhenUsed="1"/>
     <w:lsdException w:name="envelope return" w:semiHidden="1" w:unhideWhenUsed="1"/>
@@ -21046,7 +21056,7 @@
     <w:lsdException w:name="Title" w:uiPriority="10" w:qFormat="1"/>
     <w:lsdException w:name="Closing" w:semiHidden="1" w:unhideWhenUsed="1"/>
     <w:lsdException w:name="Signature" w:semiHidden="1" w:unhideWhenUsed="1"/>
-    <w:lsdException w:name="Default Paragraph Font" w:uiPriority="1" w:semiHidden="1" w:unhideWhenUsed="1"/>
+    <w:lsdException w:name="Default Paragraph Font" w:semiHidden="1" w:uiPriority="1" w:unhideWhenUsed="1"/>
     <w:lsdException w:name="Body Text" w:semiHidden="1" w:unhideWhenUsed="1"/>
     <w:lsdException w:name="Body Text Indent" w:semiHidden="1" w:unhideWhenUsed="1"/>
     <w:lsdException w:name="List Continue" w:semiHidden="1" w:unhideWhenUsed="1"/>
@@ -21246,8 +21256,8 @@
     <w:lsdException w:name="Subtle Reference" w:uiPriority="31" w:qFormat="1"/>
     <w:lsdException w:name="Intense Reference" w:uiPriority="32" w:qFormat="1"/>
     <w:lsdException w:name="Book Title" w:uiPriority="33" w:qFormat="1"/>
-    <w:lsdException w:name="Bibliography" w:uiPriority="37" w:semiHidden="1" w:unhideWhenUsed="1"/>
-    <w:lsdException w:name="TOC Heading" w:uiPriority="39" w:semiHidden="1" w:unhideWhenUsed="1" w:qFormat="1"/>
+    <w:lsdException w:name="Bibliography" w:semiHidden="1" w:uiPriority="37" w:unhideWhenUsed="1"/>
+    <w:lsdException w:name="TOC Heading" w:semiHidden="1" w:uiPriority="39" w:unhideWhenUsed="1" w:qFormat="1"/>
     <w:lsdException w:name="Plain Table 1" w:uiPriority="41"/>
     <w:lsdException w:name="Plain Table 2" w:uiPriority="42"/>
     <w:lsdException w:name="Plain Table 3" w:uiPriority="43"/>
@@ -21357,7 +21367,7 @@
     <w:lsdException w:name="Hashtag" w:semiHidden="1" w:unhideWhenUsed="1"/>
     <w:lsdException w:name="Unresolved Mention" w:semiHidden="1" w:unhideWhenUsed="1"/>
   </w:latentStyles>
-  <w:style w:type="paragraph" w:styleId="Normal" w:default="1">
+  <w:style w:type="paragraph" w:default="1" w:styleId="Normal">
     <w:name w:val="Normal"/>
     <w:qFormat/>
     <w:rsid w:val="001A6D42"/>
@@ -21518,7 +21528,7 @@
       <w:outlineLvl w:val="6"/>
     </w:pPr>
     <w:rPr>
-      <w:rFonts w:asciiTheme="majorHAnsi" w:hAnsiTheme="majorHAnsi" w:eastAsiaTheme="majorEastAsia" w:cstheme="majorBidi"/>
+      <w:rFonts w:asciiTheme="majorHAnsi" w:eastAsiaTheme="majorEastAsia" w:hAnsiTheme="majorHAnsi" w:cstheme="majorBidi"/>
       <w:i/>
       <w:iCs/>
       <w:color w:val="1F3763" w:themeColor="accent1" w:themeShade="7F"/>
@@ -21542,7 +21552,7 @@
       <w:outlineLvl w:val="7"/>
     </w:pPr>
     <w:rPr>
-      <w:rFonts w:asciiTheme="majorHAnsi" w:hAnsiTheme="majorHAnsi" w:eastAsiaTheme="majorEastAsia" w:cstheme="majorBidi"/>
+      <w:rFonts w:asciiTheme="majorHAnsi" w:eastAsiaTheme="majorEastAsia" w:hAnsiTheme="majorHAnsi" w:cstheme="majorBidi"/>
       <w:color w:val="272727" w:themeColor="text1" w:themeTint="D8"/>
       <w:sz w:val="21"/>
       <w:szCs w:val="21"/>
@@ -21566,7 +21576,7 @@
       <w:outlineLvl w:val="8"/>
     </w:pPr>
     <w:rPr>
-      <w:rFonts w:asciiTheme="majorHAnsi" w:hAnsiTheme="majorHAnsi" w:eastAsiaTheme="majorEastAsia" w:cstheme="majorBidi"/>
+      <w:rFonts w:asciiTheme="majorHAnsi" w:eastAsiaTheme="majorEastAsia" w:hAnsiTheme="majorHAnsi" w:cstheme="majorBidi"/>
       <w:i/>
       <w:iCs/>
       <w:color w:val="272727" w:themeColor="text1" w:themeTint="D8"/>
@@ -21574,13 +21584,13 @@
       <w:szCs w:val="21"/>
     </w:rPr>
   </w:style>
-  <w:style w:type="character" w:styleId="Fuentedeprrafopredeter" w:default="1">
+  <w:style w:type="character" w:default="1" w:styleId="Fuentedeprrafopredeter">
     <w:name w:val="Default Paragraph Font"/>
     <w:uiPriority w:val="1"/>
     <w:semiHidden/>
     <w:unhideWhenUsed/>
   </w:style>
-  <w:style w:type="table" w:styleId="Tablanormal" w:default="1">
+  <w:style w:type="table" w:default="1" w:styleId="Tablanormal">
     <w:name w:val="Normal Table"/>
     <w:uiPriority w:val="99"/>
     <w:semiHidden/>
@@ -21595,7 +21605,7 @@
       </w:tblCellMar>
     </w:tblPr>
   </w:style>
-  <w:style w:type="numbering" w:styleId="Sinlista" w:default="1">
+  <w:style w:type="numbering" w:default="1" w:styleId="Sinlista">
     <w:name w:val="No List"/>
     <w:uiPriority w:val="99"/>
     <w:semiHidden/>
@@ -21612,7 +21622,7 @@
       <w:contextualSpacing/>
     </w:pPr>
   </w:style>
-  <w:style w:type="paragraph" w:styleId="TituloPortada" w:customStyle="1">
+  <w:style w:type="paragraph" w:customStyle="1" w:styleId="TituloPortada">
     <w:name w:val="Titulo Portada"/>
     <w:basedOn w:val="Normal"/>
     <w:rsid w:val="00C407C1"/>
@@ -21625,7 +21635,7 @@
       <w:sz w:val="72"/>
     </w:rPr>
   </w:style>
-  <w:style w:type="character" w:styleId="Ttulo1Car" w:customStyle="1">
+  <w:style w:type="character" w:customStyle="1" w:styleId="Ttulo1Car">
     <w:name w:val="Título 1 Car"/>
     <w:basedOn w:val="Fuentedeprrafopredeter"/>
     <w:link w:val="Ttulo1"/>
@@ -21641,7 +21651,7 @@
       <w:shd w:val="clear" w:color="auto" w:fill="FFFFFF"/>
     </w:rPr>
   </w:style>
-  <w:style w:type="character" w:styleId="Ttulo2Car" w:customStyle="1">
+  <w:style w:type="character" w:customStyle="1" w:styleId="Ttulo2Car">
     <w:name w:val="Título 2 Car"/>
     <w:basedOn w:val="Fuentedeprrafopredeter"/>
     <w:link w:val="Ttulo2"/>
@@ -21655,14 +21665,14 @@
       <w:szCs w:val="26"/>
     </w:rPr>
   </w:style>
-  <w:style w:type="character" w:styleId="Ttulo3Car" w:customStyle="1">
+  <w:style w:type="character" w:customStyle="1" w:styleId="Ttulo3Car">
     <w:name w:val="Título 3 Car"/>
     <w:basedOn w:val="Fuentedeprrafopredeter"/>
     <w:link w:val="Ttulo3"/>
     <w:uiPriority w:val="9"/>
     <w:rsid w:val="00203367"/>
     <w:rPr>
-      <w:rFonts w:ascii="Calibri" w:hAnsi="Calibri" w:eastAsia="Times New Roman" w:cs="Times New Roman"/>
+      <w:rFonts w:ascii="Calibri" w:eastAsia="Times New Roman" w:hAnsi="Calibri" w:cs="Times New Roman"/>
       <w:b/>
       <w:iCs/>
       <w:color w:val="3B3838"/>
@@ -21690,7 +21700,7 @@
       <w:kern w:val="0"/>
     </w:rPr>
   </w:style>
-  <w:style w:type="character" w:styleId="Extranjerismo" w:customStyle="1">
+  <w:style w:type="character" w:customStyle="1" w:styleId="Extranjerismo">
     <w:name w:val="Extranjerismo"/>
     <w:basedOn w:val="Fuentedeprrafopredeter"/>
     <w:uiPriority w:val="1"/>
@@ -21701,7 +21711,7 @@
       <w:lang w:val="en-US"/>
     </w:rPr>
   </w:style>
-  <w:style w:type="paragraph" w:styleId="Figura" w:customStyle="1">
+  <w:style w:type="paragraph" w:customStyle="1" w:styleId="Figura">
     <w:name w:val="Figura"/>
     <w:basedOn w:val="Normal"/>
     <w:next w:val="Normal"/>
@@ -21726,7 +21736,7 @@
       <w:lang w:eastAsia="es-CO"/>
     </w:rPr>
   </w:style>
-  <w:style w:type="character" w:styleId="FiguraCar" w:customStyle="1">
+  <w:style w:type="character" w:customStyle="1" w:styleId="FiguraCar">
     <w:name w:val="Figura Car"/>
     <w:basedOn w:val="Fuentedeprrafopredeter"/>
     <w:link w:val="Figura"/>
@@ -21739,14 +21749,14 @@
       <w:szCs w:val="24"/>
     </w:rPr>
   </w:style>
-  <w:style w:type="character" w:styleId="Ttulo4Car" w:customStyle="1">
+  <w:style w:type="character" w:customStyle="1" w:styleId="Ttulo4Car">
     <w:name w:val="Título 4 Car"/>
     <w:basedOn w:val="Fuentedeprrafopredeter"/>
     <w:link w:val="Ttulo4"/>
     <w:uiPriority w:val="9"/>
     <w:rsid w:val="001B57A6"/>
     <w:rPr>
-      <w:rFonts w:ascii="Calibri" w:hAnsi="Calibri" w:eastAsia="Times New Roman" w:cs="Times New Roman"/>
+      <w:rFonts w:ascii="Calibri" w:eastAsia="Times New Roman" w:hAnsi="Calibri" w:cs="Times New Roman"/>
       <w:b/>
       <w:color w:val="000000"/>
       <w:kern w:val="0"/>
@@ -21755,14 +21765,14 @@
       <w:lang w:eastAsia="es-CO"/>
     </w:rPr>
   </w:style>
-  <w:style w:type="character" w:styleId="Ttulo5Car" w:customStyle="1">
+  <w:style w:type="character" w:customStyle="1" w:styleId="Ttulo5Car">
     <w:name w:val="Título 5 Car"/>
     <w:basedOn w:val="Fuentedeprrafopredeter"/>
     <w:link w:val="Ttulo5"/>
     <w:uiPriority w:val="9"/>
     <w:rsid w:val="00746AD1"/>
     <w:rPr>
-      <w:rFonts w:ascii="Calibri" w:hAnsi="Calibri" w:eastAsia="Times New Roman" w:cs="Times New Roman"/>
+      <w:rFonts w:ascii="Calibri" w:eastAsia="Times New Roman" w:hAnsi="Calibri" w:cs="Times New Roman"/>
       <w:b/>
       <w:color w:val="000000"/>
       <w:kern w:val="0"/>
@@ -21771,7 +21781,7 @@
       <w:lang w:eastAsia="es-CO"/>
     </w:rPr>
   </w:style>
-  <w:style w:type="paragraph" w:styleId="Tabla" w:customStyle="1">
+  <w:style w:type="paragraph" w:customStyle="1" w:styleId="Tabla">
     <w:name w:val="Tabla"/>
     <w:basedOn w:val="Normal"/>
     <w:next w:val="Normal"/>
@@ -21805,28 +21815,28 @@
       <w:contextualSpacing/>
     </w:pPr>
     <w:rPr>
-      <w:rFonts w:ascii="Calibri Light" w:hAnsi="Calibri Light" w:eastAsia="Times New Roman"/>
+      <w:rFonts w:ascii="Calibri Light" w:eastAsia="Times New Roman" w:hAnsi="Calibri Light"/>
       <w:spacing w:val="-10"/>
       <w:kern w:val="28"/>
       <w:sz w:val="56"/>
       <w:szCs w:val="56"/>
     </w:rPr>
   </w:style>
-  <w:style w:type="character" w:styleId="TtuloCar" w:customStyle="1">
+  <w:style w:type="character" w:customStyle="1" w:styleId="TtuloCar">
     <w:name w:val="Título Car"/>
     <w:basedOn w:val="Fuentedeprrafopredeter"/>
     <w:link w:val="Ttulo"/>
     <w:uiPriority w:val="10"/>
     <w:rsid w:val="00590D20"/>
     <w:rPr>
-      <w:rFonts w:ascii="Calibri Light" w:hAnsi="Calibri Light" w:eastAsia="Times New Roman" w:cs="Times New Roman"/>
+      <w:rFonts w:ascii="Calibri Light" w:eastAsia="Times New Roman" w:hAnsi="Calibri Light" w:cs="Times New Roman"/>
       <w:spacing w:val="-10"/>
       <w:kern w:val="28"/>
       <w:sz w:val="56"/>
       <w:szCs w:val="56"/>
     </w:rPr>
   </w:style>
-  <w:style w:type="character" w:styleId="TablaCar" w:customStyle="1">
+  <w:style w:type="character" w:customStyle="1" w:styleId="TablaCar">
     <w:name w:val="Tabla Car"/>
     <w:basedOn w:val="Fuentedeprrafopredeter"/>
     <w:link w:val="Tabla"/>
@@ -21839,7 +21849,7 @@
       <w:lang w:eastAsia="en-US"/>
     </w:rPr>
   </w:style>
-  <w:style w:type="table" w:styleId="SENA" w:customStyle="1">
+  <w:style w:type="table" w:customStyle="1" w:styleId="SENA">
     <w:name w:val="SENA"/>
     <w:basedOn w:val="Tablanormal"/>
     <w:uiPriority w:val="99"/>
@@ -21850,12 +21860,12 @@
     <w:tblPr>
       <w:tblStyleRowBandSize w:val="1"/>
       <w:tblBorders>
-        <w:top w:val="single" w:color="D9D9D9" w:sz="4" w:space="0"/>
-        <w:left w:val="single" w:color="D9D9D9" w:sz="4" w:space="0"/>
-        <w:bottom w:val="single" w:color="D9D9D9" w:sz="4" w:space="0"/>
-        <w:right w:val="single" w:color="D9D9D9" w:sz="4" w:space="0"/>
-        <w:insideH w:val="single" w:color="D9D9D9" w:sz="4" w:space="0"/>
-        <w:insideV w:val="single" w:color="D9D9D9" w:sz="4" w:space="0"/>
+        <w:top w:val="single" w:sz="4" w:space="0" w:color="D9D9D9"/>
+        <w:left w:val="single" w:sz="4" w:space="0" w:color="D9D9D9"/>
+        <w:bottom w:val="single" w:sz="4" w:space="0" w:color="D9D9D9"/>
+        <w:right w:val="single" w:sz="4" w:space="0" w:color="D9D9D9"/>
+        <w:insideH w:val="single" w:sz="4" w:space="0" w:color="D9D9D9"/>
+        <w:insideV w:val="single" w:sz="4" w:space="0" w:color="D9D9D9"/>
       </w:tblBorders>
     </w:tblPr>
     <w:tblStylePr w:type="firstRow">
@@ -21885,12 +21895,12 @@
     <w:rsid w:val="002401C2"/>
     <w:tblPr>
       <w:tblBorders>
-        <w:top w:val="single" w:color="auto" w:sz="4" w:space="0"/>
-        <w:left w:val="single" w:color="auto" w:sz="4" w:space="0"/>
-        <w:bottom w:val="single" w:color="auto" w:sz="4" w:space="0"/>
-        <w:right w:val="single" w:color="auto" w:sz="4" w:space="0"/>
-        <w:insideH w:val="single" w:color="auto" w:sz="4" w:space="0"/>
-        <w:insideV w:val="single" w:color="auto" w:sz="4" w:space="0"/>
+        <w:top w:val="single" w:sz="4" w:space="0" w:color="auto"/>
+        <w:left w:val="single" w:sz="4" w:space="0" w:color="auto"/>
+        <w:bottom w:val="single" w:sz="4" w:space="0" w:color="auto"/>
+        <w:right w:val="single" w:sz="4" w:space="0" w:color="auto"/>
+        <w:insideH w:val="single" w:sz="4" w:space="0" w:color="auto"/>
+        <w:insideV w:val="single" w:sz="4" w:space="0" w:color="auto"/>
       </w:tblBorders>
     </w:tblPr>
   </w:style>
@@ -21905,7 +21915,7 @@
       <w:u w:val="single"/>
     </w:rPr>
   </w:style>
-  <w:style w:type="paragraph" w:styleId="Video" w:customStyle="1">
+  <w:style w:type="paragraph" w:customStyle="1" w:styleId="Video">
     <w:name w:val="Video"/>
     <w:basedOn w:val="Normal"/>
     <w:next w:val="Normal"/>
@@ -21925,7 +21935,7 @@
       <w:kern w:val="0"/>
     </w:rPr>
   </w:style>
-  <w:style w:type="character" w:styleId="VideoCar" w:customStyle="1">
+  <w:style w:type="character" w:customStyle="1" w:styleId="VideoCar">
     <w:name w:val="Video Car"/>
     <w:basedOn w:val="Fuentedeprrafopredeter"/>
     <w:link w:val="Video"/>
@@ -21937,7 +21947,7 @@
       <w:lang w:eastAsia="en-US"/>
     </w:rPr>
   </w:style>
-  <w:style w:type="character" w:styleId="Mencinsinresolver1" w:customStyle="1">
+  <w:style w:type="character" w:customStyle="1" w:styleId="Mencinsinresolver1">
     <w:name w:val="Mención sin resolver1"/>
     <w:basedOn w:val="Fuentedeprrafopredeter"/>
     <w:uiPriority w:val="99"/>
@@ -21949,7 +21959,7 @@
       <w:shd w:val="clear" w:color="auto" w:fill="E1DFDD"/>
     </w:rPr>
   </w:style>
-  <w:style w:type="table" w:styleId="Tablaconcuadrcula4-nfasis31" w:customStyle="1">
+  <w:style w:type="table" w:customStyle="1" w:styleId="Tablaconcuadrcula4-nfasis31">
     <w:name w:val="Tabla con cuadrícula 4 - Énfasis 31"/>
     <w:basedOn w:val="Tablanormal"/>
     <w:uiPriority w:val="49"/>
@@ -21958,12 +21968,12 @@
       <w:tblStyleRowBandSize w:val="1"/>
       <w:tblStyleColBandSize w:val="1"/>
       <w:tblBorders>
-        <w:top w:val="single" w:color="C9C9C9" w:sz="4" w:space="0"/>
-        <w:left w:val="single" w:color="C9C9C9" w:sz="4" w:space="0"/>
-        <w:bottom w:val="single" w:color="C9C9C9" w:sz="4" w:space="0"/>
-        <w:right w:val="single" w:color="C9C9C9" w:sz="4" w:space="0"/>
-        <w:insideH w:val="single" w:color="C9C9C9" w:sz="4" w:space="0"/>
-        <w:insideV w:val="single" w:color="C9C9C9" w:sz="4" w:space="0"/>
+        <w:top w:val="single" w:sz="4" w:space="0" w:color="C9C9C9"/>
+        <w:left w:val="single" w:sz="4" w:space="0" w:color="C9C9C9"/>
+        <w:bottom w:val="single" w:sz="4" w:space="0" w:color="C9C9C9"/>
+        <w:right w:val="single" w:sz="4" w:space="0" w:color="C9C9C9"/>
+        <w:insideH w:val="single" w:sz="4" w:space="0" w:color="C9C9C9"/>
+        <w:insideV w:val="single" w:sz="4" w:space="0" w:color="C9C9C9"/>
       </w:tblBorders>
     </w:tblPr>
     <w:tblStylePr w:type="firstRow">
@@ -21975,10 +21985,10 @@
       <w:tblPr/>
       <w:tcPr>
         <w:tcBorders>
-          <w:top w:val="single" w:color="A5A5A5" w:sz="4" w:space="0"/>
-          <w:left w:val="single" w:color="A5A5A5" w:sz="4" w:space="0"/>
-          <w:bottom w:val="single" w:color="A5A5A5" w:sz="4" w:space="0"/>
-          <w:right w:val="single" w:color="A5A5A5" w:sz="4" w:space="0"/>
+          <w:top w:val="single" w:sz="4" w:space="0" w:color="A5A5A5"/>
+          <w:left w:val="single" w:sz="4" w:space="0" w:color="A5A5A5"/>
+          <w:bottom w:val="single" w:sz="4" w:space="0" w:color="A5A5A5"/>
+          <w:right w:val="single" w:sz="4" w:space="0" w:color="A5A5A5"/>
           <w:insideH w:val="nil"/>
           <w:insideV w:val="nil"/>
         </w:tcBorders>
@@ -21993,7 +22003,7 @@
       <w:tblPr/>
       <w:tcPr>
         <w:tcBorders>
-          <w:top w:val="double" w:color="A5A5A5" w:sz="4" w:space="0"/>
+          <w:top w:val="double" w:sz="4" w:space="0" w:color="A5A5A5"/>
         </w:tcBorders>
       </w:tcPr>
     </w:tblStylePr>
@@ -22022,7 +22032,7 @@
       </w:tcPr>
     </w:tblStylePr>
   </w:style>
-  <w:style w:type="paragraph" w:styleId="Tablas" w:customStyle="1">
+  <w:style w:type="paragraph" w:customStyle="1" w:styleId="Tablas">
     <w:name w:val="Tablas"/>
     <w:qFormat/>
     <w:rsid w:val="00CE2C4A"/>
@@ -22038,7 +22048,7 @@
       <w:lang w:eastAsia="en-US"/>
     </w:rPr>
   </w:style>
-  <w:style w:type="paragraph" w:styleId="TextoTablas" w:customStyle="1">
+  <w:style w:type="paragraph" w:customStyle="1" w:styleId="TextoTablas">
     <w:name w:val="Texto_Tablas"/>
     <w:basedOn w:val="Normal"/>
     <w:qFormat/>
@@ -22131,7 +22141,7 @@
       <w:spacing w:before="0" w:after="0" w:line="240" w:lineRule="auto"/>
     </w:pPr>
   </w:style>
-  <w:style w:type="character" w:styleId="EncabezadoCar" w:customStyle="1">
+  <w:style w:type="character" w:customStyle="1" w:styleId="EncabezadoCar">
     <w:name w:val="Encabezado Car"/>
     <w:basedOn w:val="Fuentedeprrafopredeter"/>
     <w:link w:val="Encabezado"/>
@@ -22156,7 +22166,7 @@
       <w:spacing w:before="0" w:after="0" w:line="240" w:lineRule="auto"/>
     </w:pPr>
   </w:style>
-  <w:style w:type="character" w:styleId="PiedepginaCar" w:customStyle="1">
+  <w:style w:type="character" w:customStyle="1" w:styleId="PiedepginaCar">
     <w:name w:val="Pie de página Car"/>
     <w:basedOn w:val="Fuentedeprrafopredeter"/>
     <w:link w:val="Piedepgina"/>
@@ -22166,7 +22176,7 @@
       <w:sz w:val="28"/>
     </w:rPr>
   </w:style>
-  <w:style w:type="character" w:styleId="Ttulo6Car" w:customStyle="1">
+  <w:style w:type="character" w:customStyle="1" w:styleId="Ttulo6Car">
     <w:name w:val="Título 6 Car"/>
     <w:basedOn w:val="Fuentedeprrafopredeter"/>
     <w:link w:val="Ttulo6"/>
@@ -22174,7 +22184,7 @@
     <w:semiHidden/>
     <w:rsid w:val="00C7377B"/>
     <w:rPr>
-      <w:rFonts w:ascii="Calibri" w:hAnsi="Calibri" w:eastAsia="Times New Roman" w:cs="Times New Roman"/>
+      <w:rFonts w:ascii="Calibri" w:eastAsia="Times New Roman" w:hAnsi="Calibri" w:cs="Times New Roman"/>
       <w:b/>
       <w:color w:val="000000"/>
       <w:kern w:val="0"/>
@@ -22200,7 +22210,7 @@
       <w:szCs w:val="16"/>
     </w:rPr>
   </w:style>
-  <w:style w:type="character" w:styleId="TextodegloboCar" w:customStyle="1">
+  <w:style w:type="character" w:customStyle="1" w:styleId="TextodegloboCar">
     <w:name w:val="Texto de globo Car"/>
     <w:basedOn w:val="Fuentedeprrafopredeter"/>
     <w:link w:val="Textodeglobo"/>
@@ -22213,7 +22223,7 @@
       <w:szCs w:val="16"/>
     </w:rPr>
   </w:style>
-  <w:style w:type="paragraph" w:styleId="Titulosgenerales" w:customStyle="1">
+  <w:style w:type="paragraph" w:customStyle="1" w:styleId="Titulosgenerales">
     <w:name w:val="Titulos generales"/>
     <w:basedOn w:val="Ttulo1"/>
     <w:qFormat/>
@@ -22233,7 +22243,7 @@
       <w:szCs w:val="36"/>
     </w:rPr>
   </w:style>
-  <w:style w:type="paragraph" w:styleId="aos-init" w:customStyle="1">
+  <w:style w:type="paragraph" w:customStyle="1" w:styleId="aos-init">
     <w:name w:val="aos-init"/>
     <w:basedOn w:val="Normal"/>
     <w:rsid w:val="00F911BC"/>
@@ -22242,14 +22252,14 @@
       <w:ind w:firstLine="0"/>
     </w:pPr>
     <w:rPr>
-      <w:rFonts w:ascii="Times New Roman" w:hAnsi="Times New Roman" w:eastAsia="Times New Roman"/>
+      <w:rFonts w:ascii="Times New Roman" w:eastAsia="Times New Roman" w:hAnsi="Times New Roman"/>
       <w:kern w:val="0"/>
       <w:sz w:val="24"/>
       <w:szCs w:val="24"/>
       <w:lang w:val="es-ES" w:eastAsia="es-ES"/>
     </w:rPr>
   </w:style>
-  <w:style w:type="paragraph" w:styleId="mb-5" w:customStyle="1">
+  <w:style w:type="paragraph" w:customStyle="1" w:styleId="mb-5">
     <w:name w:val="mb-5"/>
     <w:basedOn w:val="Normal"/>
     <w:rsid w:val="00F911BC"/>
@@ -22258,14 +22268,14 @@
       <w:ind w:firstLine="0"/>
     </w:pPr>
     <w:rPr>
-      <w:rFonts w:ascii="Times New Roman" w:hAnsi="Times New Roman" w:eastAsia="Times New Roman"/>
+      <w:rFonts w:ascii="Times New Roman" w:eastAsia="Times New Roman" w:hAnsi="Times New Roman"/>
       <w:kern w:val="0"/>
       <w:sz w:val="24"/>
       <w:szCs w:val="24"/>
       <w:lang w:val="es-ES" w:eastAsia="es-ES"/>
     </w:rPr>
   </w:style>
-  <w:style w:type="character" w:styleId="Ttulo7Car" w:customStyle="1">
+  <w:style w:type="character" w:customStyle="1" w:styleId="Ttulo7Car">
     <w:name w:val="Título 7 Car"/>
     <w:basedOn w:val="Fuentedeprrafopredeter"/>
     <w:link w:val="Ttulo7"/>
@@ -22273,7 +22283,7 @@
     <w:semiHidden/>
     <w:rsid w:val="00C0503D"/>
     <w:rPr>
-      <w:rFonts w:asciiTheme="majorHAnsi" w:hAnsiTheme="majorHAnsi" w:eastAsiaTheme="majorEastAsia" w:cstheme="majorBidi"/>
+      <w:rFonts w:asciiTheme="majorHAnsi" w:eastAsiaTheme="majorEastAsia" w:hAnsiTheme="majorHAnsi" w:cstheme="majorBidi"/>
       <w:i/>
       <w:iCs/>
       <w:color w:val="1F3763" w:themeColor="accent1" w:themeShade="7F"/>
@@ -22283,7 +22293,7 @@
       <w:lang w:eastAsia="en-US"/>
     </w:rPr>
   </w:style>
-  <w:style w:type="character" w:styleId="Ttulo8Car" w:customStyle="1">
+  <w:style w:type="character" w:customStyle="1" w:styleId="Ttulo8Car">
     <w:name w:val="Título 8 Car"/>
     <w:basedOn w:val="Fuentedeprrafopredeter"/>
     <w:link w:val="Ttulo8"/>
@@ -22291,7 +22301,7 @@
     <w:semiHidden/>
     <w:rsid w:val="00C0503D"/>
     <w:rPr>
-      <w:rFonts w:asciiTheme="majorHAnsi" w:hAnsiTheme="majorHAnsi" w:eastAsiaTheme="majorEastAsia" w:cstheme="majorBidi"/>
+      <w:rFonts w:asciiTheme="majorHAnsi" w:eastAsiaTheme="majorEastAsia" w:hAnsiTheme="majorHAnsi" w:cstheme="majorBidi"/>
       <w:color w:val="272727" w:themeColor="text1" w:themeTint="D8"/>
       <w:kern w:val="2"/>
       <w:sz w:val="21"/>
@@ -22299,7 +22309,7 @@
       <w:lang w:eastAsia="en-US"/>
     </w:rPr>
   </w:style>
-  <w:style w:type="character" w:styleId="Ttulo9Car" w:customStyle="1">
+  <w:style w:type="character" w:customStyle="1" w:styleId="Ttulo9Car">
     <w:name w:val="Título 9 Car"/>
     <w:basedOn w:val="Fuentedeprrafopredeter"/>
     <w:link w:val="Ttulo9"/>
@@ -22307,7 +22317,7 @@
     <w:semiHidden/>
     <w:rsid w:val="00C0503D"/>
     <w:rPr>
-      <w:rFonts w:asciiTheme="majorHAnsi" w:hAnsiTheme="majorHAnsi" w:eastAsiaTheme="majorEastAsia" w:cstheme="majorBidi"/>
+      <w:rFonts w:asciiTheme="majorHAnsi" w:eastAsiaTheme="majorEastAsia" w:hAnsiTheme="majorHAnsi" w:cstheme="majorBidi"/>
       <w:i/>
       <w:iCs/>
       <w:color w:val="272727" w:themeColor="text1" w:themeTint="D8"/>
@@ -22317,7 +22327,7 @@
       <w:lang w:eastAsia="en-US"/>
     </w:rPr>
   </w:style>
-  <w:style w:type="table" w:styleId="SENA1" w:customStyle="1">
+  <w:style w:type="table" w:customStyle="1" w:styleId="SENA1">
     <w:name w:val="SENA1"/>
     <w:basedOn w:val="Tablanormal"/>
     <w:uiPriority w:val="99"/>
@@ -22328,12 +22338,12 @@
     <w:tblPr>
       <w:tblStyleRowBandSize w:val="1"/>
       <w:tblBorders>
-        <w:top w:val="single" w:color="D9D9D9" w:sz="4" w:space="0"/>
-        <w:left w:val="single" w:color="D9D9D9" w:sz="4" w:space="0"/>
-        <w:bottom w:val="single" w:color="D9D9D9" w:sz="4" w:space="0"/>
-        <w:right w:val="single" w:color="D9D9D9" w:sz="4" w:space="0"/>
-        <w:insideH w:val="single" w:color="D9D9D9" w:sz="4" w:space="0"/>
-        <w:insideV w:val="single" w:color="D9D9D9" w:sz="4" w:space="0"/>
+        <w:top w:val="single" w:sz="4" w:space="0" w:color="D9D9D9"/>
+        <w:left w:val="single" w:sz="4" w:space="0" w:color="D9D9D9"/>
+        <w:bottom w:val="single" w:sz="4" w:space="0" w:color="D9D9D9"/>
+        <w:right w:val="single" w:sz="4" w:space="0" w:color="D9D9D9"/>
+        <w:insideH w:val="single" w:sz="4" w:space="0" w:color="D9D9D9"/>
+        <w:insideV w:val="single" w:sz="4" w:space="0" w:color="D9D9D9"/>
       </w:tblBorders>
     </w:tblPr>
     <w:tblStylePr w:type="firstRow">
@@ -22368,12 +22378,12 @@
       <w:shd w:val="clear" w:color="auto" w:fill="E1DFDD"/>
     </w:rPr>
   </w:style>
-  <w:style w:type="character" w:styleId="normaltextrun" w:customStyle="1">
+  <w:style w:type="character" w:customStyle="1" w:styleId="normaltextrun">
     <w:name w:val="normaltextrun"/>
     <w:basedOn w:val="Fuentedeprrafopredeter"/>
     <w:rsid w:val="00DC0A1F"/>
   </w:style>
-  <w:style w:type="character" w:styleId="eop" w:customStyle="1">
+  <w:style w:type="character" w:customStyle="1" w:styleId="eop">
     <w:name w:val="eop"/>
     <w:basedOn w:val="Fuentedeprrafopredeter"/>
     <w:rsid w:val="00DC0A1F"/>
@@ -22382,7 +22392,7 @@
 </file>
 
 <file path=word/theme/theme1.xml><?xml version="1.0" encoding="utf-8"?>
-<a:theme xmlns:a="http://schemas.openxmlformats.org/drawingml/2006/main" xmlns:thm15="http://schemas.microsoft.com/office/thememl/2012/main" name="Tema de Office">
+<a:theme xmlns:a="http://schemas.openxmlformats.org/drawingml/2006/main" name="Tema de Office">
   <a:themeElements>
     <a:clrScheme name="Office">
       <a:dk1>
@@ -22936,7 +22946,7 @@
 </file>
 
 <file path=customXml/itemProps1.xml><?xml version="1.0" encoding="utf-8"?>
-<ds:datastoreItem xmlns:ds="http://schemas.openxmlformats.org/officeDocument/2006/customXml" ds:itemID="{387936AD-862A-41D8-BBEF-9766D6777B9F}">
+<ds:datastoreItem xmlns:ds="http://schemas.openxmlformats.org/officeDocument/2006/customXml" ds:itemID="{40368992-50F0-4E9D-9966-B53EB0751CEC}">
   <ds:schemaRefs>
     <ds:schemaRef ds:uri="http://schemas.openxmlformats.org/officeDocument/2006/bibliography"/>
   </ds:schemaRefs>
@@ -22944,13 +22954,13 @@
 </file>
 
 <file path=customXml/itemProps2.xml><?xml version="1.0" encoding="utf-8"?>
-<ds:datastoreItem xmlns:ds="http://schemas.openxmlformats.org/officeDocument/2006/customXml" ds:itemID="{674382EE-A48C-44EB-83EE-6B677B752368}"/>
+<ds:datastoreItem xmlns:ds="http://schemas.openxmlformats.org/officeDocument/2006/customXml" ds:itemID="{9870D661-B42C-4A9E-B985-CF97CF647965}"/>
 </file>
 
 <file path=customXml/itemProps3.xml><?xml version="1.0" encoding="utf-8"?>
-<ds:datastoreItem xmlns:ds="http://schemas.openxmlformats.org/officeDocument/2006/customXml" ds:itemID="{16616CF6-EE38-48BE-84ED-4FE247AD8C64}"/>
+<ds:datastoreItem xmlns:ds="http://schemas.openxmlformats.org/officeDocument/2006/customXml" ds:itemID="{F9CC54B7-5151-4A7A-BAA2-2823110EE65B}"/>
 </file>
 
 <file path=customXml/itemProps4.xml><?xml version="1.0" encoding="utf-8"?>
-<ds:datastoreItem xmlns:ds="http://schemas.openxmlformats.org/officeDocument/2006/customXml" ds:itemID="{415545D7-B17F-4D4C-AF44-3D91185B922E}"/>
+<ds:datastoreItem xmlns:ds="http://schemas.openxmlformats.org/officeDocument/2006/customXml" ds:itemID="{6B4834B8-347C-432A-9C14-E9595A4F106D}"/>
 </file>
--- a/fuentes/228145_CF1_DU.docx
+++ b/fuentes/228145_CF1_DU.docx
@@ -213,7 +213,7 @@
               </wp:anchor>
             </w:drawing>
           </mc:Choice>
-          <mc:Fallback xmlns:w16sdtdh="http://schemas.microsoft.com/office/word/2020/wordml/sdtdatahash" xmlns:w16="http://schemas.microsoft.com/office/word/2018/wordml" xmlns:w16cex="http://schemas.microsoft.com/office/word/2018/wordml/cex">
+          <mc:Fallback xmlns:w16cex="http://schemas.microsoft.com/office/word/2018/wordml/cex" xmlns:w16="http://schemas.microsoft.com/office/word/2018/wordml" xmlns:w16sdtdh="http://schemas.microsoft.com/office/word/2020/wordml/sdtdatahash">
             <w:pict>
               <v:rect w14:anchorId="5C6229C9" id="Rectángulo 4" o:spid="_x0000_s1026" style="position:absolute;margin-left:-55.7pt;margin-top:29pt;width:613.85pt;height:204pt;z-index:-251659776;visibility:visible;mso-wrap-style:square;mso-width-percent:0;mso-height-percent:0;mso-wrap-distance-left:9pt;mso-wrap-distance-top:0;mso-wrap-distance-right:9pt;mso-wrap-distance-bottom:0;mso-position-horizontal:absolute;mso-position-horizontal-relative:text;mso-position-vertical:absolute;mso-position-vertical-relative:text;mso-width-percent:0;mso-height-percent:0;mso-width-relative:page;mso-height-relative:margin;v-text-anchor:middle" o:gfxdata="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" fillcolor="#00314d" stroked="f" strokeweight="1pt"/>
             </w:pict>
@@ -15308,6 +15308,12 @@
           <w:lang w:eastAsia="es-CO"/>
         </w:rPr>
         <w:t xml:space="preserve">, equipo de desarrollo y analista— destacando la relevancia de la comunicación, la coordinación y las habilidades humanas, así como la necesidad de un aprendizaje continuo para enfrentar la evolución constante de la ingeniería de software y mantener </w:t>
+      </w:r>
+      <w:r>
+        <w:rPr>
+          <w:lang w:eastAsia="es-CO"/>
+        </w:rPr>
+        <w:t xml:space="preserve">al </w:t>
       </w:r>
       <w:r>
         <w:rPr>
@@ -22946,7 +22952,7 @@
 </file>
 
 <file path=customXml/itemProps1.xml><?xml version="1.0" encoding="utf-8"?>
-<ds:datastoreItem xmlns:ds="http://schemas.openxmlformats.org/officeDocument/2006/customXml" ds:itemID="{40368992-50F0-4E9D-9966-B53EB0751CEC}">
+<ds:datastoreItem xmlns:ds="http://schemas.openxmlformats.org/officeDocument/2006/customXml" ds:itemID="{5F7F3B41-C36B-48BB-869F-FAD8334E9A4E}">
   <ds:schemaRefs>
     <ds:schemaRef ds:uri="http://schemas.openxmlformats.org/officeDocument/2006/bibliography"/>
   </ds:schemaRefs>
@@ -22954,13 +22960,13 @@
 </file>
 
 <file path=customXml/itemProps2.xml><?xml version="1.0" encoding="utf-8"?>
-<ds:datastoreItem xmlns:ds="http://schemas.openxmlformats.org/officeDocument/2006/customXml" ds:itemID="{9870D661-B42C-4A9E-B985-CF97CF647965}"/>
+<ds:datastoreItem xmlns:ds="http://schemas.openxmlformats.org/officeDocument/2006/customXml" ds:itemID="{C0E0C82A-D9D4-4641-B18B-837977377BF7}"/>
 </file>
 
 <file path=customXml/itemProps3.xml><?xml version="1.0" encoding="utf-8"?>
-<ds:datastoreItem xmlns:ds="http://schemas.openxmlformats.org/officeDocument/2006/customXml" ds:itemID="{F9CC54B7-5151-4A7A-BAA2-2823110EE65B}"/>
+<ds:datastoreItem xmlns:ds="http://schemas.openxmlformats.org/officeDocument/2006/customXml" ds:itemID="{933FCCC6-B02F-4A23-829C-C2DBA084BEED}"/>
 </file>
 
 <file path=customXml/itemProps4.xml><?xml version="1.0" encoding="utf-8"?>
-<ds:datastoreItem xmlns:ds="http://schemas.openxmlformats.org/officeDocument/2006/customXml" ds:itemID="{6B4834B8-347C-432A-9C14-E9595A4F106D}"/>
+<ds:datastoreItem xmlns:ds="http://schemas.openxmlformats.org/officeDocument/2006/customXml" ds:itemID="{03CFA62E-0E65-4246-8117-1654EF71D8CF}"/>
 </file>